--- a/research/paper/source-docx/ADGL_Appendix_D_Reference_Toolkit_and_Evaluation_v0.9.docx
+++ b/research/paper/source-docx/ADGL_Appendix_D_Reference_Toolkit_and_Evaluation_v0.9.docx
@@ -4,86 +4,136 @@
   <w:body>
     <w:p>
       <w:pPr>
-        <w:pStyle w:val="Title"/>
+        <w:spacing w:after="160"/>
         <w:jc w:val="center"/>
       </w:pPr>
       <w:r>
+        <w:rPr>
+          <w:rFonts w:ascii="Arial" w:hAnsi="Arial"/>
+          <w:b/>
+          <w:sz w:val="34"/>
+        </w:rPr>
         <w:t>ADGL Appendix D - Reference Toolkit, Conformance, and Evaluation</w:t>
       </w:r>
     </w:p>
     <w:p>
       <w:pPr>
+        <w:spacing w:after="40"/>
         <w:jc w:val="center"/>
       </w:pPr>
       <w:r>
+        <w:rPr>
+          <w:rFonts w:ascii="Times New Roman" w:hAnsi="Times New Roman"/>
+          <w:b/>
+          <w:sz w:val="23"/>
+        </w:rPr>
         <w:t>GBSN Research</w:t>
       </w:r>
     </w:p>
     <w:p>
       <w:pPr>
+        <w:spacing w:after="40"/>
         <w:jc w:val="center"/>
       </w:pPr>
       <w:r>
-        <w:t>Lisbon, Portugal | Correspondence: www.gbsnresearch.com (use Contacts)</w:t>
+        <w:t>Lisbon, Portugal | Correspondence: publications@gbsnresearch.com</w:t>
       </w:r>
     </w:p>
     <w:p>
       <w:pPr>
+        <w:spacing w:after="200"/>
         <w:jc w:val="center"/>
       </w:pPr>
       <w:r>
-        <w:t>Reference Toolkit 0.5.0 | Research Release 0.4.0</w:t>
+        <w:rPr>
+          <w:i/>
+          <w:color w:val="505050"/>
+          <w:sz w:val="18"/>
+        </w:rPr>
+        <w:t>Academic preprint edition | Public Research Release 0.4.3</w:t>
       </w:r>
     </w:p>
     <w:p>
-      <w:r/>
-    </w:p>
-    <w:p>
       <w:pPr>
-        <w:pStyle w:val="Heading1"/>
+        <w:spacing w:after="100" w:line="269" w:lineRule="auto"/>
       </w:pPr>
       <w:r>
-        <w:t>D.1 PURPOSE AND SCOPE</w:t>
-      </w:r>
-    </w:p>
-    <w:p>
-      <w:r>
-        <w:t>The ADGL Reference Toolkit is an executable research artifact, not a production governance service. It implements deterministic semantics sufficient to inspect, test, and falsify the proposed architecture. It contains no foundation model and performs no live enterprise action.</w:t>
+        <w:t>Paper-evaluated Toolkit 0.5.0 | Current Public Toolkit 0.5.3 | Public Distribution 0.4.3</w:t>
       </w:r>
     </w:p>
     <w:p>
       <w:pPr>
         <w:pStyle w:val="Heading1"/>
+        <w:keepNext/>
+        <w:spacing w:before="240" w:after="80"/>
       </w:pPr>
       <w:r>
-        <w:t>D.2 REPOSITORY STRUCTURE</w:t>
+        <w:t>D.1 Purpose and Scope</w:t>
       </w:r>
     </w:p>
     <w:p>
+      <w:pPr>
+        <w:spacing w:after="100" w:line="269" w:lineRule="auto"/>
+        <w:ind w:firstLine="312"/>
+      </w:pPr>
       <w:r>
-        <w:t>adgl/              core engine, pipeline engine, analysis, consequence, audit</w:t>
-        <w:br/>
-        <w:t>schemas/           core/pipeline policy, knowledge, model, analysis-result, action, grant, profile</w:t>
-        <w:br/>
-        <w:t>examples/          eight reference cases</w:t>
-        <w:br/>
-        <w:t>profiles/          illustrative non-normative domain profiles</w:t>
-        <w:br/>
-        <w:t>conformance/       executable results</w:t>
-        <w:br/>
-        <w:t>benchmarks/        reproducible benchmark harness and results</w:t>
-        <w:br/>
-        <w:t>docs/              semantics, profiles, threat model, implementation status</w:t>
-        <w:br/>
-        <w:t>tests/             automated software tests</w:t>
+        <w:t>The ADGL Reference Toolkit is an executable research artifact intended to make the proposed semantic architecture inspectable, falsifiable, and reproducible. It is not a production governance service, does not contain a foundation model, does not retrieve enterprise data, and does not execute live external actions. Its role is to encode reference semantics, machine-readable schemas, test fixtures, conformance checks, and deterministic benchmark workloads.</w:t>
       </w:r>
     </w:p>
     <w:p>
       <w:pPr>
         <w:pStyle w:val="Heading1"/>
+        <w:keepNext/>
+        <w:spacing w:before="240" w:after="80"/>
       </w:pPr>
       <w:r>
-        <w:t>D.3 IMPLEMENTATION STATUS</w:t>
+        <w:t>D.2 Version Relationship</w:t>
+      </w:r>
+    </w:p>
+    <w:p>
+      <w:pPr>
+        <w:spacing w:after="100" w:line="269" w:lineRule="auto"/>
+        <w:ind w:firstLine="312"/>
+      </w:pPr>
+      <w:r>
+        <w:t>Two implementation states must be distinguished. The v0.9 paper evaluated Reference Toolkit 0.5.0 and its 25 published normative conformance checks. The current public toolkit, 0.5.3, preserves that paper-era normative suite and adds 11 candidate execution-integrity checks (C26-C36) discovered during subsequent implementation hardening. Those candidate checks are evidence for the next specification revision; they are not retroactively represented as normative requirements of Core Semantic Specification 0.3.0.</w:t>
+      </w:r>
+    </w:p>
+    <w:p>
+      <w:pPr>
+        <w:pStyle w:val="Heading1"/>
+        <w:keepNext/>
+        <w:spacing w:before="240" w:after="80"/>
+      </w:pPr>
+      <w:r>
+        <w:t>D.3 Repository Structure and Implementation Status</w:t>
+      </w:r>
+    </w:p>
+    <w:p>
+      <w:pPr>
+        <w:spacing w:after="140" w:line="240" w:lineRule="auto"/>
+        <w:ind w:left="283" w:right="283"/>
+      </w:pPr>
+      <w:r>
+        <w:rPr>
+          <w:rFonts w:ascii="Liberation Mono" w:hAnsi="Liberation Mono"/>
+          <w:sz w:val="17"/>
+        </w:rPr>
+        <w:t>adgl/              core and pipeline engines, analysis, consequence, audit</w:t>
+        <w:br/>
+        <w:t>schemas/           policy, knowledge, model, analysis-result, action, grant, profile</w:t>
+        <w:br/>
+        <w:t>examples/          eight executable reference cases</w:t>
+        <w:br/>
+        <w:t>profiles/          illustrative non-normative governance profiles</w:t>
+        <w:br/>
+        <w:t>conformance/       normative and candidate executable results</w:t>
+        <w:br/>
+        <w:t>benchmarks/        reproducible deterministic benchmark harness and results</w:t>
+        <w:br/>
+        <w:t>docs/              semantics, threat model, profiles, implementation status</w:t>
+        <w:br/>
+        <w:t>tests/             software regression tests</w:t>
       </w:r>
     </w:p>
     <w:tbl>
@@ -94,20 +144,30 @@
         <w:tblLook w:firstColumn="1" w:firstRow="1" w:lastColumn="0" w:lastRow="0" w:noHBand="0" w:noVBand="1" w:val="04A0"/>
       </w:tblPr>
       <w:tblGrid>
-        <w:gridCol w:w="5170"/>
-        <w:gridCol w:w="5170"/>
+        <w:gridCol w:w="4734"/>
+        <w:gridCol w:w="4734"/>
       </w:tblGrid>
       <w:tr>
         <w:trPr>
           <w:tblHeader w:val="true"/>
+          <w:tblHeader w:val="true"/>
         </w:trPr>
         <w:tc>
           <w:tcPr>
-            <w:tcW w:type="dxa" w:w="5170"/>
-            <w:shd w:fill="EDEDED"/>
+            <w:tcW w:type="dxa" w:w="4535"/>
+            <w:shd w:fill="E7E6E6"/>
+            <w:tcMar>
+              <w:top w:w="70" w:type="dxa"/>
+              <w:start w:w="80" w:type="dxa"/>
+              <w:bottom w:w="70" w:type="dxa"/>
+              <w:end w:w="80" w:type="dxa"/>
+            </w:tcMar>
             <w:vAlign w:val="center"/>
           </w:tcPr>
           <w:p>
+            <w:pPr>
+              <w:spacing w:after="0"/>
+            </w:pPr>
             <w:r>
               <w:rPr>
                 <w:b/>
@@ -119,28 +179,49 @@
         </w:tc>
         <w:tc>
           <w:tcPr>
-            <w:tcW w:type="dxa" w:w="5170"/>
-            <w:shd w:fill="EDEDED"/>
+            <w:tcW w:type="dxa" w:w="4535"/>
+            <w:shd w:fill="E7E6E6"/>
+            <w:tcMar>
+              <w:top w:w="70" w:type="dxa"/>
+              <w:start w:w="80" w:type="dxa"/>
+              <w:bottom w:w="70" w:type="dxa"/>
+              <w:end w:w="80" w:type="dxa"/>
+            </w:tcMar>
             <w:vAlign w:val="center"/>
           </w:tcPr>
           <w:p>
+            <w:pPr>
+              <w:spacing w:after="0"/>
+            </w:pPr>
             <w:r>
               <w:rPr>
                 <w:b/>
                 <w:sz w:val="16"/>
               </w:rPr>
-              <w:t>Status</w:t>
+              <w:t>Toolkit 0.5.3 status</w:t>
             </w:r>
           </w:p>
         </w:tc>
       </w:tr>
       <w:tr>
+        <w:trPr>
+          <w:cantSplit/>
+        </w:trPr>
         <w:tc>
           <w:tcPr>
-            <w:tcW w:type="dxa" w:w="5170"/>
-            <w:vAlign w:val="center"/>
+            <w:tcW w:type="dxa" w:w="4535"/>
+            <w:tcMar>
+              <w:top w:w="70" w:type="dxa"/>
+              <w:start w:w="80" w:type="dxa"/>
+              <w:bottom w:w="70" w:type="dxa"/>
+              <w:end w:w="80" w:type="dxa"/>
+            </w:tcMar>
+            <w:vAlign w:val="top"/>
           </w:tcPr>
           <w:p>
+            <w:pPr>
+              <w:spacing w:after="0" w:line="240" w:lineRule="auto"/>
+            </w:pPr>
             <w:r>
               <w:rPr>
                 <w:sz w:val="16"/>
@@ -151,10 +232,19 @@
         </w:tc>
         <w:tc>
           <w:tcPr>
-            <w:tcW w:type="dxa" w:w="5170"/>
-            <w:vAlign w:val="center"/>
+            <w:tcW w:type="dxa" w:w="4535"/>
+            <w:tcMar>
+              <w:top w:w="70" w:type="dxa"/>
+              <w:start w:w="80" w:type="dxa"/>
+              <w:bottom w:w="70" w:type="dxa"/>
+              <w:end w:w="80" w:type="dxa"/>
+            </w:tcMar>
+            <w:vAlign w:val="top"/>
           </w:tcPr>
           <w:p>
+            <w:pPr>
+              <w:spacing w:after="0" w:line="240" w:lineRule="auto"/>
+            </w:pPr>
             <w:r>
               <w:rPr>
                 <w:sz w:val="16"/>
@@ -165,12 +255,24 @@
         </w:tc>
       </w:tr>
       <w:tr>
+        <w:trPr>
+          <w:cantSplit/>
+        </w:trPr>
         <w:tc>
           <w:tcPr>
-            <w:tcW w:type="dxa" w:w="5170"/>
-            <w:vAlign w:val="center"/>
+            <w:tcW w:type="dxa" w:w="4535"/>
+            <w:tcMar>
+              <w:top w:w="70" w:type="dxa"/>
+              <w:start w:w="80" w:type="dxa"/>
+              <w:bottom w:w="70" w:type="dxa"/>
+              <w:end w:w="80" w:type="dxa"/>
+            </w:tcMar>
+            <w:vAlign w:val="top"/>
           </w:tcPr>
           <w:p>
+            <w:pPr>
+              <w:spacing w:after="0" w:line="240" w:lineRule="auto"/>
+            </w:pPr>
             <w:r>
               <w:rPr>
                 <w:sz w:val="16"/>
@@ -181,10 +283,19 @@
         </w:tc>
         <w:tc>
           <w:tcPr>
-            <w:tcW w:type="dxa" w:w="5170"/>
-            <w:vAlign w:val="center"/>
+            <w:tcW w:type="dxa" w:w="4535"/>
+            <w:tcMar>
+              <w:top w:w="70" w:type="dxa"/>
+              <w:start w:w="80" w:type="dxa"/>
+              <w:bottom w:w="70" w:type="dxa"/>
+              <w:end w:w="80" w:type="dxa"/>
+            </w:tcMar>
+            <w:vAlign w:val="top"/>
           </w:tcPr>
           <w:p>
+            <w:pPr>
+              <w:spacing w:after="0" w:line="240" w:lineRule="auto"/>
+            </w:pPr>
             <w:r>
               <w:rPr>
                 <w:sz w:val="16"/>
@@ -195,12 +306,24 @@
         </w:tc>
       </w:tr>
       <w:tr>
+        <w:trPr>
+          <w:cantSplit/>
+        </w:trPr>
         <w:tc>
           <w:tcPr>
-            <w:tcW w:type="dxa" w:w="5170"/>
-            <w:vAlign w:val="center"/>
+            <w:tcW w:type="dxa" w:w="4535"/>
+            <w:tcMar>
+              <w:top w:w="70" w:type="dxa"/>
+              <w:start w:w="80" w:type="dxa"/>
+              <w:bottom w:w="70" w:type="dxa"/>
+              <w:end w:w="80" w:type="dxa"/>
+            </w:tcMar>
+            <w:vAlign w:val="top"/>
           </w:tcPr>
           <w:p>
+            <w:pPr>
+              <w:spacing w:after="0" w:line="240" w:lineRule="auto"/>
+            </w:pPr>
             <w:r>
               <w:rPr>
                 <w:sz w:val="16"/>
@@ -211,10 +334,19 @@
         </w:tc>
         <w:tc>
           <w:tcPr>
-            <w:tcW w:type="dxa" w:w="5170"/>
-            <w:vAlign w:val="center"/>
+            <w:tcW w:type="dxa" w:w="4535"/>
+            <w:tcMar>
+              <w:top w:w="70" w:type="dxa"/>
+              <w:start w:w="80" w:type="dxa"/>
+              <w:bottom w:w="70" w:type="dxa"/>
+              <w:end w:w="80" w:type="dxa"/>
+            </w:tcMar>
+            <w:vAlign w:val="top"/>
           </w:tcPr>
           <w:p>
+            <w:pPr>
+              <w:spacing w:after="0" w:line="240" w:lineRule="auto"/>
+            </w:pPr>
             <w:r>
               <w:rPr>
                 <w:sz w:val="16"/>
@@ -225,12 +357,24 @@
         </w:tc>
       </w:tr>
       <w:tr>
+        <w:trPr>
+          <w:cantSplit/>
+        </w:trPr>
         <w:tc>
           <w:tcPr>
-            <w:tcW w:type="dxa" w:w="5170"/>
-            <w:vAlign w:val="center"/>
+            <w:tcW w:type="dxa" w:w="4535"/>
+            <w:tcMar>
+              <w:top w:w="70" w:type="dxa"/>
+              <w:start w:w="80" w:type="dxa"/>
+              <w:bottom w:w="70" w:type="dxa"/>
+              <w:end w:w="80" w:type="dxa"/>
+            </w:tcMar>
+            <w:vAlign w:val="top"/>
           </w:tcPr>
           <w:p>
+            <w:pPr>
+              <w:spacing w:after="0" w:line="240" w:lineRule="auto"/>
+            </w:pPr>
             <w:r>
               <w:rPr>
                 <w:sz w:val="16"/>
@@ -241,10 +385,19 @@
         </w:tc>
         <w:tc>
           <w:tcPr>
-            <w:tcW w:type="dxa" w:w="5170"/>
-            <w:vAlign w:val="center"/>
+            <w:tcW w:type="dxa" w:w="4535"/>
+            <w:tcMar>
+              <w:top w:w="70" w:type="dxa"/>
+              <w:start w:w="80" w:type="dxa"/>
+              <w:bottom w:w="70" w:type="dxa"/>
+              <w:end w:w="80" w:type="dxa"/>
+            </w:tcMar>
+            <w:vAlign w:val="top"/>
           </w:tcPr>
           <w:p>
+            <w:pPr>
+              <w:spacing w:after="0" w:line="240" w:lineRule="auto"/>
+            </w:pPr>
             <w:r>
               <w:rPr>
                 <w:sz w:val="16"/>
@@ -255,12 +408,24 @@
         </w:tc>
       </w:tr>
       <w:tr>
+        <w:trPr>
+          <w:cantSplit/>
+        </w:trPr>
         <w:tc>
           <w:tcPr>
-            <w:tcW w:type="dxa" w:w="5170"/>
-            <w:vAlign w:val="center"/>
+            <w:tcW w:type="dxa" w:w="4535"/>
+            <w:tcMar>
+              <w:top w:w="70" w:type="dxa"/>
+              <w:start w:w="80" w:type="dxa"/>
+              <w:bottom w:w="70" w:type="dxa"/>
+              <w:end w:w="80" w:type="dxa"/>
+            </w:tcMar>
+            <w:vAlign w:val="top"/>
           </w:tcPr>
           <w:p>
+            <w:pPr>
+              <w:spacing w:after="0" w:line="240" w:lineRule="auto"/>
+            </w:pPr>
             <w:r>
               <w:rPr>
                 <w:sz w:val="16"/>
@@ -271,10 +436,223 @@
         </w:tc>
         <w:tc>
           <w:tcPr>
-            <w:tcW w:type="dxa" w:w="5170"/>
-            <w:vAlign w:val="center"/>
+            <w:tcW w:type="dxa" w:w="4535"/>
+            <w:tcMar>
+              <w:top w:w="70" w:type="dxa"/>
+              <w:start w:w="80" w:type="dxa"/>
+              <w:bottom w:w="70" w:type="dxa"/>
+              <w:end w:w="80" w:type="dxa"/>
+            </w:tcMar>
+            <w:vAlign w:val="top"/>
           </w:tcPr>
           <w:p>
+            <w:pPr>
+              <w:spacing w:after="0" w:line="240" w:lineRule="auto"/>
+            </w:pPr>
+            <w:r>
+              <w:rPr>
+                <w:sz w:val="16"/>
+              </w:rPr>
+              <w:t>Implemented base precedence</w:t>
+            </w:r>
+          </w:p>
+        </w:tc>
+      </w:tr>
+      <w:tr>
+        <w:trPr>
+          <w:cantSplit/>
+        </w:trPr>
+        <w:tc>
+          <w:tcPr>
+            <w:tcW w:type="dxa" w:w="4535"/>
+            <w:tcMar>
+              <w:top w:w="70" w:type="dxa"/>
+              <w:start w:w="80" w:type="dxa"/>
+              <w:bottom w:w="70" w:type="dxa"/>
+              <w:end w:w="80" w:type="dxa"/>
+            </w:tcMar>
+            <w:vAlign w:val="top"/>
+          </w:tcPr>
+          <w:p>
+            <w:pPr>
+              <w:spacing w:after="0" w:line="240" w:lineRule="auto"/>
+            </w:pPr>
+            <w:r>
+              <w:rPr>
+                <w:sz w:val="16"/>
+              </w:rPr>
+              <w:t>Three-stage pipeline policy validation</w:t>
+            </w:r>
+          </w:p>
+        </w:tc>
+        <w:tc>
+          <w:tcPr>
+            <w:tcW w:type="dxa" w:w="4535"/>
+            <w:tcMar>
+              <w:top w:w="70" w:type="dxa"/>
+              <w:start w:w="80" w:type="dxa"/>
+              <w:bottom w:w="70" w:type="dxa"/>
+              <w:end w:w="80" w:type="dxa"/>
+            </w:tcMar>
+            <w:vAlign w:val="top"/>
+          </w:tcPr>
+          <w:p>
+            <w:pPr>
+              <w:spacing w:after="0" w:line="240" w:lineRule="auto"/>
+            </w:pPr>
+            <w:r>
+              <w:rPr>
+                <w:sz w:val="16"/>
+              </w:rPr>
+              <w:t>Implemented schema + embedded core validation</w:t>
+            </w:r>
+          </w:p>
+        </w:tc>
+      </w:tr>
+      <w:tr>
+        <w:trPr>
+          <w:cantSplit/>
+        </w:trPr>
+        <w:tc>
+          <w:tcPr>
+            <w:tcW w:type="dxa" w:w="4535"/>
+            <w:tcMar>
+              <w:top w:w="70" w:type="dxa"/>
+              <w:start w:w="80" w:type="dxa"/>
+              <w:bottom w:w="70" w:type="dxa"/>
+              <w:end w:w="80" w:type="dxa"/>
+            </w:tcMar>
+            <w:vAlign w:val="top"/>
+          </w:tcPr>
+          <w:p>
+            <w:pPr>
+              <w:spacing w:after="0" w:line="240" w:lineRule="auto"/>
+            </w:pPr>
+            <w:r>
+              <w:rPr>
+                <w:sz w:val="16"/>
+              </w:rPr>
+              <w:t>Stage-qualified analytical transformations</w:t>
+            </w:r>
+          </w:p>
+        </w:tc>
+        <w:tc>
+          <w:tcPr>
+            <w:tcW w:type="dxa" w:w="4535"/>
+            <w:tcMar>
+              <w:top w:w="70" w:type="dxa"/>
+              <w:start w:w="80" w:type="dxa"/>
+              <w:bottom w:w="70" w:type="dxa"/>
+              <w:end w:w="80" w:type="dxa"/>
+            </w:tcMar>
+            <w:vAlign w:val="top"/>
+          </w:tcPr>
+          <w:p>
+            <w:pPr>
+              <w:spacing w:after="0" w:line="240" w:lineRule="auto"/>
+            </w:pPr>
+            <w:r>
+              <w:rPr>
+                <w:sz w:val="16"/>
+              </w:rPr>
+              <w:t>Partial; legacy collection operations retained in core engine</w:t>
+            </w:r>
+          </w:p>
+        </w:tc>
+      </w:tr>
+      <w:tr>
+        <w:trPr>
+          <w:cantSplit/>
+        </w:trPr>
+        <w:tc>
+          <w:tcPr>
+            <w:tcW w:type="dxa" w:w="4535"/>
+            <w:tcMar>
+              <w:top w:w="70" w:type="dxa"/>
+              <w:start w:w="80" w:type="dxa"/>
+              <w:bottom w:w="70" w:type="dxa"/>
+              <w:end w:w="80" w:type="dxa"/>
+            </w:tcMar>
+            <w:vAlign w:val="top"/>
+          </w:tcPr>
+          <w:p>
+            <w:pPr>
+              <w:spacing w:after="0" w:line="240" w:lineRule="auto"/>
+            </w:pPr>
+            <w:r>
+              <w:rPr>
+                <w:sz w:val="16"/>
+              </w:rPr>
+              <w:t>Pipeline-native model/region stage placement</w:t>
+            </w:r>
+          </w:p>
+        </w:tc>
+        <w:tc>
+          <w:tcPr>
+            <w:tcW w:type="dxa" w:w="4535"/>
+            <w:tcMar>
+              <w:top w:w="70" w:type="dxa"/>
+              <w:start w:w="80" w:type="dxa"/>
+              <w:bottom w:w="70" w:type="dxa"/>
+              <w:end w:w="80" w:type="dxa"/>
+            </w:tcMar>
+            <w:vAlign w:val="top"/>
+          </w:tcPr>
+          <w:p>
+            <w:pPr>
+              <w:spacing w:after="0" w:line="240" w:lineRule="auto"/>
+            </w:pPr>
+            <w:r>
+              <w:rPr>
+                <w:sz w:val="16"/>
+              </w:rPr>
+              <w:t>Partial; core-compatible routing reused</w:t>
+            </w:r>
+          </w:p>
+        </w:tc>
+      </w:tr>
+      <w:tr>
+        <w:trPr>
+          <w:cantSplit/>
+        </w:trPr>
+        <w:tc>
+          <w:tcPr>
+            <w:tcW w:type="dxa" w:w="4535"/>
+            <w:tcMar>
+              <w:top w:w="70" w:type="dxa"/>
+              <w:start w:w="80" w:type="dxa"/>
+              <w:bottom w:w="70" w:type="dxa"/>
+              <w:end w:w="80" w:type="dxa"/>
+            </w:tcMar>
+            <w:vAlign w:val="top"/>
+          </w:tcPr>
+          <w:p>
+            <w:pPr>
+              <w:spacing w:after="0" w:line="240" w:lineRule="auto"/>
+            </w:pPr>
+            <w:r>
+              <w:rPr>
+                <w:sz w:val="16"/>
+              </w:rPr>
+              <w:t>Analysis method allowlist</w:t>
+            </w:r>
+          </w:p>
+        </w:tc>
+        <w:tc>
+          <w:tcPr>
+            <w:tcW w:type="dxa" w:w="4535"/>
+            <w:tcMar>
+              <w:top w:w="70" w:type="dxa"/>
+              <w:start w:w="80" w:type="dxa"/>
+              <w:bottom w:w="70" w:type="dxa"/>
+              <w:end w:w="80" w:type="dxa"/>
+            </w:tcMar>
+            <w:vAlign w:val="top"/>
+          </w:tcPr>
+          <w:p>
+            <w:pPr>
+              <w:spacing w:after="0" w:line="240" w:lineRule="auto"/>
+            </w:pPr>
             <w:r>
               <w:rPr>
                 <w:sz w:val="16"/>
@@ -285,26 +663,47 @@
         </w:tc>
       </w:tr>
       <w:tr>
+        <w:trPr>
+          <w:cantSplit/>
+        </w:trPr>
         <w:tc>
           <w:tcPr>
-            <w:tcW w:type="dxa" w:w="5170"/>
-            <w:vAlign w:val="center"/>
+            <w:tcW w:type="dxa" w:w="4535"/>
+            <w:tcMar>
+              <w:top w:w="70" w:type="dxa"/>
+              <w:start w:w="80" w:type="dxa"/>
+              <w:bottom w:w="70" w:type="dxa"/>
+              <w:end w:w="80" w:type="dxa"/>
+            </w:tcMar>
+            <w:vAlign w:val="top"/>
           </w:tcPr>
           <w:p>
+            <w:pPr>
+              <w:spacing w:after="0" w:line="240" w:lineRule="auto"/>
+            </w:pPr>
             <w:r>
               <w:rPr>
                 <w:sz w:val="16"/>
               </w:rPr>
-              <w:t>Analysis method allowlist</w:t>
+              <w:t>Evidence sufficiency/corroboration</w:t>
             </w:r>
           </w:p>
         </w:tc>
         <w:tc>
           <w:tcPr>
-            <w:tcW w:type="dxa" w:w="5170"/>
-            <w:vAlign w:val="center"/>
+            <w:tcW w:type="dxa" w:w="4535"/>
+            <w:tcMar>
+              <w:top w:w="70" w:type="dxa"/>
+              <w:start w:w="80" w:type="dxa"/>
+              <w:bottom w:w="70" w:type="dxa"/>
+              <w:end w:w="80" w:type="dxa"/>
+            </w:tcMar>
+            <w:vAlign w:val="top"/>
           </w:tcPr>
           <w:p>
+            <w:pPr>
+              <w:spacing w:after="0" w:line="240" w:lineRule="auto"/>
+            </w:pPr>
             <w:r>
               <w:rPr>
                 <w:sz w:val="16"/>
@@ -315,26 +714,47 @@
         </w:tc>
       </w:tr>
       <w:tr>
+        <w:trPr>
+          <w:cantSplit/>
+        </w:trPr>
         <w:tc>
           <w:tcPr>
-            <w:tcW w:type="dxa" w:w="5170"/>
-            <w:vAlign w:val="center"/>
+            <w:tcW w:type="dxa" w:w="4535"/>
+            <w:tcMar>
+              <w:top w:w="70" w:type="dxa"/>
+              <w:start w:w="80" w:type="dxa"/>
+              <w:bottom w:w="70" w:type="dxa"/>
+              <w:end w:w="80" w:type="dxa"/>
+            </w:tcMar>
+            <w:vAlign w:val="top"/>
           </w:tcPr>
           <w:p>
+            <w:pPr>
+              <w:spacing w:after="0" w:line="240" w:lineRule="auto"/>
+            </w:pPr>
             <w:r>
               <w:rPr>
                 <w:sz w:val="16"/>
               </w:rPr>
-              <w:t>Corroboration/evidence sufficiency</w:t>
+              <w:t>No-infer-missing</w:t>
             </w:r>
           </w:p>
         </w:tc>
         <w:tc>
           <w:tcPr>
-            <w:tcW w:type="dxa" w:w="5170"/>
-            <w:vAlign w:val="center"/>
+            <w:tcW w:type="dxa" w:w="4535"/>
+            <w:tcMar>
+              <w:top w:w="70" w:type="dxa"/>
+              <w:start w:w="80" w:type="dxa"/>
+              <w:bottom w:w="70" w:type="dxa"/>
+              <w:end w:w="80" w:type="dxa"/>
+            </w:tcMar>
+            <w:vAlign w:val="top"/>
           </w:tcPr>
           <w:p>
+            <w:pPr>
+              <w:spacing w:after="0" w:line="240" w:lineRule="auto"/>
+            </w:pPr>
             <w:r>
               <w:rPr>
                 <w:sz w:val="16"/>
@@ -345,26 +765,98 @@
         </w:tc>
       </w:tr>
       <w:tr>
+        <w:trPr>
+          <w:cantSplit/>
+        </w:trPr>
         <w:tc>
           <w:tcPr>
-            <w:tcW w:type="dxa" w:w="5170"/>
-            <w:vAlign w:val="center"/>
+            <w:tcW w:type="dxa" w:w="4535"/>
+            <w:tcMar>
+              <w:top w:w="70" w:type="dxa"/>
+              <w:start w:w="80" w:type="dxa"/>
+              <w:bottom w:w="70" w:type="dxa"/>
+              <w:end w:w="80" w:type="dxa"/>
+            </w:tcMar>
+            <w:vAlign w:val="top"/>
           </w:tcPr>
           <w:p>
+            <w:pPr>
+              <w:spacing w:after="0" w:line="240" w:lineRule="auto"/>
+            </w:pPr>
             <w:r>
               <w:rPr>
                 <w:sz w:val="16"/>
               </w:rPr>
-              <w:t>No-infer-missing</w:t>
+              <w:t>Human validation inside Analysis</w:t>
             </w:r>
           </w:p>
         </w:tc>
         <w:tc>
           <w:tcPr>
-            <w:tcW w:type="dxa" w:w="5170"/>
-            <w:vAlign w:val="center"/>
+            <w:tcW w:type="dxa" w:w="4535"/>
+            <w:tcMar>
+              <w:top w:w="70" w:type="dxa"/>
+              <w:start w:w="80" w:type="dxa"/>
+              <w:bottom w:w="70" w:type="dxa"/>
+              <w:end w:w="80" w:type="dxa"/>
+            </w:tcMar>
+            <w:vAlign w:val="top"/>
           </w:tcPr>
           <w:p>
+            <w:pPr>
+              <w:spacing w:after="0" w:line="240" w:lineRule="auto"/>
+            </w:pPr>
+            <w:r>
+              <w:rPr>
+                <w:sz w:val="16"/>
+              </w:rPr>
+              <w:t>Implemented basic gate</w:t>
+            </w:r>
+          </w:p>
+        </w:tc>
+      </w:tr>
+      <w:tr>
+        <w:trPr>
+          <w:cantSplit/>
+        </w:trPr>
+        <w:tc>
+          <w:tcPr>
+            <w:tcW w:type="dxa" w:w="4535"/>
+            <w:tcMar>
+              <w:top w:w="70" w:type="dxa"/>
+              <w:start w:w="80" w:type="dxa"/>
+              <w:bottom w:w="70" w:type="dxa"/>
+              <w:end w:w="80" w:type="dxa"/>
+            </w:tcMar>
+            <w:vAlign w:val="top"/>
+          </w:tcPr>
+          <w:p>
+            <w:pPr>
+              <w:spacing w:after="0" w:line="240" w:lineRule="auto"/>
+            </w:pPr>
+            <w:r>
+              <w:rPr>
+                <w:sz w:val="16"/>
+              </w:rPr>
+              <w:t>INFORM / DECIDE / ACT</w:t>
+            </w:r>
+          </w:p>
+        </w:tc>
+        <w:tc>
+          <w:tcPr>
+            <w:tcW w:type="dxa" w:w="4535"/>
+            <w:tcMar>
+              <w:top w:w="70" w:type="dxa"/>
+              <w:start w:w="80" w:type="dxa"/>
+              <w:bottom w:w="70" w:type="dxa"/>
+              <w:end w:w="80" w:type="dxa"/>
+            </w:tcMar>
+            <w:vAlign w:val="top"/>
+          </w:tcPr>
+          <w:p>
+            <w:pPr>
+              <w:spacing w:after="0" w:line="240" w:lineRule="auto"/>
+            </w:pPr>
             <w:r>
               <w:rPr>
                 <w:sz w:val="16"/>
@@ -375,102 +867,126 @@
         </w:tc>
       </w:tr>
       <w:tr>
+        <w:trPr>
+          <w:cantSplit/>
+        </w:trPr>
         <w:tc>
           <w:tcPr>
-            <w:tcW w:type="dxa" w:w="5170"/>
-            <w:vAlign w:val="center"/>
+            <w:tcW w:type="dxa" w:w="4535"/>
+            <w:tcMar>
+              <w:top w:w="70" w:type="dxa"/>
+              <w:start w:w="80" w:type="dxa"/>
+              <w:bottom w:w="70" w:type="dxa"/>
+              <w:end w:w="80" w:type="dxa"/>
+            </w:tcMar>
+            <w:vAlign w:val="top"/>
           </w:tcPr>
           <w:p>
+            <w:pPr>
+              <w:spacing w:after="0" w:line="240" w:lineRule="auto"/>
+            </w:pPr>
             <w:r>
               <w:rPr>
                 <w:sz w:val="16"/>
               </w:rPr>
-              <w:t>Human validation inside Analysis</w:t>
+              <w:t>Human decision ownership / DECIDE -&gt; ACT</w:t>
             </w:r>
           </w:p>
         </w:tc>
         <w:tc>
           <w:tcPr>
-            <w:tcW w:type="dxa" w:w="5170"/>
-            <w:vAlign w:val="center"/>
+            <w:tcW w:type="dxa" w:w="4535"/>
+            <w:tcMar>
+              <w:top w:w="70" w:type="dxa"/>
+              <w:start w:w="80" w:type="dxa"/>
+              <w:bottom w:w="70" w:type="dxa"/>
+              <w:end w:w="80" w:type="dxa"/>
+            </w:tcMar>
+            <w:vAlign w:val="top"/>
           </w:tcPr>
           <w:p>
+            <w:pPr>
+              <w:spacing w:after="0" w:line="240" w:lineRule="auto"/>
+            </w:pPr>
             <w:r>
               <w:rPr>
                 <w:sz w:val="16"/>
               </w:rPr>
-              <w:t>Implemented basic gate</w:t>
+              <w:t>Implemented reference representation and transition</w:t>
             </w:r>
           </w:p>
         </w:tc>
       </w:tr>
       <w:tr>
+        <w:trPr>
+          <w:cantSplit/>
+        </w:trPr>
         <w:tc>
           <w:tcPr>
-            <w:tcW w:type="dxa" w:w="5170"/>
-            <w:vAlign w:val="center"/>
+            <w:tcW w:type="dxa" w:w="4535"/>
+            <w:tcMar>
+              <w:top w:w="70" w:type="dxa"/>
+              <w:start w:w="80" w:type="dxa"/>
+              <w:bottom w:w="70" w:type="dxa"/>
+              <w:end w:w="80" w:type="dxa"/>
+            </w:tcMar>
+            <w:vAlign w:val="top"/>
           </w:tcPr>
           <w:p>
+            <w:pPr>
+              <w:spacing w:after="0" w:line="240" w:lineRule="auto"/>
+            </w:pPr>
             <w:r>
               <w:rPr>
                 <w:sz w:val="16"/>
               </w:rPr>
-              <w:t>INFORM / DECIDE / ACT</w:t>
+              <w:t>Mandatory approval-required gate</w:t>
             </w:r>
           </w:p>
         </w:tc>
         <w:tc>
           <w:tcPr>
-            <w:tcW w:type="dxa" w:w="5170"/>
-            <w:vAlign w:val="center"/>
+            <w:tcW w:type="dxa" w:w="4535"/>
+            <w:tcMar>
+              <w:top w:w="70" w:type="dxa"/>
+              <w:start w:w="80" w:type="dxa"/>
+              <w:bottom w:w="70" w:type="dxa"/>
+              <w:end w:w="80" w:type="dxa"/>
+            </w:tcMar>
+            <w:vAlign w:val="top"/>
           </w:tcPr>
           <w:p>
+            <w:pPr>
+              <w:spacing w:after="0" w:line="240" w:lineRule="auto"/>
+            </w:pPr>
             <w:r>
               <w:rPr>
                 <w:sz w:val="16"/>
               </w:rPr>
-              <w:t>Implemented</w:t>
+              <w:t>Implemented as candidate integrity behavior</w:t>
             </w:r>
           </w:p>
         </w:tc>
       </w:tr>
       <w:tr>
+        <w:trPr>
+          <w:cantSplit/>
+        </w:trPr>
         <w:tc>
           <w:tcPr>
-            <w:tcW w:type="dxa" w:w="5170"/>
-            <w:vAlign w:val="center"/>
+            <w:tcW w:type="dxa" w:w="4535"/>
+            <w:tcMar>
+              <w:top w:w="70" w:type="dxa"/>
+              <w:start w:w="80" w:type="dxa"/>
+              <w:bottom w:w="70" w:type="dxa"/>
+              <w:end w:w="80" w:type="dxa"/>
+            </w:tcMar>
+            <w:vAlign w:val="top"/>
           </w:tcPr>
           <w:p>
-            <w:r>
-              <w:rPr>
-                <w:sz w:val="16"/>
-              </w:rPr>
-              <w:t>DECIDE -&gt; ACT</w:t>
-            </w:r>
-          </w:p>
-        </w:tc>
-        <w:tc>
-          <w:tcPr>
-            <w:tcW w:type="dxa" w:w="5170"/>
-            <w:vAlign w:val="center"/>
-          </w:tcPr>
-          <w:p>
-            <w:r>
-              <w:rPr>
-                <w:sz w:val="16"/>
-              </w:rPr>
-              <w:t>Implemented</w:t>
-            </w:r>
-          </w:p>
-        </w:tc>
-      </w:tr>
-      <w:tr>
-        <w:tc>
-          <w:tcPr>
-            <w:tcW w:type="dxa" w:w="5170"/>
-            <w:vAlign w:val="center"/>
-          </w:tcPr>
-          <w:p>
+            <w:pPr>
+              <w:spacing w:after="0" w:line="240" w:lineRule="auto"/>
+            </w:pPr>
             <w:r>
               <w:rPr>
                 <w:sz w:val="16"/>
@@ -481,23 +997,47 @@
         </w:tc>
         <w:tc>
           <w:tcPr>
-            <w:tcW w:type="dxa" w:w="5170"/>
-            <w:vAlign w:val="center"/>
+            <w:tcW w:type="dxa" w:w="4535"/>
+            <w:tcMar>
+              <w:top w:w="70" w:type="dxa"/>
+              <w:start w:w="80" w:type="dxa"/>
+              <w:bottom w:w="70" w:type="dxa"/>
+              <w:end w:w="80" w:type="dxa"/>
+            </w:tcMar>
+            <w:vAlign w:val="top"/>
           </w:tcPr>
           <w:p>
+            <w:pPr>
+              <w:spacing w:after="0" w:line="240" w:lineRule="auto"/>
+            </w:pPr>
             <w:r>
-              <w:t>Implemented basic action/case/value/expiry checks</w:t>
+              <w:rPr>
+                <w:sz w:val="16"/>
+              </w:rPr>
+              <w:t>Implemented reference type/case/value/expiry/quota checks</w:t>
             </w:r>
           </w:p>
         </w:tc>
       </w:tr>
       <w:tr>
+        <w:trPr>
+          <w:cantSplit/>
+        </w:trPr>
         <w:tc>
           <w:tcPr>
-            <w:tcW w:type="dxa" w:w="5170"/>
-            <w:vAlign w:val="center"/>
+            <w:tcW w:type="dxa" w:w="4535"/>
+            <w:tcMar>
+              <w:top w:w="70" w:type="dxa"/>
+              <w:start w:w="80" w:type="dxa"/>
+              <w:bottom w:w="70" w:type="dxa"/>
+              <w:end w:w="80" w:type="dxa"/>
+            </w:tcMar>
+            <w:vAlign w:val="top"/>
           </w:tcPr>
           <w:p>
+            <w:pPr>
+              <w:spacing w:after="0" w:line="240" w:lineRule="auto"/>
+            </w:pPr>
             <w:r>
               <w:rPr>
                 <w:sz w:val="16"/>
@@ -508,26 +1048,47 @@
         </w:tc>
         <w:tc>
           <w:tcPr>
-            <w:tcW w:type="dxa" w:w="5170"/>
-            <w:vAlign w:val="center"/>
+            <w:tcW w:type="dxa" w:w="4535"/>
+            <w:tcMar>
+              <w:top w:w="70" w:type="dxa"/>
+              <w:start w:w="80" w:type="dxa"/>
+              <w:bottom w:w="70" w:type="dxa"/>
+              <w:end w:w="80" w:type="dxa"/>
+            </w:tcMar>
+            <w:vAlign w:val="top"/>
           </w:tcPr>
           <w:p>
+            <w:pPr>
+              <w:spacing w:after="0" w:line="240" w:lineRule="auto"/>
+            </w:pPr>
             <w:r>
               <w:rPr>
                 <w:sz w:val="16"/>
               </w:rPr>
-              <w:t>Not implemented; external integration</w:t>
+              <w:t>Not implemented; external integration boundary</w:t>
             </w:r>
           </w:p>
         </w:tc>
       </w:tr>
       <w:tr>
+        <w:trPr>
+          <w:cantSplit/>
+        </w:trPr>
         <w:tc>
           <w:tcPr>
-            <w:tcW w:type="dxa" w:w="5170"/>
-            <w:vAlign w:val="center"/>
+            <w:tcW w:type="dxa" w:w="4535"/>
+            <w:tcMar>
+              <w:top w:w="70" w:type="dxa"/>
+              <w:start w:w="80" w:type="dxa"/>
+              <w:bottom w:w="70" w:type="dxa"/>
+              <w:end w:w="80" w:type="dxa"/>
+            </w:tcMar>
+            <w:vAlign w:val="top"/>
           </w:tcPr>
           <w:p>
+            <w:pPr>
+              <w:spacing w:after="0" w:line="240" w:lineRule="auto"/>
+            </w:pPr>
             <w:r>
               <w:rPr>
                 <w:sz w:val="16"/>
@@ -538,111 +1099,75 @@
         </w:tc>
         <w:tc>
           <w:tcPr>
-            <w:tcW w:type="dxa" w:w="5170"/>
-            <w:vAlign w:val="center"/>
+            <w:tcW w:type="dxa" w:w="4535"/>
+            <w:tcMar>
+              <w:top w:w="70" w:type="dxa"/>
+              <w:start w:w="80" w:type="dxa"/>
+              <w:bottom w:w="70" w:type="dxa"/>
+              <w:end w:w="80" w:type="dxa"/>
+            </w:tcMar>
+            <w:vAlign w:val="top"/>
           </w:tcPr>
           <w:p>
+            <w:pPr>
+              <w:spacing w:after="0" w:line="240" w:lineRule="auto"/>
+            </w:pPr>
             <w:r>
               <w:rPr>
                 <w:sz w:val="16"/>
               </w:rPr>
-              <w:t>Not implemented; external enforcement</w:t>
+              <w:t>Not implemented; external enforcement boundary</w:t>
             </w:r>
           </w:p>
         </w:tc>
       </w:tr>
       <w:tr>
+        <w:trPr>
+          <w:cantSplit/>
+        </w:trPr>
         <w:tc>
           <w:tcPr>
-            <w:tcW w:type="dxa" w:w="5170"/>
-            <w:vAlign w:val="center"/>
+            <w:tcW w:type="dxa" w:w="4535"/>
+            <w:tcMar>
+              <w:top w:w="70" w:type="dxa"/>
+              <w:start w:w="80" w:type="dxa"/>
+              <w:bottom w:w="70" w:type="dxa"/>
+              <w:end w:w="80" w:type="dxa"/>
+            </w:tcMar>
+            <w:vAlign w:val="top"/>
           </w:tcPr>
           <w:p>
+            <w:pPr>
+              <w:spacing w:after="0" w:line="240" w:lineRule="auto"/>
+            </w:pPr>
             <w:r>
               <w:rPr>
                 <w:sz w:val="16"/>
               </w:rPr>
-              <w:t>Full independent implementation portability</w:t>
+              <w:t>Independent third-party portability</w:t>
             </w:r>
           </w:p>
         </w:tc>
         <w:tc>
           <w:tcPr>
-            <w:tcW w:type="dxa" w:w="5170"/>
-            <w:vAlign w:val="center"/>
+            <w:tcW w:type="dxa" w:w="4535"/>
+            <w:tcMar>
+              <w:top w:w="70" w:type="dxa"/>
+              <w:start w:w="80" w:type="dxa"/>
+              <w:bottom w:w="70" w:type="dxa"/>
+              <w:end w:w="80" w:type="dxa"/>
+            </w:tcMar>
+            <w:vAlign w:val="top"/>
           </w:tcPr>
           <w:p>
+            <w:pPr>
+              <w:spacing w:after="0" w:line="240" w:lineRule="auto"/>
+            </w:pPr>
             <w:r>
               <w:rPr>
                 <w:sz w:val="16"/>
               </w:rPr>
-              <w:t>Not yet established</w:t>
-            </w:r>
-          </w:p>
-        </w:tc>
-      </w:tr>
-      <w:tr>
-        <w:tc>
-          <w:tcPr>
-            <w:tcW w:type="dxa" w:w="5170"/>
-          </w:tcPr>
-          <w:p>
-            <w:r>
-              <w:t>Three-stage pipeline policy validation</w:t>
-            </w:r>
-          </w:p>
-        </w:tc>
-        <w:tc>
-          <w:tcPr>
-            <w:tcW w:type="dxa" w:w="5170"/>
-          </w:tcPr>
-          <w:p>
-            <w:r>
-              <w:t>Implemented schema + embedded core validation</w:t>
-            </w:r>
-          </w:p>
-        </w:tc>
-      </w:tr>
-      <w:tr>
-        <w:tc>
-          <w:tcPr>
-            <w:tcW w:type="dxa" w:w="5170"/>
-          </w:tcPr>
-          <w:p>
-            <w:r>
-              <w:t>Stage-qualified analytical transformations</w:t>
-            </w:r>
-          </w:p>
-        </w:tc>
-        <w:tc>
-          <w:tcPr>
-            <w:tcW w:type="dxa" w:w="5170"/>
-          </w:tcPr>
-          <w:p>
-            <w:r>
-              <w:t>Partial; legacy collection operations retained in core engine</w:t>
-            </w:r>
-          </w:p>
-        </w:tc>
-      </w:tr>
-      <w:tr>
-        <w:tc>
-          <w:tcPr>
-            <w:tcW w:type="dxa" w:w="5170"/>
-          </w:tcPr>
-          <w:p>
-            <w:r>
-              <w:t>Pipeline-native model/region stage placement</w:t>
-            </w:r>
-          </w:p>
-        </w:tc>
-        <w:tc>
-          <w:tcPr>
-            <w:tcW w:type="dxa" w:w="5170"/>
-          </w:tcPr>
-          <w:p>
-            <w:r>
-              <w:t>Partial; core-compatible routing reused</w:t>
+              <w:t>Not established; portable-subset equivalence only</w:t>
             </w:r>
           </w:p>
         </w:tc>
@@ -650,15 +1175,26 @@
     </w:tbl>
     <w:p>
       <w:pPr>
+        <w:spacing w:after="20"/>
+      </w:pPr>
+    </w:p>
+    <w:p>
+      <w:pPr>
         <w:pStyle w:val="Heading1"/>
+        <w:keepNext/>
+        <w:spacing w:before="240" w:after="80"/>
       </w:pPr>
       <w:r>
-        <w:t>D.4 CONFORMANCE RESULTS</w:t>
+        <w:t>D.4 Conformance Results</w:t>
       </w:r>
     </w:p>
     <w:p>
+      <w:pPr>
+        <w:spacing w:after="100" w:line="269" w:lineRule="auto"/>
+        <w:ind w:firstLine="312"/>
+      </w:pPr>
       <w:r>
-        <w:t>The packaged software test suite reports 10/10 passing tests. The normative/reference conformance runner reports 25/25 passing checks.</w:t>
+        <w:t>The paper-evaluated 0.5.0 baseline passed 10/10 software tests and 25/25 published normative conformance checks. The current 0.5.3 public distribution passes 20/20 software regression tests, preserves 25/25 normative checks, and passes 11/11 candidate execution-integrity checks, for 36/36 current checks in total. This is internal conformance evidence against the published fixtures, not independent certification.</w:t>
       </w:r>
     </w:p>
     <w:tbl>
@@ -669,20 +1205,31 @@
         <w:tblLook w:firstColumn="1" w:firstRow="1" w:lastColumn="0" w:lastRow="0" w:noHBand="0" w:noVBand="1" w:val="04A0"/>
       </w:tblPr>
       <w:tblGrid>
-        <w:gridCol w:w="5170"/>
-        <w:gridCol w:w="5170"/>
+        <w:gridCol w:w="3156"/>
+        <w:gridCol w:w="3156"/>
+        <w:gridCol w:w="3156"/>
       </w:tblGrid>
       <w:tr>
         <w:trPr>
           <w:tblHeader w:val="true"/>
+          <w:tblHeader w:val="true"/>
         </w:trPr>
         <w:tc>
           <w:tcPr>
-            <w:tcW w:type="dxa" w:w="5170"/>
-            <w:shd w:fill="EDEDED"/>
+            <w:tcW w:type="dxa" w:w="1134"/>
+            <w:shd w:fill="E7E6E6"/>
+            <w:tcMar>
+              <w:top w:w="70" w:type="dxa"/>
+              <w:start w:w="80" w:type="dxa"/>
+              <w:bottom w:w="70" w:type="dxa"/>
+              <w:end w:w="80" w:type="dxa"/>
+            </w:tcMar>
             <w:vAlign w:val="center"/>
           </w:tcPr>
           <w:p>
+            <w:pPr>
+              <w:spacing w:after="0"/>
+            </w:pPr>
             <w:r>
               <w:rPr>
                 <w:b/>
@@ -694,11 +1241,45 @@
         </w:tc>
         <w:tc>
           <w:tcPr>
-            <w:tcW w:type="dxa" w:w="5170"/>
-            <w:shd w:fill="EDEDED"/>
+            <w:tcW w:type="dxa" w:w="6520"/>
+            <w:shd w:fill="E7E6E6"/>
+            <w:tcMar>
+              <w:top w:w="70" w:type="dxa"/>
+              <w:start w:w="80" w:type="dxa"/>
+              <w:bottom w:w="70" w:type="dxa"/>
+              <w:end w:w="80" w:type="dxa"/>
+            </w:tcMar>
             <w:vAlign w:val="center"/>
           </w:tcPr>
           <w:p>
+            <w:pPr>
+              <w:spacing w:after="0"/>
+            </w:pPr>
+            <w:r>
+              <w:rPr>
+                <w:b/>
+                <w:sz w:val="15"/>
+              </w:rPr>
+              <w:t>Published normative behavior</w:t>
+            </w:r>
+          </w:p>
+        </w:tc>
+        <w:tc>
+          <w:tcPr>
+            <w:tcW w:type="dxa" w:w="1417"/>
+            <w:shd w:fill="E7E6E6"/>
+            <w:tcMar>
+              <w:top w:w="70" w:type="dxa"/>
+              <w:start w:w="80" w:type="dxa"/>
+              <w:bottom w:w="70" w:type="dxa"/>
+              <w:end w:w="80" w:type="dxa"/>
+            </w:tcMar>
+            <w:vAlign w:val="center"/>
+          </w:tcPr>
+          <w:p>
+            <w:pPr>
+              <w:spacing w:after="0"/>
+            </w:pPr>
             <w:r>
               <w:rPr>
                 <w:b/>
@@ -710,26 +1291,70 @@
         </w:tc>
       </w:tr>
       <w:tr>
+        <w:trPr>
+          <w:cantSplit/>
+        </w:trPr>
         <w:tc>
           <w:tcPr>
-            <w:tcW w:type="dxa" w:w="5170"/>
-            <w:vAlign w:val="center"/>
+            <w:tcW w:type="dxa" w:w="1134"/>
+            <w:tcMar>
+              <w:top w:w="70" w:type="dxa"/>
+              <w:start w:w="80" w:type="dxa"/>
+              <w:bottom w:w="70" w:type="dxa"/>
+              <w:end w:w="80" w:type="dxa"/>
+            </w:tcMar>
+            <w:vAlign w:val="top"/>
           </w:tcPr>
           <w:p>
+            <w:pPr>
+              <w:spacing w:after="0" w:line="240" w:lineRule="auto"/>
+            </w:pPr>
             <w:r>
               <w:rPr>
                 <w:sz w:val="15"/>
               </w:rPr>
-              <w:t>C01 Exclusion safety</w:t>
+              <w:t>C01</w:t>
             </w:r>
           </w:p>
         </w:tc>
         <w:tc>
           <w:tcPr>
-            <w:tcW w:type="dxa" w:w="5170"/>
-            <w:vAlign w:val="center"/>
+            <w:tcW w:type="dxa" w:w="6520"/>
+            <w:tcMar>
+              <w:top w:w="70" w:type="dxa"/>
+              <w:start w:w="80" w:type="dxa"/>
+              <w:bottom w:w="70" w:type="dxa"/>
+              <w:end w:w="80" w:type="dxa"/>
+            </w:tcMar>
+            <w:vAlign w:val="top"/>
           </w:tcPr>
           <w:p>
+            <w:pPr>
+              <w:spacing w:after="0" w:line="240" w:lineRule="auto"/>
+            </w:pPr>
+            <w:r>
+              <w:rPr>
+                <w:sz w:val="15"/>
+              </w:rPr>
+              <w:t>Exclusion safety</w:t>
+            </w:r>
+          </w:p>
+        </w:tc>
+        <w:tc>
+          <w:tcPr>
+            <w:tcW w:type="dxa" w:w="1417"/>
+            <w:tcMar>
+              <w:top w:w="70" w:type="dxa"/>
+              <w:start w:w="80" w:type="dxa"/>
+              <w:bottom w:w="70" w:type="dxa"/>
+              <w:end w:w="80" w:type="dxa"/>
+            </w:tcMar>
+            <w:vAlign w:val="top"/>
+          </w:tcPr>
+          <w:p>
+            <w:pPr>
+              <w:spacing w:after="0" w:line="240" w:lineRule="auto"/>
+            </w:pPr>
             <w:r>
               <w:rPr>
                 <w:sz w:val="15"/>
@@ -740,26 +1365,70 @@
         </w:tc>
       </w:tr>
       <w:tr>
+        <w:trPr>
+          <w:cantSplit/>
+        </w:trPr>
         <w:tc>
           <w:tcPr>
-            <w:tcW w:type="dxa" w:w="5170"/>
-            <w:vAlign w:val="center"/>
+            <w:tcW w:type="dxa" w:w="1134"/>
+            <w:tcMar>
+              <w:top w:w="70" w:type="dxa"/>
+              <w:start w:w="80" w:type="dxa"/>
+              <w:bottom w:w="70" w:type="dxa"/>
+              <w:end w:w="80" w:type="dxa"/>
+            </w:tcMar>
+            <w:vAlign w:val="top"/>
           </w:tcPr>
           <w:p>
+            <w:pPr>
+              <w:spacing w:after="0" w:line="240" w:lineRule="auto"/>
+            </w:pPr>
             <w:r>
               <w:rPr>
                 <w:sz w:val="15"/>
               </w:rPr>
-              <w:t>C02 Quarantine isolation</w:t>
+              <w:t>C02</w:t>
             </w:r>
           </w:p>
         </w:tc>
         <w:tc>
           <w:tcPr>
-            <w:tcW w:type="dxa" w:w="5170"/>
-            <w:vAlign w:val="center"/>
+            <w:tcW w:type="dxa" w:w="6520"/>
+            <w:tcMar>
+              <w:top w:w="70" w:type="dxa"/>
+              <w:start w:w="80" w:type="dxa"/>
+              <w:bottom w:w="70" w:type="dxa"/>
+              <w:end w:w="80" w:type="dxa"/>
+            </w:tcMar>
+            <w:vAlign w:val="top"/>
           </w:tcPr>
           <w:p>
+            <w:pPr>
+              <w:spacing w:after="0" w:line="240" w:lineRule="auto"/>
+            </w:pPr>
+            <w:r>
+              <w:rPr>
+                <w:sz w:val="15"/>
+              </w:rPr>
+              <w:t>Quarantine isolation</w:t>
+            </w:r>
+          </w:p>
+        </w:tc>
+        <w:tc>
+          <w:tcPr>
+            <w:tcW w:type="dxa" w:w="1417"/>
+            <w:tcMar>
+              <w:top w:w="70" w:type="dxa"/>
+              <w:start w:w="80" w:type="dxa"/>
+              <w:bottom w:w="70" w:type="dxa"/>
+              <w:end w:w="80" w:type="dxa"/>
+            </w:tcMar>
+            <w:vAlign w:val="top"/>
+          </w:tcPr>
+          <w:p>
+            <w:pPr>
+              <w:spacing w:after="0" w:line="240" w:lineRule="auto"/>
+            </w:pPr>
             <w:r>
               <w:rPr>
                 <w:sz w:val="15"/>
@@ -770,26 +1439,70 @@
         </w:tc>
       </w:tr>
       <w:tr>
+        <w:trPr>
+          <w:cantSplit/>
+        </w:trPr>
         <w:tc>
           <w:tcPr>
-            <w:tcW w:type="dxa" w:w="5170"/>
-            <w:vAlign w:val="center"/>
+            <w:tcW w:type="dxa" w:w="1134"/>
+            <w:tcMar>
+              <w:top w:w="70" w:type="dxa"/>
+              <w:start w:w="80" w:type="dxa"/>
+              <w:bottom w:w="70" w:type="dxa"/>
+              <w:end w:w="80" w:type="dxa"/>
+            </w:tcMar>
+            <w:vAlign w:val="top"/>
           </w:tcPr>
           <w:p>
+            <w:pPr>
+              <w:spacing w:after="0" w:line="240" w:lineRule="auto"/>
+            </w:pPr>
             <w:r>
               <w:rPr>
                 <w:sz w:val="15"/>
               </w:rPr>
-              <w:t>C03 Embargo enforcement</w:t>
+              <w:t>C03</w:t>
             </w:r>
           </w:p>
         </w:tc>
         <w:tc>
           <w:tcPr>
-            <w:tcW w:type="dxa" w:w="5170"/>
-            <w:vAlign w:val="center"/>
+            <w:tcW w:type="dxa" w:w="6520"/>
+            <w:tcMar>
+              <w:top w:w="70" w:type="dxa"/>
+              <w:start w:w="80" w:type="dxa"/>
+              <w:bottom w:w="70" w:type="dxa"/>
+              <w:end w:w="80" w:type="dxa"/>
+            </w:tcMar>
+            <w:vAlign w:val="top"/>
           </w:tcPr>
           <w:p>
+            <w:pPr>
+              <w:spacing w:after="0" w:line="240" w:lineRule="auto"/>
+            </w:pPr>
+            <w:r>
+              <w:rPr>
+                <w:sz w:val="15"/>
+              </w:rPr>
+              <w:t>Embargo enforcement</w:t>
+            </w:r>
+          </w:p>
+        </w:tc>
+        <w:tc>
+          <w:tcPr>
+            <w:tcW w:type="dxa" w:w="1417"/>
+            <w:tcMar>
+              <w:top w:w="70" w:type="dxa"/>
+              <w:start w:w="80" w:type="dxa"/>
+              <w:bottom w:w="70" w:type="dxa"/>
+              <w:end w:w="80" w:type="dxa"/>
+            </w:tcMar>
+            <w:vAlign w:val="top"/>
+          </w:tcPr>
+          <w:p>
+            <w:pPr>
+              <w:spacing w:after="0" w:line="240" w:lineRule="auto"/>
+            </w:pPr>
             <w:r>
               <w:rPr>
                 <w:sz w:val="15"/>
@@ -800,26 +1513,70 @@
         </w:tc>
       </w:tr>
       <w:tr>
+        <w:trPr>
+          <w:cantSplit/>
+        </w:trPr>
         <w:tc>
           <w:tcPr>
-            <w:tcW w:type="dxa" w:w="5170"/>
-            <w:vAlign w:val="center"/>
+            <w:tcW w:type="dxa" w:w="1134"/>
+            <w:tcMar>
+              <w:top w:w="70" w:type="dxa"/>
+              <w:start w:w="80" w:type="dxa"/>
+              <w:bottom w:w="70" w:type="dxa"/>
+              <w:end w:w="80" w:type="dxa"/>
+            </w:tcMar>
+            <w:vAlign w:val="top"/>
           </w:tcPr>
           <w:p>
+            <w:pPr>
+              <w:spacing w:after="0" w:line="240" w:lineRule="auto"/>
+            </w:pPr>
             <w:r>
               <w:rPr>
                 <w:sz w:val="15"/>
               </w:rPr>
-              <w:t>C04 Supersession</w:t>
+              <w:t>C04</w:t>
             </w:r>
           </w:p>
         </w:tc>
         <w:tc>
           <w:tcPr>
-            <w:tcW w:type="dxa" w:w="5170"/>
-            <w:vAlign w:val="center"/>
+            <w:tcW w:type="dxa" w:w="6520"/>
+            <w:tcMar>
+              <w:top w:w="70" w:type="dxa"/>
+              <w:start w:w="80" w:type="dxa"/>
+              <w:bottom w:w="70" w:type="dxa"/>
+              <w:end w:w="80" w:type="dxa"/>
+            </w:tcMar>
+            <w:vAlign w:val="top"/>
           </w:tcPr>
           <w:p>
+            <w:pPr>
+              <w:spacing w:after="0" w:line="240" w:lineRule="auto"/>
+            </w:pPr>
+            <w:r>
+              <w:rPr>
+                <w:sz w:val="15"/>
+              </w:rPr>
+              <w:t>Supersession</w:t>
+            </w:r>
+          </w:p>
+        </w:tc>
+        <w:tc>
+          <w:tcPr>
+            <w:tcW w:type="dxa" w:w="1417"/>
+            <w:tcMar>
+              <w:top w:w="70" w:type="dxa"/>
+              <w:start w:w="80" w:type="dxa"/>
+              <w:bottom w:w="70" w:type="dxa"/>
+              <w:end w:w="80" w:type="dxa"/>
+            </w:tcMar>
+            <w:vAlign w:val="top"/>
+          </w:tcPr>
+          <w:p>
+            <w:pPr>
+              <w:spacing w:after="0" w:line="240" w:lineRule="auto"/>
+            </w:pPr>
             <w:r>
               <w:rPr>
                 <w:sz w:val="15"/>
@@ -830,26 +1587,70 @@
         </w:tc>
       </w:tr>
       <w:tr>
+        <w:trPr>
+          <w:cantSplit/>
+        </w:trPr>
         <w:tc>
           <w:tcPr>
-            <w:tcW w:type="dxa" w:w="5170"/>
-            <w:vAlign w:val="center"/>
+            <w:tcW w:type="dxa" w:w="1134"/>
+            <w:tcMar>
+              <w:top w:w="70" w:type="dxa"/>
+              <w:start w:w="80" w:type="dxa"/>
+              <w:bottom w:w="70" w:type="dxa"/>
+              <w:end w:w="80" w:type="dxa"/>
+            </w:tcMar>
+            <w:vAlign w:val="top"/>
           </w:tcPr>
           <w:p>
+            <w:pPr>
+              <w:spacing w:after="0" w:line="240" w:lineRule="auto"/>
+            </w:pPr>
             <w:r>
               <w:rPr>
                 <w:sz w:val="15"/>
               </w:rPr>
-              <w:t>C05 Priority/authority separation</w:t>
+              <w:t>C05</w:t>
             </w:r>
           </w:p>
         </w:tc>
         <w:tc>
           <w:tcPr>
-            <w:tcW w:type="dxa" w:w="5170"/>
-            <w:vAlign w:val="center"/>
+            <w:tcW w:type="dxa" w:w="6520"/>
+            <w:tcMar>
+              <w:top w:w="70" w:type="dxa"/>
+              <w:start w:w="80" w:type="dxa"/>
+              <w:bottom w:w="70" w:type="dxa"/>
+              <w:end w:w="80" w:type="dxa"/>
+            </w:tcMar>
+            <w:vAlign w:val="top"/>
           </w:tcPr>
           <w:p>
+            <w:pPr>
+              <w:spacing w:after="0" w:line="240" w:lineRule="auto"/>
+            </w:pPr>
+            <w:r>
+              <w:rPr>
+                <w:sz w:val="15"/>
+              </w:rPr>
+              <w:t>Priority/authority separation</w:t>
+            </w:r>
+          </w:p>
+        </w:tc>
+        <w:tc>
+          <w:tcPr>
+            <w:tcW w:type="dxa" w:w="1417"/>
+            <w:tcMar>
+              <w:top w:w="70" w:type="dxa"/>
+              <w:start w:w="80" w:type="dxa"/>
+              <w:bottom w:w="70" w:type="dxa"/>
+              <w:end w:w="80" w:type="dxa"/>
+            </w:tcMar>
+            <w:vAlign w:val="top"/>
+          </w:tcPr>
+          <w:p>
+            <w:pPr>
+              <w:spacing w:after="0" w:line="240" w:lineRule="auto"/>
+            </w:pPr>
             <w:r>
               <w:rPr>
                 <w:sz w:val="15"/>
@@ -860,26 +1661,70 @@
         </w:tc>
       </w:tr>
       <w:tr>
+        <w:trPr>
+          <w:cantSplit/>
+        </w:trPr>
         <w:tc>
           <w:tcPr>
-            <w:tcW w:type="dxa" w:w="5170"/>
-            <w:vAlign w:val="center"/>
+            <w:tcW w:type="dxa" w:w="1134"/>
+            <w:tcMar>
+              <w:top w:w="70" w:type="dxa"/>
+              <w:start w:w="80" w:type="dxa"/>
+              <w:bottom w:w="70" w:type="dxa"/>
+              <w:end w:w="80" w:type="dxa"/>
+            </w:tcMar>
+            <w:vAlign w:val="top"/>
           </w:tcPr>
           <w:p>
+            <w:pPr>
+              <w:spacing w:after="0" w:line="240" w:lineRule="auto"/>
+            </w:pPr>
             <w:r>
               <w:rPr>
                 <w:sz w:val="15"/>
               </w:rPr>
-              <w:t>C06 Applicability gating</w:t>
+              <w:t>C06</w:t>
             </w:r>
           </w:p>
         </w:tc>
         <w:tc>
           <w:tcPr>
-            <w:tcW w:type="dxa" w:w="5170"/>
-            <w:vAlign w:val="center"/>
+            <w:tcW w:type="dxa" w:w="6520"/>
+            <w:tcMar>
+              <w:top w:w="70" w:type="dxa"/>
+              <w:start w:w="80" w:type="dxa"/>
+              <w:bottom w:w="70" w:type="dxa"/>
+              <w:end w:w="80" w:type="dxa"/>
+            </w:tcMar>
+            <w:vAlign w:val="top"/>
           </w:tcPr>
           <w:p>
+            <w:pPr>
+              <w:spacing w:after="0" w:line="240" w:lineRule="auto"/>
+            </w:pPr>
+            <w:r>
+              <w:rPr>
+                <w:sz w:val="15"/>
+              </w:rPr>
+              <w:t>Applicability gating</w:t>
+            </w:r>
+          </w:p>
+        </w:tc>
+        <w:tc>
+          <w:tcPr>
+            <w:tcW w:type="dxa" w:w="1417"/>
+            <w:tcMar>
+              <w:top w:w="70" w:type="dxa"/>
+              <w:start w:w="80" w:type="dxa"/>
+              <w:bottom w:w="70" w:type="dxa"/>
+              <w:end w:w="80" w:type="dxa"/>
+            </w:tcMar>
+            <w:vAlign w:val="top"/>
+          </w:tcPr>
+          <w:p>
+            <w:pPr>
+              <w:spacing w:after="0" w:line="240" w:lineRule="auto"/>
+            </w:pPr>
             <w:r>
               <w:rPr>
                 <w:sz w:val="15"/>
@@ -890,26 +1735,70 @@
         </w:tc>
       </w:tr>
       <w:tr>
+        <w:trPr>
+          <w:cantSplit/>
+        </w:trPr>
         <w:tc>
           <w:tcPr>
-            <w:tcW w:type="dxa" w:w="5170"/>
-            <w:vAlign w:val="center"/>
+            <w:tcW w:type="dxa" w:w="1134"/>
+            <w:tcMar>
+              <w:top w:w="70" w:type="dxa"/>
+              <w:start w:w="80" w:type="dxa"/>
+              <w:bottom w:w="70" w:type="dxa"/>
+              <w:end w:w="80" w:type="dxa"/>
+            </w:tcMar>
+            <w:vAlign w:val="top"/>
           </w:tcPr>
           <w:p>
+            <w:pPr>
+              <w:spacing w:after="0" w:line="240" w:lineRule="auto"/>
+            </w:pPr>
             <w:r>
               <w:rPr>
                 <w:sz w:val="15"/>
               </w:rPr>
-              <w:t>C07 Model eligibility</w:t>
+              <w:t>C07</w:t>
             </w:r>
           </w:p>
         </w:tc>
         <w:tc>
           <w:tcPr>
-            <w:tcW w:type="dxa" w:w="5170"/>
-            <w:vAlign w:val="center"/>
+            <w:tcW w:type="dxa" w:w="6520"/>
+            <w:tcMar>
+              <w:top w:w="70" w:type="dxa"/>
+              <w:start w:w="80" w:type="dxa"/>
+              <w:bottom w:w="70" w:type="dxa"/>
+              <w:end w:w="80" w:type="dxa"/>
+            </w:tcMar>
+            <w:vAlign w:val="top"/>
           </w:tcPr>
           <w:p>
+            <w:pPr>
+              <w:spacing w:after="0" w:line="240" w:lineRule="auto"/>
+            </w:pPr>
+            <w:r>
+              <w:rPr>
+                <w:sz w:val="15"/>
+              </w:rPr>
+              <w:t>Model eligibility</w:t>
+            </w:r>
+          </w:p>
+        </w:tc>
+        <w:tc>
+          <w:tcPr>
+            <w:tcW w:type="dxa" w:w="1417"/>
+            <w:tcMar>
+              <w:top w:w="70" w:type="dxa"/>
+              <w:start w:w="80" w:type="dxa"/>
+              <w:bottom w:w="70" w:type="dxa"/>
+              <w:end w:w="80" w:type="dxa"/>
+            </w:tcMar>
+            <w:vAlign w:val="top"/>
+          </w:tcPr>
+          <w:p>
+            <w:pPr>
+              <w:spacing w:after="0" w:line="240" w:lineRule="auto"/>
+            </w:pPr>
             <w:r>
               <w:rPr>
                 <w:sz w:val="15"/>
@@ -920,26 +1809,70 @@
         </w:tc>
       </w:tr>
       <w:tr>
+        <w:trPr>
+          <w:cantSplit/>
+        </w:trPr>
         <w:tc>
           <w:tcPr>
-            <w:tcW w:type="dxa" w:w="5170"/>
-            <w:vAlign w:val="center"/>
+            <w:tcW w:type="dxa" w:w="1134"/>
+            <w:tcMar>
+              <w:top w:w="70" w:type="dxa"/>
+              <w:start w:w="80" w:type="dxa"/>
+              <w:bottom w:w="70" w:type="dxa"/>
+              <w:end w:w="80" w:type="dxa"/>
+            </w:tcMar>
+            <w:vAlign w:val="top"/>
           </w:tcPr>
           <w:p>
+            <w:pPr>
+              <w:spacing w:after="0" w:line="240" w:lineRule="auto"/>
+            </w:pPr>
             <w:r>
               <w:rPr>
                 <w:sz w:val="15"/>
               </w:rPr>
-              <w:t>C08 Region safety</w:t>
+              <w:t>C08</w:t>
             </w:r>
           </w:p>
         </w:tc>
         <w:tc>
           <w:tcPr>
-            <w:tcW w:type="dxa" w:w="5170"/>
-            <w:vAlign w:val="center"/>
+            <w:tcW w:type="dxa" w:w="6520"/>
+            <w:tcMar>
+              <w:top w:w="70" w:type="dxa"/>
+              <w:start w:w="80" w:type="dxa"/>
+              <w:bottom w:w="70" w:type="dxa"/>
+              <w:end w:w="80" w:type="dxa"/>
+            </w:tcMar>
+            <w:vAlign w:val="top"/>
           </w:tcPr>
           <w:p>
+            <w:pPr>
+              <w:spacing w:after="0" w:line="240" w:lineRule="auto"/>
+            </w:pPr>
+            <w:r>
+              <w:rPr>
+                <w:sz w:val="15"/>
+              </w:rPr>
+              <w:t>Region safety</w:t>
+            </w:r>
+          </w:p>
+        </w:tc>
+        <w:tc>
+          <w:tcPr>
+            <w:tcW w:type="dxa" w:w="1417"/>
+            <w:tcMar>
+              <w:top w:w="70" w:type="dxa"/>
+              <w:start w:w="80" w:type="dxa"/>
+              <w:bottom w:w="70" w:type="dxa"/>
+              <w:end w:w="80" w:type="dxa"/>
+            </w:tcMar>
+            <w:vAlign w:val="top"/>
+          </w:tcPr>
+          <w:p>
+            <w:pPr>
+              <w:spacing w:after="0" w:line="240" w:lineRule="auto"/>
+            </w:pPr>
             <w:r>
               <w:rPr>
                 <w:sz w:val="15"/>
@@ -950,26 +1883,70 @@
         </w:tc>
       </w:tr>
       <w:tr>
+        <w:trPr>
+          <w:cantSplit/>
+        </w:trPr>
         <w:tc>
           <w:tcPr>
-            <w:tcW w:type="dxa" w:w="5170"/>
-            <w:vAlign w:val="center"/>
+            <w:tcW w:type="dxa" w:w="1134"/>
+            <w:tcMar>
+              <w:top w:w="70" w:type="dxa"/>
+              <w:start w:w="80" w:type="dxa"/>
+              <w:bottom w:w="70" w:type="dxa"/>
+              <w:end w:w="80" w:type="dxa"/>
+            </w:tcMar>
+            <w:vAlign w:val="top"/>
           </w:tcPr>
           <w:p>
+            <w:pPr>
+              <w:spacing w:after="0" w:line="240" w:lineRule="auto"/>
+            </w:pPr>
             <w:r>
               <w:rPr>
                 <w:sz w:val="15"/>
               </w:rPr>
-              <w:t>C09 Fallback safety</w:t>
+              <w:t>C09</w:t>
             </w:r>
           </w:p>
         </w:tc>
         <w:tc>
           <w:tcPr>
-            <w:tcW w:type="dxa" w:w="5170"/>
-            <w:vAlign w:val="center"/>
+            <w:tcW w:type="dxa" w:w="6520"/>
+            <w:tcMar>
+              <w:top w:w="70" w:type="dxa"/>
+              <w:start w:w="80" w:type="dxa"/>
+              <w:bottom w:w="70" w:type="dxa"/>
+              <w:end w:w="80" w:type="dxa"/>
+            </w:tcMar>
+            <w:vAlign w:val="top"/>
           </w:tcPr>
           <w:p>
+            <w:pPr>
+              <w:spacing w:after="0" w:line="240" w:lineRule="auto"/>
+            </w:pPr>
+            <w:r>
+              <w:rPr>
+                <w:sz w:val="15"/>
+              </w:rPr>
+              <w:t>Fallback safety</w:t>
+            </w:r>
+          </w:p>
+        </w:tc>
+        <w:tc>
+          <w:tcPr>
+            <w:tcW w:type="dxa" w:w="1417"/>
+            <w:tcMar>
+              <w:top w:w="70" w:type="dxa"/>
+              <w:start w:w="80" w:type="dxa"/>
+              <w:bottom w:w="70" w:type="dxa"/>
+              <w:end w:w="80" w:type="dxa"/>
+            </w:tcMar>
+            <w:vAlign w:val="top"/>
+          </w:tcPr>
+          <w:p>
+            <w:pPr>
+              <w:spacing w:after="0" w:line="240" w:lineRule="auto"/>
+            </w:pPr>
             <w:r>
               <w:rPr>
                 <w:sz w:val="15"/>
@@ -980,26 +1957,70 @@
         </w:tc>
       </w:tr>
       <w:tr>
+        <w:trPr>
+          <w:cantSplit/>
+        </w:trPr>
         <w:tc>
           <w:tcPr>
-            <w:tcW w:type="dxa" w:w="5170"/>
-            <w:vAlign w:val="center"/>
+            <w:tcW w:type="dxa" w:w="1134"/>
+            <w:tcMar>
+              <w:top w:w="70" w:type="dxa"/>
+              <w:start w:w="80" w:type="dxa"/>
+              <w:bottom w:w="70" w:type="dxa"/>
+              <w:end w:w="80" w:type="dxa"/>
+            </w:tcMar>
+            <w:vAlign w:val="top"/>
           </w:tcPr>
           <w:p>
+            <w:pPr>
+              <w:spacing w:after="0" w:line="240" w:lineRule="auto"/>
+            </w:pPr>
             <w:r>
               <w:rPr>
                 <w:sz w:val="15"/>
               </w:rPr>
-              <w:t>C10 Mandatory evidence</w:t>
+              <w:t>C10</w:t>
             </w:r>
           </w:p>
         </w:tc>
         <w:tc>
           <w:tcPr>
-            <w:tcW w:type="dxa" w:w="5170"/>
-            <w:vAlign w:val="center"/>
+            <w:tcW w:type="dxa" w:w="6520"/>
+            <w:tcMar>
+              <w:top w:w="70" w:type="dxa"/>
+              <w:start w:w="80" w:type="dxa"/>
+              <w:bottom w:w="70" w:type="dxa"/>
+              <w:end w:w="80" w:type="dxa"/>
+            </w:tcMar>
+            <w:vAlign w:val="top"/>
           </w:tcPr>
           <w:p>
+            <w:pPr>
+              <w:spacing w:after="0" w:line="240" w:lineRule="auto"/>
+            </w:pPr>
+            <w:r>
+              <w:rPr>
+                <w:sz w:val="15"/>
+              </w:rPr>
+              <w:t>Mandatory evidence</w:t>
+            </w:r>
+          </w:p>
+        </w:tc>
+        <w:tc>
+          <w:tcPr>
+            <w:tcW w:type="dxa" w:w="1417"/>
+            <w:tcMar>
+              <w:top w:w="70" w:type="dxa"/>
+              <w:start w:w="80" w:type="dxa"/>
+              <w:bottom w:w="70" w:type="dxa"/>
+              <w:end w:w="80" w:type="dxa"/>
+            </w:tcMar>
+            <w:vAlign w:val="top"/>
+          </w:tcPr>
+          <w:p>
+            <w:pPr>
+              <w:spacing w:after="0" w:line="240" w:lineRule="auto"/>
+            </w:pPr>
             <w:r>
               <w:rPr>
                 <w:sz w:val="15"/>
@@ -1010,26 +2031,70 @@
         </w:tc>
       </w:tr>
       <w:tr>
+        <w:trPr>
+          <w:cantSplit/>
+        </w:trPr>
         <w:tc>
           <w:tcPr>
-            <w:tcW w:type="dxa" w:w="5170"/>
-            <w:vAlign w:val="center"/>
+            <w:tcW w:type="dxa" w:w="1134"/>
+            <w:tcMar>
+              <w:top w:w="70" w:type="dxa"/>
+              <w:start w:w="80" w:type="dxa"/>
+              <w:bottom w:w="70" w:type="dxa"/>
+              <w:end w:w="80" w:type="dxa"/>
+            </w:tcMar>
+            <w:vAlign w:val="top"/>
           </w:tcPr>
           <w:p>
+            <w:pPr>
+              <w:spacing w:after="0" w:line="240" w:lineRule="auto"/>
+            </w:pPr>
             <w:r>
               <w:rPr>
                 <w:sz w:val="15"/>
               </w:rPr>
-              <w:t>C11 Conflict preservation</w:t>
+              <w:t>C11</w:t>
             </w:r>
           </w:p>
         </w:tc>
         <w:tc>
           <w:tcPr>
-            <w:tcW w:type="dxa" w:w="5170"/>
-            <w:vAlign w:val="center"/>
+            <w:tcW w:type="dxa" w:w="6520"/>
+            <w:tcMar>
+              <w:top w:w="70" w:type="dxa"/>
+              <w:start w:w="80" w:type="dxa"/>
+              <w:bottom w:w="70" w:type="dxa"/>
+              <w:end w:w="80" w:type="dxa"/>
+            </w:tcMar>
+            <w:vAlign w:val="top"/>
           </w:tcPr>
           <w:p>
+            <w:pPr>
+              <w:spacing w:after="0" w:line="240" w:lineRule="auto"/>
+            </w:pPr>
+            <w:r>
+              <w:rPr>
+                <w:sz w:val="15"/>
+              </w:rPr>
+              <w:t>Conflict preservation</w:t>
+            </w:r>
+          </w:p>
+        </w:tc>
+        <w:tc>
+          <w:tcPr>
+            <w:tcW w:type="dxa" w:w="1417"/>
+            <w:tcMar>
+              <w:top w:w="70" w:type="dxa"/>
+              <w:start w:w="80" w:type="dxa"/>
+              <w:bottom w:w="70" w:type="dxa"/>
+              <w:end w:w="80" w:type="dxa"/>
+            </w:tcMar>
+            <w:vAlign w:val="top"/>
+          </w:tcPr>
+          <w:p>
+            <w:pPr>
+              <w:spacing w:after="0" w:line="240" w:lineRule="auto"/>
+            </w:pPr>
             <w:r>
               <w:rPr>
                 <w:sz w:val="15"/>
@@ -1040,26 +2105,70 @@
         </w:tc>
       </w:tr>
       <w:tr>
+        <w:trPr>
+          <w:cantSplit/>
+        </w:trPr>
         <w:tc>
           <w:tcPr>
-            <w:tcW w:type="dxa" w:w="5170"/>
-            <w:vAlign w:val="center"/>
+            <w:tcW w:type="dxa" w:w="1134"/>
+            <w:tcMar>
+              <w:top w:w="70" w:type="dxa"/>
+              <w:start w:w="80" w:type="dxa"/>
+              <w:bottom w:w="70" w:type="dxa"/>
+              <w:end w:w="80" w:type="dxa"/>
+            </w:tcMar>
+            <w:vAlign w:val="top"/>
           </w:tcPr>
           <w:p>
+            <w:pPr>
+              <w:spacing w:after="0" w:line="240" w:lineRule="auto"/>
+            </w:pPr>
             <w:r>
               <w:rPr>
                 <w:sz w:val="15"/>
               </w:rPr>
-              <w:t>C12 Derived restriction propagation</w:t>
+              <w:t>C12</w:t>
             </w:r>
           </w:p>
         </w:tc>
         <w:tc>
           <w:tcPr>
-            <w:tcW w:type="dxa" w:w="5170"/>
-            <w:vAlign w:val="center"/>
+            <w:tcW w:type="dxa" w:w="6520"/>
+            <w:tcMar>
+              <w:top w:w="70" w:type="dxa"/>
+              <w:start w:w="80" w:type="dxa"/>
+              <w:bottom w:w="70" w:type="dxa"/>
+              <w:end w:w="80" w:type="dxa"/>
+            </w:tcMar>
+            <w:vAlign w:val="top"/>
           </w:tcPr>
           <w:p>
+            <w:pPr>
+              <w:spacing w:after="0" w:line="240" w:lineRule="auto"/>
+            </w:pPr>
+            <w:r>
+              <w:rPr>
+                <w:sz w:val="15"/>
+              </w:rPr>
+              <w:t>Derived restriction propagation</w:t>
+            </w:r>
+          </w:p>
+        </w:tc>
+        <w:tc>
+          <w:tcPr>
+            <w:tcW w:type="dxa" w:w="1417"/>
+            <w:tcMar>
+              <w:top w:w="70" w:type="dxa"/>
+              <w:start w:w="80" w:type="dxa"/>
+              <w:bottom w:w="70" w:type="dxa"/>
+              <w:end w:w="80" w:type="dxa"/>
+            </w:tcMar>
+            <w:vAlign w:val="top"/>
+          </w:tcPr>
+          <w:p>
+            <w:pPr>
+              <w:spacing w:after="0" w:line="240" w:lineRule="auto"/>
+            </w:pPr>
             <w:r>
               <w:rPr>
                 <w:sz w:val="15"/>
@@ -1070,26 +2179,70 @@
         </w:tc>
       </w:tr>
       <w:tr>
+        <w:trPr>
+          <w:cantSplit/>
+        </w:trPr>
         <w:tc>
           <w:tcPr>
-            <w:tcW w:type="dxa" w:w="5170"/>
-            <w:vAlign w:val="center"/>
+            <w:tcW w:type="dxa" w:w="1134"/>
+            <w:tcMar>
+              <w:top w:w="70" w:type="dxa"/>
+              <w:start w:w="80" w:type="dxa"/>
+              <w:bottom w:w="70" w:type="dxa"/>
+              <w:end w:w="80" w:type="dxa"/>
+            </w:tcMar>
+            <w:vAlign w:val="top"/>
           </w:tcPr>
           <w:p>
+            <w:pPr>
+              <w:spacing w:after="0" w:line="240" w:lineRule="auto"/>
+            </w:pPr>
             <w:r>
               <w:rPr>
                 <w:sz w:val="15"/>
               </w:rPr>
-              <w:t>C13 Audit completeness</w:t>
+              <w:t>C13</w:t>
             </w:r>
           </w:p>
         </w:tc>
         <w:tc>
           <w:tcPr>
-            <w:tcW w:type="dxa" w:w="5170"/>
-            <w:vAlign w:val="center"/>
+            <w:tcW w:type="dxa" w:w="6520"/>
+            <w:tcMar>
+              <w:top w:w="70" w:type="dxa"/>
+              <w:start w:w="80" w:type="dxa"/>
+              <w:bottom w:w="70" w:type="dxa"/>
+              <w:end w:w="80" w:type="dxa"/>
+            </w:tcMar>
+            <w:vAlign w:val="top"/>
           </w:tcPr>
           <w:p>
+            <w:pPr>
+              <w:spacing w:after="0" w:line="240" w:lineRule="auto"/>
+            </w:pPr>
+            <w:r>
+              <w:rPr>
+                <w:sz w:val="15"/>
+              </w:rPr>
+              <w:t>Audit completeness</w:t>
+            </w:r>
+          </w:p>
+        </w:tc>
+        <w:tc>
+          <w:tcPr>
+            <w:tcW w:type="dxa" w:w="1417"/>
+            <w:tcMar>
+              <w:top w:w="70" w:type="dxa"/>
+              <w:start w:w="80" w:type="dxa"/>
+              <w:bottom w:w="70" w:type="dxa"/>
+              <w:end w:w="80" w:type="dxa"/>
+            </w:tcMar>
+            <w:vAlign w:val="top"/>
+          </w:tcPr>
+          <w:p>
+            <w:pPr>
+              <w:spacing w:after="0" w:line="240" w:lineRule="auto"/>
+            </w:pPr>
             <w:r>
               <w:rPr>
                 <w:sz w:val="15"/>
@@ -1100,26 +2253,70 @@
         </w:tc>
       </w:tr>
       <w:tr>
+        <w:trPr>
+          <w:cantSplit/>
+        </w:trPr>
         <w:tc>
           <w:tcPr>
-            <w:tcW w:type="dxa" w:w="5170"/>
-            <w:vAlign w:val="center"/>
+            <w:tcW w:type="dxa" w:w="1134"/>
+            <w:tcMar>
+              <w:top w:w="70" w:type="dxa"/>
+              <w:start w:w="80" w:type="dxa"/>
+              <w:bottom w:w="70" w:type="dxa"/>
+              <w:end w:w="80" w:type="dxa"/>
+            </w:tcMar>
+            <w:vAlign w:val="top"/>
           </w:tcPr>
           <w:p>
+            <w:pPr>
+              <w:spacing w:after="0" w:line="240" w:lineRule="auto"/>
+            </w:pPr>
             <w:r>
               <w:rPr>
                 <w:sz w:val="15"/>
               </w:rPr>
-              <w:t>C14 Deterministic replay</w:t>
+              <w:t>C14</w:t>
             </w:r>
           </w:p>
         </w:tc>
         <w:tc>
           <w:tcPr>
-            <w:tcW w:type="dxa" w:w="5170"/>
-            <w:vAlign w:val="center"/>
+            <w:tcW w:type="dxa" w:w="6520"/>
+            <w:tcMar>
+              <w:top w:w="70" w:type="dxa"/>
+              <w:start w:w="80" w:type="dxa"/>
+              <w:bottom w:w="70" w:type="dxa"/>
+              <w:end w:w="80" w:type="dxa"/>
+            </w:tcMar>
+            <w:vAlign w:val="top"/>
           </w:tcPr>
           <w:p>
+            <w:pPr>
+              <w:spacing w:after="0" w:line="240" w:lineRule="auto"/>
+            </w:pPr>
+            <w:r>
+              <w:rPr>
+                <w:sz w:val="15"/>
+              </w:rPr>
+              <w:t>Deterministic replay</w:t>
+            </w:r>
+          </w:p>
+        </w:tc>
+        <w:tc>
+          <w:tcPr>
+            <w:tcW w:type="dxa" w:w="1417"/>
+            <w:tcMar>
+              <w:top w:w="70" w:type="dxa"/>
+              <w:start w:w="80" w:type="dxa"/>
+              <w:bottom w:w="70" w:type="dxa"/>
+              <w:end w:w="80" w:type="dxa"/>
+            </w:tcMar>
+            <w:vAlign w:val="top"/>
+          </w:tcPr>
+          <w:p>
+            <w:pPr>
+              <w:spacing w:after="0" w:line="240" w:lineRule="auto"/>
+            </w:pPr>
             <w:r>
               <w:rPr>
                 <w:sz w:val="15"/>
@@ -1130,26 +2327,70 @@
         </w:tc>
       </w:tr>
       <w:tr>
+        <w:trPr>
+          <w:cantSplit/>
+        </w:trPr>
         <w:tc>
           <w:tcPr>
-            <w:tcW w:type="dxa" w:w="5170"/>
-            <w:vAlign w:val="center"/>
+            <w:tcW w:type="dxa" w:w="1134"/>
+            <w:tcMar>
+              <w:top w:w="70" w:type="dxa"/>
+              <w:start w:w="80" w:type="dxa"/>
+              <w:bottom w:w="70" w:type="dxa"/>
+              <w:end w:w="80" w:type="dxa"/>
+            </w:tcMar>
+            <w:vAlign w:val="top"/>
           </w:tcPr>
           <w:p>
+            <w:pPr>
+              <w:spacing w:after="0" w:line="240" w:lineRule="auto"/>
+            </w:pPr>
             <w:r>
               <w:rPr>
                 <w:sz w:val="15"/>
               </w:rPr>
-              <w:t>C15 Portable-subset equivalence</w:t>
+              <w:t>C15</w:t>
             </w:r>
           </w:p>
         </w:tc>
         <w:tc>
           <w:tcPr>
-            <w:tcW w:type="dxa" w:w="5170"/>
-            <w:vAlign w:val="center"/>
+            <w:tcW w:type="dxa" w:w="6520"/>
+            <w:tcMar>
+              <w:top w:w="70" w:type="dxa"/>
+              <w:start w:w="80" w:type="dxa"/>
+              <w:bottom w:w="70" w:type="dxa"/>
+              <w:end w:w="80" w:type="dxa"/>
+            </w:tcMar>
+            <w:vAlign w:val="top"/>
           </w:tcPr>
           <w:p>
+            <w:pPr>
+              <w:spacing w:after="0" w:line="240" w:lineRule="auto"/>
+            </w:pPr>
+            <w:r>
+              <w:rPr>
+                <w:sz w:val="15"/>
+              </w:rPr>
+              <w:t>Portable-subset equivalence</w:t>
+            </w:r>
+          </w:p>
+        </w:tc>
+        <w:tc>
+          <w:tcPr>
+            <w:tcW w:type="dxa" w:w="1417"/>
+            <w:tcMar>
+              <w:top w:w="70" w:type="dxa"/>
+              <w:start w:w="80" w:type="dxa"/>
+              <w:bottom w:w="70" w:type="dxa"/>
+              <w:end w:w="80" w:type="dxa"/>
+            </w:tcMar>
+            <w:vAlign w:val="top"/>
+          </w:tcPr>
+          <w:p>
+            <w:pPr>
+              <w:spacing w:after="0" w:line="240" w:lineRule="auto"/>
+            </w:pPr>
             <w:r>
               <w:rPr>
                 <w:sz w:val="15"/>
@@ -1160,26 +2401,70 @@
         </w:tc>
       </w:tr>
       <w:tr>
+        <w:trPr>
+          <w:cantSplit/>
+        </w:trPr>
         <w:tc>
           <w:tcPr>
-            <w:tcW w:type="dxa" w:w="5170"/>
-            <w:vAlign w:val="center"/>
+            <w:tcW w:type="dxa" w:w="1134"/>
+            <w:tcMar>
+              <w:top w:w="70" w:type="dxa"/>
+              <w:start w:w="80" w:type="dxa"/>
+              <w:bottom w:w="70" w:type="dxa"/>
+              <w:end w:w="80" w:type="dxa"/>
+            </w:tcMar>
+            <w:vAlign w:val="top"/>
           </w:tcPr>
           <w:p>
+            <w:pPr>
+              <w:spacing w:after="0" w:line="240" w:lineRule="auto"/>
+            </w:pPr>
             <w:r>
               <w:rPr>
                 <w:sz w:val="15"/>
               </w:rPr>
-              <w:t>C16 Deterministic policy composition</w:t>
+              <w:t>C16</w:t>
             </w:r>
           </w:p>
         </w:tc>
         <w:tc>
           <w:tcPr>
-            <w:tcW w:type="dxa" w:w="5170"/>
-            <w:vAlign w:val="center"/>
+            <w:tcW w:type="dxa" w:w="6520"/>
+            <w:tcMar>
+              <w:top w:w="70" w:type="dxa"/>
+              <w:start w:w="80" w:type="dxa"/>
+              <w:bottom w:w="70" w:type="dxa"/>
+              <w:end w:w="80" w:type="dxa"/>
+            </w:tcMar>
+            <w:vAlign w:val="top"/>
           </w:tcPr>
           <w:p>
+            <w:pPr>
+              <w:spacing w:after="0" w:line="240" w:lineRule="auto"/>
+            </w:pPr>
+            <w:r>
+              <w:rPr>
+                <w:sz w:val="15"/>
+              </w:rPr>
+              <w:t>Deterministic policy composition</w:t>
+            </w:r>
+          </w:p>
+        </w:tc>
+        <w:tc>
+          <w:tcPr>
+            <w:tcW w:type="dxa" w:w="1417"/>
+            <w:tcMar>
+              <w:top w:w="70" w:type="dxa"/>
+              <w:start w:w="80" w:type="dxa"/>
+              <w:bottom w:w="70" w:type="dxa"/>
+              <w:end w:w="80" w:type="dxa"/>
+            </w:tcMar>
+            <w:vAlign w:val="top"/>
+          </w:tcPr>
+          <w:p>
+            <w:pPr>
+              <w:spacing w:after="0" w:line="240" w:lineRule="auto"/>
+            </w:pPr>
             <w:r>
               <w:rPr>
                 <w:sz w:val="15"/>
@@ -1190,26 +2475,70 @@
         </w:tc>
       </w:tr>
       <w:tr>
+        <w:trPr>
+          <w:cantSplit/>
+        </w:trPr>
         <w:tc>
           <w:tcPr>
-            <w:tcW w:type="dxa" w:w="5170"/>
-            <w:vAlign w:val="center"/>
+            <w:tcW w:type="dxa" w:w="1134"/>
+            <w:tcMar>
+              <w:top w:w="70" w:type="dxa"/>
+              <w:start w:w="80" w:type="dxa"/>
+              <w:bottom w:w="70" w:type="dxa"/>
+              <w:end w:w="80" w:type="dxa"/>
+            </w:tcMar>
+            <w:vAlign w:val="top"/>
           </w:tcPr>
           <w:p>
+            <w:pPr>
+              <w:spacing w:after="0" w:line="240" w:lineRule="auto"/>
+            </w:pPr>
             <w:r>
               <w:rPr>
                 <w:sz w:val="15"/>
               </w:rPr>
-              <w:t>C17 Analysis method governance</w:t>
+              <w:t>C17</w:t>
             </w:r>
           </w:p>
         </w:tc>
         <w:tc>
           <w:tcPr>
-            <w:tcW w:type="dxa" w:w="5170"/>
-            <w:vAlign w:val="center"/>
+            <w:tcW w:type="dxa" w:w="6520"/>
+            <w:tcMar>
+              <w:top w:w="70" w:type="dxa"/>
+              <w:start w:w="80" w:type="dxa"/>
+              <w:bottom w:w="70" w:type="dxa"/>
+              <w:end w:w="80" w:type="dxa"/>
+            </w:tcMar>
+            <w:vAlign w:val="top"/>
           </w:tcPr>
           <w:p>
+            <w:pPr>
+              <w:spacing w:after="0" w:line="240" w:lineRule="auto"/>
+            </w:pPr>
+            <w:r>
+              <w:rPr>
+                <w:sz w:val="15"/>
+              </w:rPr>
+              <w:t>Analysis method governance</w:t>
+            </w:r>
+          </w:p>
+        </w:tc>
+        <w:tc>
+          <w:tcPr>
+            <w:tcW w:type="dxa" w:w="1417"/>
+            <w:tcMar>
+              <w:top w:w="70" w:type="dxa"/>
+              <w:start w:w="80" w:type="dxa"/>
+              <w:bottom w:w="70" w:type="dxa"/>
+              <w:end w:w="80" w:type="dxa"/>
+            </w:tcMar>
+            <w:vAlign w:val="top"/>
+          </w:tcPr>
+          <w:p>
+            <w:pPr>
+              <w:spacing w:after="0" w:line="240" w:lineRule="auto"/>
+            </w:pPr>
             <w:r>
               <w:rPr>
                 <w:sz w:val="15"/>
@@ -1220,26 +2549,70 @@
         </w:tc>
       </w:tr>
       <w:tr>
+        <w:trPr>
+          <w:cantSplit/>
+        </w:trPr>
         <w:tc>
           <w:tcPr>
-            <w:tcW w:type="dxa" w:w="5170"/>
-            <w:vAlign w:val="center"/>
+            <w:tcW w:type="dxa" w:w="1134"/>
+            <w:tcMar>
+              <w:top w:w="70" w:type="dxa"/>
+              <w:start w:w="80" w:type="dxa"/>
+              <w:bottom w:w="70" w:type="dxa"/>
+              <w:end w:w="80" w:type="dxa"/>
+            </w:tcMar>
+            <w:vAlign w:val="top"/>
           </w:tcPr>
           <w:p>
+            <w:pPr>
+              <w:spacing w:after="0" w:line="240" w:lineRule="auto"/>
+            </w:pPr>
             <w:r>
               <w:rPr>
                 <w:sz w:val="15"/>
               </w:rPr>
-              <w:t>C18 No-infer-missing</w:t>
+              <w:t>C18</w:t>
             </w:r>
           </w:p>
         </w:tc>
         <w:tc>
           <w:tcPr>
-            <w:tcW w:type="dxa" w:w="5170"/>
-            <w:vAlign w:val="center"/>
+            <w:tcW w:type="dxa" w:w="6520"/>
+            <w:tcMar>
+              <w:top w:w="70" w:type="dxa"/>
+              <w:start w:w="80" w:type="dxa"/>
+              <w:bottom w:w="70" w:type="dxa"/>
+              <w:end w:w="80" w:type="dxa"/>
+            </w:tcMar>
+            <w:vAlign w:val="top"/>
           </w:tcPr>
           <w:p>
+            <w:pPr>
+              <w:spacing w:after="0" w:line="240" w:lineRule="auto"/>
+            </w:pPr>
+            <w:r>
+              <w:rPr>
+                <w:sz w:val="15"/>
+              </w:rPr>
+              <w:t>No-infer-missing</w:t>
+            </w:r>
+          </w:p>
+        </w:tc>
+        <w:tc>
+          <w:tcPr>
+            <w:tcW w:type="dxa" w:w="1417"/>
+            <w:tcMar>
+              <w:top w:w="70" w:type="dxa"/>
+              <w:start w:w="80" w:type="dxa"/>
+              <w:bottom w:w="70" w:type="dxa"/>
+              <w:end w:w="80" w:type="dxa"/>
+            </w:tcMar>
+            <w:vAlign w:val="top"/>
+          </w:tcPr>
+          <w:p>
+            <w:pPr>
+              <w:spacing w:after="0" w:line="240" w:lineRule="auto"/>
+            </w:pPr>
             <w:r>
               <w:rPr>
                 <w:sz w:val="15"/>
@@ -1250,26 +2623,70 @@
         </w:tc>
       </w:tr>
       <w:tr>
+        <w:trPr>
+          <w:cantSplit/>
+        </w:trPr>
         <w:tc>
           <w:tcPr>
-            <w:tcW w:type="dxa" w:w="5170"/>
-            <w:vAlign w:val="center"/>
+            <w:tcW w:type="dxa" w:w="1134"/>
+            <w:tcMar>
+              <w:top w:w="70" w:type="dxa"/>
+              <w:start w:w="80" w:type="dxa"/>
+              <w:bottom w:w="70" w:type="dxa"/>
+              <w:end w:w="80" w:type="dxa"/>
+            </w:tcMar>
+            <w:vAlign w:val="top"/>
           </w:tcPr>
           <w:p>
+            <w:pPr>
+              <w:spacing w:after="0" w:line="240" w:lineRule="auto"/>
+            </w:pPr>
             <w:r>
               <w:rPr>
                 <w:sz w:val="15"/>
               </w:rPr>
-              <w:t>C19 Analysis corroboration gate</w:t>
+              <w:t>C19</w:t>
             </w:r>
           </w:p>
         </w:tc>
         <w:tc>
           <w:tcPr>
-            <w:tcW w:type="dxa" w:w="5170"/>
-            <w:vAlign w:val="center"/>
+            <w:tcW w:type="dxa" w:w="6520"/>
+            <w:tcMar>
+              <w:top w:w="70" w:type="dxa"/>
+              <w:start w:w="80" w:type="dxa"/>
+              <w:bottom w:w="70" w:type="dxa"/>
+              <w:end w:w="80" w:type="dxa"/>
+            </w:tcMar>
+            <w:vAlign w:val="top"/>
           </w:tcPr>
           <w:p>
+            <w:pPr>
+              <w:spacing w:after="0" w:line="240" w:lineRule="auto"/>
+            </w:pPr>
+            <w:r>
+              <w:rPr>
+                <w:sz w:val="15"/>
+              </w:rPr>
+              <w:t>Analysis corroboration gate</w:t>
+            </w:r>
+          </w:p>
+        </w:tc>
+        <w:tc>
+          <w:tcPr>
+            <w:tcW w:type="dxa" w:w="1417"/>
+            <w:tcMar>
+              <w:top w:w="70" w:type="dxa"/>
+              <w:start w:w="80" w:type="dxa"/>
+              <w:bottom w:w="70" w:type="dxa"/>
+              <w:end w:w="80" w:type="dxa"/>
+            </w:tcMar>
+            <w:vAlign w:val="top"/>
+          </w:tcPr>
+          <w:p>
+            <w:pPr>
+              <w:spacing w:after="0" w:line="240" w:lineRule="auto"/>
+            </w:pPr>
             <w:r>
               <w:rPr>
                 <w:sz w:val="15"/>
@@ -1280,26 +2697,70 @@
         </w:tc>
       </w:tr>
       <w:tr>
+        <w:trPr>
+          <w:cantSplit/>
+        </w:trPr>
         <w:tc>
           <w:tcPr>
-            <w:tcW w:type="dxa" w:w="5170"/>
-            <w:vAlign w:val="center"/>
+            <w:tcW w:type="dxa" w:w="1134"/>
+            <w:tcMar>
+              <w:top w:w="70" w:type="dxa"/>
+              <w:start w:w="80" w:type="dxa"/>
+              <w:bottom w:w="70" w:type="dxa"/>
+              <w:end w:w="80" w:type="dxa"/>
+            </w:tcMar>
+            <w:vAlign w:val="top"/>
           </w:tcPr>
           <w:p>
+            <w:pPr>
+              <w:spacing w:after="0" w:line="240" w:lineRule="auto"/>
+            </w:pPr>
             <w:r>
               <w:rPr>
                 <w:sz w:val="15"/>
               </w:rPr>
-              <w:t>C20 INFORM disposition</w:t>
+              <w:t>C20</w:t>
             </w:r>
           </w:p>
         </w:tc>
         <w:tc>
           <w:tcPr>
-            <w:tcW w:type="dxa" w:w="5170"/>
-            <w:vAlign w:val="center"/>
+            <w:tcW w:type="dxa" w:w="6520"/>
+            <w:tcMar>
+              <w:top w:w="70" w:type="dxa"/>
+              <w:start w:w="80" w:type="dxa"/>
+              <w:bottom w:w="70" w:type="dxa"/>
+              <w:end w:w="80" w:type="dxa"/>
+            </w:tcMar>
+            <w:vAlign w:val="top"/>
           </w:tcPr>
           <w:p>
+            <w:pPr>
+              <w:spacing w:after="0" w:line="240" w:lineRule="auto"/>
+            </w:pPr>
+            <w:r>
+              <w:rPr>
+                <w:sz w:val="15"/>
+              </w:rPr>
+              <w:t>INFORM disposition</w:t>
+            </w:r>
+          </w:p>
+        </w:tc>
+        <w:tc>
+          <w:tcPr>
+            <w:tcW w:type="dxa" w:w="1417"/>
+            <w:tcMar>
+              <w:top w:w="70" w:type="dxa"/>
+              <w:start w:w="80" w:type="dxa"/>
+              <w:bottom w:w="70" w:type="dxa"/>
+              <w:end w:w="80" w:type="dxa"/>
+            </w:tcMar>
+            <w:vAlign w:val="top"/>
+          </w:tcPr>
+          <w:p>
+            <w:pPr>
+              <w:spacing w:after="0" w:line="240" w:lineRule="auto"/>
+            </w:pPr>
             <w:r>
               <w:rPr>
                 <w:sz w:val="15"/>
@@ -1310,26 +2771,70 @@
         </w:tc>
       </w:tr>
       <w:tr>
+        <w:trPr>
+          <w:cantSplit/>
+        </w:trPr>
         <w:tc>
           <w:tcPr>
-            <w:tcW w:type="dxa" w:w="5170"/>
-            <w:vAlign w:val="center"/>
+            <w:tcW w:type="dxa" w:w="1134"/>
+            <w:tcMar>
+              <w:top w:w="70" w:type="dxa"/>
+              <w:start w:w="80" w:type="dxa"/>
+              <w:bottom w:w="70" w:type="dxa"/>
+              <w:end w:w="80" w:type="dxa"/>
+            </w:tcMar>
+            <w:vAlign w:val="top"/>
           </w:tcPr>
           <w:p>
+            <w:pPr>
+              <w:spacing w:after="0" w:line="240" w:lineRule="auto"/>
+            </w:pPr>
             <w:r>
               <w:rPr>
                 <w:sz w:val="15"/>
               </w:rPr>
-              <w:t>C21 DECIDE disposition</w:t>
+              <w:t>C21</w:t>
             </w:r>
           </w:p>
         </w:tc>
         <w:tc>
           <w:tcPr>
-            <w:tcW w:type="dxa" w:w="5170"/>
-            <w:vAlign w:val="center"/>
+            <w:tcW w:type="dxa" w:w="6520"/>
+            <w:tcMar>
+              <w:top w:w="70" w:type="dxa"/>
+              <w:start w:w="80" w:type="dxa"/>
+              <w:bottom w:w="70" w:type="dxa"/>
+              <w:end w:w="80" w:type="dxa"/>
+            </w:tcMar>
+            <w:vAlign w:val="top"/>
           </w:tcPr>
           <w:p>
+            <w:pPr>
+              <w:spacing w:after="0" w:line="240" w:lineRule="auto"/>
+            </w:pPr>
+            <w:r>
+              <w:rPr>
+                <w:sz w:val="15"/>
+              </w:rPr>
+              <w:t>DECIDE disposition</w:t>
+            </w:r>
+          </w:p>
+        </w:tc>
+        <w:tc>
+          <w:tcPr>
+            <w:tcW w:type="dxa" w:w="1417"/>
+            <w:tcMar>
+              <w:top w:w="70" w:type="dxa"/>
+              <w:start w:w="80" w:type="dxa"/>
+              <w:bottom w:w="70" w:type="dxa"/>
+              <w:end w:w="80" w:type="dxa"/>
+            </w:tcMar>
+            <w:vAlign w:val="top"/>
+          </w:tcPr>
+          <w:p>
+            <w:pPr>
+              <w:spacing w:after="0" w:line="240" w:lineRule="auto"/>
+            </w:pPr>
             <w:r>
               <w:rPr>
                 <w:sz w:val="15"/>
@@ -1340,26 +2845,70 @@
         </w:tc>
       </w:tr>
       <w:tr>
+        <w:trPr>
+          <w:cantSplit/>
+        </w:trPr>
         <w:tc>
           <w:tcPr>
-            <w:tcW w:type="dxa" w:w="5170"/>
-            <w:vAlign w:val="center"/>
+            <w:tcW w:type="dxa" w:w="1134"/>
+            <w:tcMar>
+              <w:top w:w="70" w:type="dxa"/>
+              <w:start w:w="80" w:type="dxa"/>
+              <w:bottom w:w="70" w:type="dxa"/>
+              <w:end w:w="80" w:type="dxa"/>
+            </w:tcMar>
+            <w:vAlign w:val="top"/>
           </w:tcPr>
           <w:p>
+            <w:pPr>
+              <w:spacing w:after="0" w:line="240" w:lineRule="auto"/>
+            </w:pPr>
             <w:r>
               <w:rPr>
                 <w:sz w:val="15"/>
               </w:rPr>
-              <w:t>C22 ACT capability authorization</w:t>
+              <w:t>C22</w:t>
             </w:r>
           </w:p>
         </w:tc>
         <w:tc>
           <w:tcPr>
-            <w:tcW w:type="dxa" w:w="5170"/>
-            <w:vAlign w:val="center"/>
+            <w:tcW w:type="dxa" w:w="6520"/>
+            <w:tcMar>
+              <w:top w:w="70" w:type="dxa"/>
+              <w:start w:w="80" w:type="dxa"/>
+              <w:bottom w:w="70" w:type="dxa"/>
+              <w:end w:w="80" w:type="dxa"/>
+            </w:tcMar>
+            <w:vAlign w:val="top"/>
           </w:tcPr>
           <w:p>
+            <w:pPr>
+              <w:spacing w:after="0" w:line="240" w:lineRule="auto"/>
+            </w:pPr>
+            <w:r>
+              <w:rPr>
+                <w:sz w:val="15"/>
+              </w:rPr>
+              <w:t>ACT capability authorization</w:t>
+            </w:r>
+          </w:p>
+        </w:tc>
+        <w:tc>
+          <w:tcPr>
+            <w:tcW w:type="dxa" w:w="1417"/>
+            <w:tcMar>
+              <w:top w:w="70" w:type="dxa"/>
+              <w:start w:w="80" w:type="dxa"/>
+              <w:bottom w:w="70" w:type="dxa"/>
+              <w:end w:w="80" w:type="dxa"/>
+            </w:tcMar>
+            <w:vAlign w:val="top"/>
+          </w:tcPr>
+          <w:p>
+            <w:pPr>
+              <w:spacing w:after="0" w:line="240" w:lineRule="auto"/>
+            </w:pPr>
             <w:r>
               <w:rPr>
                 <w:sz w:val="15"/>
@@ -1370,26 +2919,70 @@
         </w:tc>
       </w:tr>
       <w:tr>
+        <w:trPr>
+          <w:cantSplit/>
+        </w:trPr>
         <w:tc>
           <w:tcPr>
-            <w:tcW w:type="dxa" w:w="5170"/>
-            <w:vAlign w:val="center"/>
+            <w:tcW w:type="dxa" w:w="1134"/>
+            <w:tcMar>
+              <w:top w:w="70" w:type="dxa"/>
+              <w:start w:w="80" w:type="dxa"/>
+              <w:bottom w:w="70" w:type="dxa"/>
+              <w:end w:w="80" w:type="dxa"/>
+            </w:tcMar>
+            <w:vAlign w:val="top"/>
           </w:tcPr>
           <w:p>
+            <w:pPr>
+              <w:spacing w:after="0" w:line="240" w:lineRule="auto"/>
+            </w:pPr>
             <w:r>
               <w:rPr>
                 <w:sz w:val="15"/>
               </w:rPr>
-              <w:t>C23 DECIDE-to-ACT transition</w:t>
+              <w:t>C23</w:t>
             </w:r>
           </w:p>
         </w:tc>
         <w:tc>
           <w:tcPr>
-            <w:tcW w:type="dxa" w:w="5170"/>
-            <w:vAlign w:val="center"/>
+            <w:tcW w:type="dxa" w:w="6520"/>
+            <w:tcMar>
+              <w:top w:w="70" w:type="dxa"/>
+              <w:start w:w="80" w:type="dxa"/>
+              <w:bottom w:w="70" w:type="dxa"/>
+              <w:end w:w="80" w:type="dxa"/>
+            </w:tcMar>
+            <w:vAlign w:val="top"/>
           </w:tcPr>
           <w:p>
+            <w:pPr>
+              <w:spacing w:after="0" w:line="240" w:lineRule="auto"/>
+            </w:pPr>
+            <w:r>
+              <w:rPr>
+                <w:sz w:val="15"/>
+              </w:rPr>
+              <w:t>DECIDE-to-ACT transition</w:t>
+            </w:r>
+          </w:p>
+        </w:tc>
+        <w:tc>
+          <w:tcPr>
+            <w:tcW w:type="dxa" w:w="1417"/>
+            <w:tcMar>
+              <w:top w:w="70" w:type="dxa"/>
+              <w:start w:w="80" w:type="dxa"/>
+              <w:bottom w:w="70" w:type="dxa"/>
+              <w:end w:w="80" w:type="dxa"/>
+            </w:tcMar>
+            <w:vAlign w:val="top"/>
+          </w:tcPr>
+          <w:p>
+            <w:pPr>
+              <w:spacing w:after="0" w:line="240" w:lineRule="auto"/>
+            </w:pPr>
             <w:r>
               <w:rPr>
                 <w:sz w:val="15"/>
@@ -1400,26 +2993,70 @@
         </w:tc>
       </w:tr>
       <w:tr>
+        <w:trPr>
+          <w:cantSplit/>
+        </w:trPr>
         <w:tc>
           <w:tcPr>
-            <w:tcW w:type="dxa" w:w="5170"/>
-            <w:vAlign w:val="center"/>
+            <w:tcW w:type="dxa" w:w="1134"/>
+            <w:tcMar>
+              <w:top w:w="70" w:type="dxa"/>
+              <w:start w:w="80" w:type="dxa"/>
+              <w:bottom w:w="70" w:type="dxa"/>
+              <w:end w:w="80" w:type="dxa"/>
+            </w:tcMar>
+            <w:vAlign w:val="top"/>
           </w:tcPr>
           <w:p>
+            <w:pPr>
+              <w:spacing w:after="0" w:line="240" w:lineRule="auto"/>
+            </w:pPr>
             <w:r>
               <w:rPr>
                 <w:sz w:val="15"/>
               </w:rPr>
-              <w:t>C24 End-to-end audit stage coverage</w:t>
+              <w:t>C24</w:t>
             </w:r>
           </w:p>
         </w:tc>
         <w:tc>
           <w:tcPr>
-            <w:tcW w:type="dxa" w:w="5170"/>
-            <w:vAlign w:val="center"/>
+            <w:tcW w:type="dxa" w:w="6520"/>
+            <w:tcMar>
+              <w:top w:w="70" w:type="dxa"/>
+              <w:start w:w="80" w:type="dxa"/>
+              <w:bottom w:w="70" w:type="dxa"/>
+              <w:end w:w="80" w:type="dxa"/>
+            </w:tcMar>
+            <w:vAlign w:val="top"/>
           </w:tcPr>
           <w:p>
+            <w:pPr>
+              <w:spacing w:after="0" w:line="240" w:lineRule="auto"/>
+            </w:pPr>
+            <w:r>
+              <w:rPr>
+                <w:sz w:val="15"/>
+              </w:rPr>
+              <w:t>End-to-end audit stage coverage</w:t>
+            </w:r>
+          </w:p>
+        </w:tc>
+        <w:tc>
+          <w:tcPr>
+            <w:tcW w:type="dxa" w:w="1417"/>
+            <w:tcMar>
+              <w:top w:w="70" w:type="dxa"/>
+              <w:start w:w="80" w:type="dxa"/>
+              <w:bottom w:w="70" w:type="dxa"/>
+              <w:end w:w="80" w:type="dxa"/>
+            </w:tcMar>
+            <w:vAlign w:val="top"/>
+          </w:tcPr>
+          <w:p>
+            <w:pPr>
+              <w:spacing w:after="0" w:line="240" w:lineRule="auto"/>
+            </w:pPr>
             <w:r>
               <w:rPr>
                 <w:sz w:val="15"/>
@@ -1430,22 +3067,74 @@
         </w:tc>
       </w:tr>
       <w:tr>
+        <w:trPr>
+          <w:cantSplit/>
+        </w:trPr>
         <w:tc>
           <w:tcPr>
-            <w:tcW w:type="dxa" w:w="5170"/>
+            <w:tcW w:type="dxa" w:w="1134"/>
+            <w:tcMar>
+              <w:top w:w="70" w:type="dxa"/>
+              <w:start w:w="80" w:type="dxa"/>
+              <w:bottom w:w="70" w:type="dxa"/>
+              <w:end w:w="80" w:type="dxa"/>
+            </w:tcMar>
+            <w:vAlign w:val="top"/>
           </w:tcPr>
           <w:p>
+            <w:pPr>
+              <w:spacing w:after="0" w:line="240" w:lineRule="auto"/>
+            </w:pPr>
             <w:r>
-              <w:t>C25 Task-scoped action grant</w:t>
+              <w:rPr>
+                <w:sz w:val="15"/>
+              </w:rPr>
+              <w:t>C25</w:t>
             </w:r>
           </w:p>
         </w:tc>
         <w:tc>
           <w:tcPr>
-            <w:tcW w:type="dxa" w:w="5170"/>
+            <w:tcW w:type="dxa" w:w="6520"/>
+            <w:tcMar>
+              <w:top w:w="70" w:type="dxa"/>
+              <w:start w:w="80" w:type="dxa"/>
+              <w:bottom w:w="70" w:type="dxa"/>
+              <w:end w:w="80" w:type="dxa"/>
+            </w:tcMar>
+            <w:vAlign w:val="top"/>
           </w:tcPr>
           <w:p>
+            <w:pPr>
+              <w:spacing w:after="0" w:line="240" w:lineRule="auto"/>
+            </w:pPr>
             <w:r>
+              <w:rPr>
+                <w:sz w:val="15"/>
+              </w:rPr>
+              <w:t>Task-scoped action grant</w:t>
+            </w:r>
+          </w:p>
+        </w:tc>
+        <w:tc>
+          <w:tcPr>
+            <w:tcW w:type="dxa" w:w="1417"/>
+            <w:tcMar>
+              <w:top w:w="70" w:type="dxa"/>
+              <w:start w:w="80" w:type="dxa"/>
+              <w:bottom w:w="70" w:type="dxa"/>
+              <w:end w:w="80" w:type="dxa"/>
+            </w:tcMar>
+            <w:vAlign w:val="top"/>
+          </w:tcPr>
+          <w:p>
+            <w:pPr>
+              <w:spacing w:after="0" w:line="240" w:lineRule="auto"/>
+            </w:pPr>
+            <w:r>
+              <w:rPr>
+                <w:sz w:val="15"/>
+              </w:rPr>
               <w:t>PASS</w:t>
             </w:r>
           </w:p>
@@ -1454,15 +3143,17 @@
     </w:tbl>
     <w:p>
       <w:pPr>
-        <w:pStyle w:val="Heading1"/>
+        <w:spacing w:after="20"/>
+      </w:pPr>
+    </w:p>
+    <w:p>
+      <w:pPr>
+        <w:pStyle w:val="Heading2"/>
+        <w:keepNext/>
+        <w:spacing w:before="160" w:after="80"/>
       </w:pPr>
       <w:r>
-        <w:t>D.5 CORE RUNTIME BENCHMARK</w:t>
-      </w:r>
-    </w:p>
-    <w:p>
-      <w:r>
-        <w:t>The benchmark measures only deterministic governance-engine overhead. It excludes retrieval, model inference, network latency, connector I/O, token generation, external persistence, and execution of real actions. Smaller workloads use 20 measured runs after warmup; the largest 5,000-object and 150-rule workloads use 12 measured runs. Median and interquartile range (IQR) are used as the primary descriptive statistics.</w:t>
+        <w:t>D.4.1 Candidate execution-integrity hardening</w:t>
       </w:r>
     </w:p>
     <w:tbl>
@@ -1473,23 +3164,974 @@
         <w:tblLook w:firstColumn="1" w:firstRow="1" w:lastColumn="0" w:lastRow="0" w:noHBand="0" w:noVBand="1" w:val="04A0"/>
       </w:tblPr>
       <w:tblGrid>
-        <w:gridCol w:w="2068"/>
-        <w:gridCol w:w="2068"/>
-        <w:gridCol w:w="2068"/>
-        <w:gridCol w:w="2068"/>
-        <w:gridCol w:w="2068"/>
+        <w:gridCol w:w="3156"/>
+        <w:gridCol w:w="3156"/>
+        <w:gridCol w:w="3156"/>
       </w:tblGrid>
       <w:tr>
         <w:trPr>
           <w:tblHeader w:val="true"/>
+          <w:tblHeader w:val="true"/>
         </w:trPr>
         <w:tc>
           <w:tcPr>
-            <w:tcW w:type="dxa" w:w="2068"/>
-            <w:shd w:fill="EDEDED"/>
+            <w:tcW w:type="dxa" w:w="1134"/>
+            <w:shd w:fill="E7E6E6"/>
+            <w:tcMar>
+              <w:top w:w="70" w:type="dxa"/>
+              <w:start w:w="80" w:type="dxa"/>
+              <w:bottom w:w="70" w:type="dxa"/>
+              <w:end w:w="80" w:type="dxa"/>
+            </w:tcMar>
             <w:vAlign w:val="center"/>
           </w:tcPr>
           <w:p>
+            <w:pPr>
+              <w:spacing w:after="0"/>
+            </w:pPr>
+            <w:r>
+              <w:rPr>
+                <w:b/>
+                <w:sz w:val="15"/>
+              </w:rPr>
+              <w:t>Check</w:t>
+            </w:r>
+          </w:p>
+        </w:tc>
+        <w:tc>
+          <w:tcPr>
+            <w:tcW w:type="dxa" w:w="6520"/>
+            <w:shd w:fill="E7E6E6"/>
+            <w:tcMar>
+              <w:top w:w="70" w:type="dxa"/>
+              <w:start w:w="80" w:type="dxa"/>
+              <w:bottom w:w="70" w:type="dxa"/>
+              <w:end w:w="80" w:type="dxa"/>
+            </w:tcMar>
+            <w:vAlign w:val="center"/>
+          </w:tcPr>
+          <w:p>
+            <w:pPr>
+              <w:spacing w:after="0"/>
+            </w:pPr>
+            <w:r>
+              <w:rPr>
+                <w:b/>
+                <w:sz w:val="15"/>
+              </w:rPr>
+              <w:t>Candidate behavior</w:t>
+            </w:r>
+          </w:p>
+        </w:tc>
+        <w:tc>
+          <w:tcPr>
+            <w:tcW w:type="dxa" w:w="1417"/>
+            <w:shd w:fill="E7E6E6"/>
+            <w:tcMar>
+              <w:top w:w="70" w:type="dxa"/>
+              <w:start w:w="80" w:type="dxa"/>
+              <w:bottom w:w="70" w:type="dxa"/>
+              <w:end w:w="80" w:type="dxa"/>
+            </w:tcMar>
+            <w:vAlign w:val="center"/>
+          </w:tcPr>
+          <w:p>
+            <w:pPr>
+              <w:spacing w:after="0"/>
+            </w:pPr>
+            <w:r>
+              <w:rPr>
+                <w:b/>
+                <w:sz w:val="15"/>
+              </w:rPr>
+              <w:t>Result</w:t>
+            </w:r>
+          </w:p>
+        </w:tc>
+      </w:tr>
+      <w:tr>
+        <w:trPr>
+          <w:cantSplit/>
+        </w:trPr>
+        <w:tc>
+          <w:tcPr>
+            <w:tcW w:type="dxa" w:w="1134"/>
+            <w:tcMar>
+              <w:top w:w="70" w:type="dxa"/>
+              <w:start w:w="80" w:type="dxa"/>
+              <w:bottom w:w="70" w:type="dxa"/>
+              <w:end w:w="80" w:type="dxa"/>
+            </w:tcMar>
+            <w:vAlign w:val="top"/>
+          </w:tcPr>
+          <w:p>
+            <w:pPr>
+              <w:spacing w:after="0" w:line="240" w:lineRule="auto"/>
+            </w:pPr>
+            <w:r>
+              <w:rPr>
+                <w:sz w:val="15"/>
+              </w:rPr>
+              <w:t>C26</w:t>
+            </w:r>
+          </w:p>
+        </w:tc>
+        <w:tc>
+          <w:tcPr>
+            <w:tcW w:type="dxa" w:w="6520"/>
+            <w:tcMar>
+              <w:top w:w="70" w:type="dxa"/>
+              <w:start w:w="80" w:type="dxa"/>
+              <w:bottom w:w="70" w:type="dxa"/>
+              <w:end w:w="80" w:type="dxa"/>
+            </w:tcMar>
+            <w:vAlign w:val="top"/>
+          </w:tcPr>
+          <w:p>
+            <w:pPr>
+              <w:spacing w:after="0" w:line="240" w:lineRule="auto"/>
+            </w:pPr>
+            <w:r>
+              <w:rPr>
+                <w:sz w:val="15"/>
+              </w:rPr>
+              <w:t>Upstream terminal propagation</w:t>
+            </w:r>
+          </w:p>
+        </w:tc>
+        <w:tc>
+          <w:tcPr>
+            <w:tcW w:type="dxa" w:w="1417"/>
+            <w:tcMar>
+              <w:top w:w="70" w:type="dxa"/>
+              <w:start w:w="80" w:type="dxa"/>
+              <w:bottom w:w="70" w:type="dxa"/>
+              <w:end w:w="80" w:type="dxa"/>
+            </w:tcMar>
+            <w:vAlign w:val="top"/>
+          </w:tcPr>
+          <w:p>
+            <w:pPr>
+              <w:spacing w:after="0" w:line="240" w:lineRule="auto"/>
+            </w:pPr>
+            <w:r>
+              <w:rPr>
+                <w:sz w:val="15"/>
+              </w:rPr>
+              <w:t>PASS</w:t>
+            </w:r>
+          </w:p>
+        </w:tc>
+      </w:tr>
+      <w:tr>
+        <w:trPr>
+          <w:cantSplit/>
+        </w:trPr>
+        <w:tc>
+          <w:tcPr>
+            <w:tcW w:type="dxa" w:w="1134"/>
+            <w:tcMar>
+              <w:top w:w="70" w:type="dxa"/>
+              <w:start w:w="80" w:type="dxa"/>
+              <w:bottom w:w="70" w:type="dxa"/>
+              <w:end w:w="80" w:type="dxa"/>
+            </w:tcMar>
+            <w:vAlign w:val="top"/>
+          </w:tcPr>
+          <w:p>
+            <w:pPr>
+              <w:spacing w:after="0" w:line="240" w:lineRule="auto"/>
+            </w:pPr>
+            <w:r>
+              <w:rPr>
+                <w:sz w:val="15"/>
+              </w:rPr>
+              <w:t>C27</w:t>
+            </w:r>
+          </w:p>
+        </w:tc>
+        <w:tc>
+          <w:tcPr>
+            <w:tcW w:type="dxa" w:w="6520"/>
+            <w:tcMar>
+              <w:top w:w="70" w:type="dxa"/>
+              <w:start w:w="80" w:type="dxa"/>
+              <w:bottom w:w="70" w:type="dxa"/>
+              <w:end w:w="80" w:type="dxa"/>
+            </w:tcMar>
+            <w:vAlign w:val="top"/>
+          </w:tcPr>
+          <w:p>
+            <w:pPr>
+              <w:spacing w:after="0" w:line="240" w:lineRule="auto"/>
+            </w:pPr>
+            <w:r>
+              <w:rPr>
+                <w:sz w:val="15"/>
+              </w:rPr>
+              <w:t>Minimum AnalysisResult contract</w:t>
+            </w:r>
+          </w:p>
+        </w:tc>
+        <w:tc>
+          <w:tcPr>
+            <w:tcW w:type="dxa" w:w="1417"/>
+            <w:tcMar>
+              <w:top w:w="70" w:type="dxa"/>
+              <w:start w:w="80" w:type="dxa"/>
+              <w:bottom w:w="70" w:type="dxa"/>
+              <w:end w:w="80" w:type="dxa"/>
+            </w:tcMar>
+            <w:vAlign w:val="top"/>
+          </w:tcPr>
+          <w:p>
+            <w:pPr>
+              <w:spacing w:after="0" w:line="240" w:lineRule="auto"/>
+            </w:pPr>
+            <w:r>
+              <w:rPr>
+                <w:sz w:val="15"/>
+              </w:rPr>
+              <w:t>PASS</w:t>
+            </w:r>
+          </w:p>
+        </w:tc>
+      </w:tr>
+      <w:tr>
+        <w:trPr>
+          <w:cantSplit/>
+        </w:trPr>
+        <w:tc>
+          <w:tcPr>
+            <w:tcW w:type="dxa" w:w="1134"/>
+            <w:tcMar>
+              <w:top w:w="70" w:type="dxa"/>
+              <w:start w:w="80" w:type="dxa"/>
+              <w:bottom w:w="70" w:type="dxa"/>
+              <w:end w:w="80" w:type="dxa"/>
+            </w:tcMar>
+            <w:vAlign w:val="top"/>
+          </w:tcPr>
+          <w:p>
+            <w:pPr>
+              <w:spacing w:after="0" w:line="240" w:lineRule="auto"/>
+            </w:pPr>
+            <w:r>
+              <w:rPr>
+                <w:sz w:val="15"/>
+              </w:rPr>
+              <w:t>C28</w:t>
+            </w:r>
+          </w:p>
+        </w:tc>
+        <w:tc>
+          <w:tcPr>
+            <w:tcW w:type="dxa" w:w="6520"/>
+            <w:tcMar>
+              <w:top w:w="70" w:type="dxa"/>
+              <w:start w:w="80" w:type="dxa"/>
+              <w:bottom w:w="70" w:type="dxa"/>
+              <w:end w:w="80" w:type="dxa"/>
+            </w:tcMar>
+            <w:vAlign w:val="top"/>
+          </w:tcPr>
+          <w:p>
+            <w:pPr>
+              <w:spacing w:after="0" w:line="240" w:lineRule="auto"/>
+            </w:pPr>
+            <w:r>
+              <w:rPr>
+                <w:sz w:val="15"/>
+              </w:rPr>
+              <w:t>ACT requires explicit authorization</w:t>
+            </w:r>
+          </w:p>
+        </w:tc>
+        <w:tc>
+          <w:tcPr>
+            <w:tcW w:type="dxa" w:w="1417"/>
+            <w:tcMar>
+              <w:top w:w="70" w:type="dxa"/>
+              <w:start w:w="80" w:type="dxa"/>
+              <w:bottom w:w="70" w:type="dxa"/>
+              <w:end w:w="80" w:type="dxa"/>
+            </w:tcMar>
+            <w:vAlign w:val="top"/>
+          </w:tcPr>
+          <w:p>
+            <w:pPr>
+              <w:spacing w:after="0" w:line="240" w:lineRule="auto"/>
+            </w:pPr>
+            <w:r>
+              <w:rPr>
+                <w:sz w:val="15"/>
+              </w:rPr>
+              <w:t>PASS</w:t>
+            </w:r>
+          </w:p>
+        </w:tc>
+      </w:tr>
+      <w:tr>
+        <w:trPr>
+          <w:cantSplit/>
+        </w:trPr>
+        <w:tc>
+          <w:tcPr>
+            <w:tcW w:type="dxa" w:w="1134"/>
+            <w:tcMar>
+              <w:top w:w="70" w:type="dxa"/>
+              <w:start w:w="80" w:type="dxa"/>
+              <w:bottom w:w="70" w:type="dxa"/>
+              <w:end w:w="80" w:type="dxa"/>
+            </w:tcMar>
+            <w:vAlign w:val="top"/>
+          </w:tcPr>
+          <w:p>
+            <w:pPr>
+              <w:spacing w:after="0" w:line="240" w:lineRule="auto"/>
+            </w:pPr>
+            <w:r>
+              <w:rPr>
+                <w:sz w:val="15"/>
+              </w:rPr>
+              <w:t>C29</w:t>
+            </w:r>
+          </w:p>
+        </w:tc>
+        <w:tc>
+          <w:tcPr>
+            <w:tcW w:type="dxa" w:w="6520"/>
+            <w:tcMar>
+              <w:top w:w="70" w:type="dxa"/>
+              <w:start w:w="80" w:type="dxa"/>
+              <w:bottom w:w="70" w:type="dxa"/>
+              <w:end w:w="80" w:type="dxa"/>
+            </w:tcMar>
+            <w:vAlign w:val="top"/>
+          </w:tcPr>
+          <w:p>
+            <w:pPr>
+              <w:spacing w:after="0" w:line="240" w:lineRule="auto"/>
+            </w:pPr>
+            <w:r>
+              <w:rPr>
+                <w:sz w:val="15"/>
+              </w:rPr>
+              <w:t>Expired action grant fails closed</w:t>
+            </w:r>
+          </w:p>
+        </w:tc>
+        <w:tc>
+          <w:tcPr>
+            <w:tcW w:type="dxa" w:w="1417"/>
+            <w:tcMar>
+              <w:top w:w="70" w:type="dxa"/>
+              <w:start w:w="80" w:type="dxa"/>
+              <w:bottom w:w="70" w:type="dxa"/>
+              <w:end w:w="80" w:type="dxa"/>
+            </w:tcMar>
+            <w:vAlign w:val="top"/>
+          </w:tcPr>
+          <w:p>
+            <w:pPr>
+              <w:spacing w:after="0" w:line="240" w:lineRule="auto"/>
+            </w:pPr>
+            <w:r>
+              <w:rPr>
+                <w:sz w:val="15"/>
+              </w:rPr>
+              <w:t>PASS</w:t>
+            </w:r>
+          </w:p>
+        </w:tc>
+      </w:tr>
+      <w:tr>
+        <w:trPr>
+          <w:cantSplit/>
+        </w:trPr>
+        <w:tc>
+          <w:tcPr>
+            <w:tcW w:type="dxa" w:w="1134"/>
+            <w:tcMar>
+              <w:top w:w="70" w:type="dxa"/>
+              <w:start w:w="80" w:type="dxa"/>
+              <w:bottom w:w="70" w:type="dxa"/>
+              <w:end w:w="80" w:type="dxa"/>
+            </w:tcMar>
+            <w:vAlign w:val="top"/>
+          </w:tcPr>
+          <w:p>
+            <w:pPr>
+              <w:spacing w:after="0" w:line="240" w:lineRule="auto"/>
+            </w:pPr>
+            <w:r>
+              <w:rPr>
+                <w:sz w:val="15"/>
+              </w:rPr>
+              <w:t>C30</w:t>
+            </w:r>
+          </w:p>
+        </w:tc>
+        <w:tc>
+          <w:tcPr>
+            <w:tcW w:type="dxa" w:w="6520"/>
+            <w:tcMar>
+              <w:top w:w="70" w:type="dxa"/>
+              <w:start w:w="80" w:type="dxa"/>
+              <w:bottom w:w="70" w:type="dxa"/>
+              <w:end w:w="80" w:type="dxa"/>
+            </w:tcMar>
+            <w:vAlign w:val="top"/>
+          </w:tcPr>
+          <w:p>
+            <w:pPr>
+              <w:spacing w:after="0" w:line="240" w:lineRule="auto"/>
+            </w:pPr>
+            <w:r>
+              <w:rPr>
+                <w:sz w:val="15"/>
+              </w:rPr>
+              <w:t>In-process action quota enforcement</w:t>
+            </w:r>
+          </w:p>
+        </w:tc>
+        <w:tc>
+          <w:tcPr>
+            <w:tcW w:type="dxa" w:w="1417"/>
+            <w:tcMar>
+              <w:top w:w="70" w:type="dxa"/>
+              <w:start w:w="80" w:type="dxa"/>
+              <w:bottom w:w="70" w:type="dxa"/>
+              <w:end w:w="80" w:type="dxa"/>
+            </w:tcMar>
+            <w:vAlign w:val="top"/>
+          </w:tcPr>
+          <w:p>
+            <w:pPr>
+              <w:spacing w:after="0" w:line="240" w:lineRule="auto"/>
+            </w:pPr>
+            <w:r>
+              <w:rPr>
+                <w:sz w:val="15"/>
+              </w:rPr>
+              <w:t>PASS</w:t>
+            </w:r>
+          </w:p>
+        </w:tc>
+      </w:tr>
+      <w:tr>
+        <w:trPr>
+          <w:cantSplit/>
+        </w:trPr>
+        <w:tc>
+          <w:tcPr>
+            <w:tcW w:type="dxa" w:w="1134"/>
+            <w:tcMar>
+              <w:top w:w="70" w:type="dxa"/>
+              <w:start w:w="80" w:type="dxa"/>
+              <w:bottom w:w="70" w:type="dxa"/>
+              <w:end w:w="80" w:type="dxa"/>
+            </w:tcMar>
+            <w:vAlign w:val="top"/>
+          </w:tcPr>
+          <w:p>
+            <w:pPr>
+              <w:spacing w:after="0" w:line="240" w:lineRule="auto"/>
+            </w:pPr>
+            <w:r>
+              <w:rPr>
+                <w:sz w:val="15"/>
+              </w:rPr>
+              <w:t>C31</w:t>
+            </w:r>
+          </w:p>
+        </w:tc>
+        <w:tc>
+          <w:tcPr>
+            <w:tcW w:type="dxa" w:w="6520"/>
+            <w:tcMar>
+              <w:top w:w="70" w:type="dxa"/>
+              <w:start w:w="80" w:type="dxa"/>
+              <w:bottom w:w="70" w:type="dxa"/>
+              <w:end w:w="80" w:type="dxa"/>
+            </w:tcMar>
+            <w:vAlign w:val="top"/>
+          </w:tcPr>
+          <w:p>
+            <w:pPr>
+              <w:spacing w:after="0" w:line="240" w:lineRule="auto"/>
+            </w:pPr>
+            <w:r>
+              <w:rPr>
+                <w:sz w:val="15"/>
+              </w:rPr>
+              <w:t>Effective Action value authorization</w:t>
+            </w:r>
+          </w:p>
+        </w:tc>
+        <w:tc>
+          <w:tcPr>
+            <w:tcW w:type="dxa" w:w="1417"/>
+            <w:tcMar>
+              <w:top w:w="70" w:type="dxa"/>
+              <w:start w:w="80" w:type="dxa"/>
+              <w:bottom w:w="70" w:type="dxa"/>
+              <w:end w:w="80" w:type="dxa"/>
+            </w:tcMar>
+            <w:vAlign w:val="top"/>
+          </w:tcPr>
+          <w:p>
+            <w:pPr>
+              <w:spacing w:after="0" w:line="240" w:lineRule="auto"/>
+            </w:pPr>
+            <w:r>
+              <w:rPr>
+                <w:sz w:val="15"/>
+              </w:rPr>
+              <w:t>PASS</w:t>
+            </w:r>
+          </w:p>
+        </w:tc>
+      </w:tr>
+      <w:tr>
+        <w:trPr>
+          <w:cantSplit/>
+        </w:trPr>
+        <w:tc>
+          <w:tcPr>
+            <w:tcW w:type="dxa" w:w="1134"/>
+            <w:tcMar>
+              <w:top w:w="70" w:type="dxa"/>
+              <w:start w:w="80" w:type="dxa"/>
+              <w:bottom w:w="70" w:type="dxa"/>
+              <w:end w:w="80" w:type="dxa"/>
+            </w:tcMar>
+            <w:vAlign w:val="top"/>
+          </w:tcPr>
+          <w:p>
+            <w:pPr>
+              <w:spacing w:after="0" w:line="240" w:lineRule="auto"/>
+            </w:pPr>
+            <w:r>
+              <w:rPr>
+                <w:sz w:val="15"/>
+              </w:rPr>
+              <w:t>C32</w:t>
+            </w:r>
+          </w:p>
+        </w:tc>
+        <w:tc>
+          <w:tcPr>
+            <w:tcW w:type="dxa" w:w="6520"/>
+            <w:tcMar>
+              <w:top w:w="70" w:type="dxa"/>
+              <w:start w:w="80" w:type="dxa"/>
+              <w:bottom w:w="70" w:type="dxa"/>
+              <w:end w:w="80" w:type="dxa"/>
+            </w:tcMar>
+            <w:vAlign w:val="top"/>
+          </w:tcPr>
+          <w:p>
+            <w:pPr>
+              <w:spacing w:after="0" w:line="240" w:lineRule="auto"/>
+            </w:pPr>
+            <w:r>
+              <w:rPr>
+                <w:sz w:val="15"/>
+              </w:rPr>
+              <w:t>Required human approval cannot be bypassed</w:t>
+            </w:r>
+          </w:p>
+        </w:tc>
+        <w:tc>
+          <w:tcPr>
+            <w:tcW w:type="dxa" w:w="1417"/>
+            <w:tcMar>
+              <w:top w:w="70" w:type="dxa"/>
+              <w:start w:w="80" w:type="dxa"/>
+              <w:bottom w:w="70" w:type="dxa"/>
+              <w:end w:w="80" w:type="dxa"/>
+            </w:tcMar>
+            <w:vAlign w:val="top"/>
+          </w:tcPr>
+          <w:p>
+            <w:pPr>
+              <w:spacing w:after="0" w:line="240" w:lineRule="auto"/>
+            </w:pPr>
+            <w:r>
+              <w:rPr>
+                <w:sz w:val="15"/>
+              </w:rPr>
+              <w:t>PASS</w:t>
+            </w:r>
+          </w:p>
+        </w:tc>
+      </w:tr>
+      <w:tr>
+        <w:trPr>
+          <w:cantSplit/>
+        </w:trPr>
+        <w:tc>
+          <w:tcPr>
+            <w:tcW w:type="dxa" w:w="1134"/>
+            <w:tcMar>
+              <w:top w:w="70" w:type="dxa"/>
+              <w:start w:w="80" w:type="dxa"/>
+              <w:bottom w:w="70" w:type="dxa"/>
+              <w:end w:w="80" w:type="dxa"/>
+            </w:tcMar>
+            <w:vAlign w:val="top"/>
+          </w:tcPr>
+          <w:p>
+            <w:pPr>
+              <w:spacing w:after="0" w:line="240" w:lineRule="auto"/>
+            </w:pPr>
+            <w:r>
+              <w:rPr>
+                <w:sz w:val="15"/>
+              </w:rPr>
+              <w:t>C33</w:t>
+            </w:r>
+          </w:p>
+        </w:tc>
+        <w:tc>
+          <w:tcPr>
+            <w:tcW w:type="dxa" w:w="6520"/>
+            <w:tcMar>
+              <w:top w:w="70" w:type="dxa"/>
+              <w:start w:w="80" w:type="dxa"/>
+              <w:bottom w:w="70" w:type="dxa"/>
+              <w:end w:w="80" w:type="dxa"/>
+            </w:tcMar>
+            <w:vAlign w:val="top"/>
+          </w:tcPr>
+          <w:p>
+            <w:pPr>
+              <w:spacing w:after="0" w:line="240" w:lineRule="auto"/>
+            </w:pPr>
+            <w:r>
+              <w:rPr>
+                <w:sz w:val="15"/>
+              </w:rPr>
+              <w:t>Finite numeric governance</w:t>
+            </w:r>
+          </w:p>
+        </w:tc>
+        <w:tc>
+          <w:tcPr>
+            <w:tcW w:type="dxa" w:w="1417"/>
+            <w:tcMar>
+              <w:top w:w="70" w:type="dxa"/>
+              <w:start w:w="80" w:type="dxa"/>
+              <w:bottom w:w="70" w:type="dxa"/>
+              <w:end w:w="80" w:type="dxa"/>
+            </w:tcMar>
+            <w:vAlign w:val="top"/>
+          </w:tcPr>
+          <w:p>
+            <w:pPr>
+              <w:spacing w:after="0" w:line="240" w:lineRule="auto"/>
+            </w:pPr>
+            <w:r>
+              <w:rPr>
+                <w:sz w:val="15"/>
+              </w:rPr>
+              <w:t>PASS</w:t>
+            </w:r>
+          </w:p>
+        </w:tc>
+      </w:tr>
+      <w:tr>
+        <w:trPr>
+          <w:cantSplit/>
+        </w:trPr>
+        <w:tc>
+          <w:tcPr>
+            <w:tcW w:type="dxa" w:w="1134"/>
+            <w:tcMar>
+              <w:top w:w="70" w:type="dxa"/>
+              <w:start w:w="80" w:type="dxa"/>
+              <w:bottom w:w="70" w:type="dxa"/>
+              <w:end w:w="80" w:type="dxa"/>
+            </w:tcMar>
+            <w:vAlign w:val="top"/>
+          </w:tcPr>
+          <w:p>
+            <w:pPr>
+              <w:spacing w:after="0" w:line="240" w:lineRule="auto"/>
+            </w:pPr>
+            <w:r>
+              <w:rPr>
+                <w:sz w:val="15"/>
+              </w:rPr>
+              <w:t>C34</w:t>
+            </w:r>
+          </w:p>
+        </w:tc>
+        <w:tc>
+          <w:tcPr>
+            <w:tcW w:type="dxa" w:w="6520"/>
+            <w:tcMar>
+              <w:top w:w="70" w:type="dxa"/>
+              <w:start w:w="80" w:type="dxa"/>
+              <w:bottom w:w="70" w:type="dxa"/>
+              <w:end w:w="80" w:type="dxa"/>
+            </w:tcMar>
+            <w:vAlign w:val="top"/>
+          </w:tcPr>
+          <w:p>
+            <w:pPr>
+              <w:spacing w:after="0" w:line="240" w:lineRule="auto"/>
+            </w:pPr>
+            <w:r>
+              <w:rPr>
+                <w:sz w:val="15"/>
+              </w:rPr>
+              <w:t>CapabilityGrant schema and scope integrity</w:t>
+            </w:r>
+          </w:p>
+        </w:tc>
+        <w:tc>
+          <w:tcPr>
+            <w:tcW w:type="dxa" w:w="1417"/>
+            <w:tcMar>
+              <w:top w:w="70" w:type="dxa"/>
+              <w:start w:w="80" w:type="dxa"/>
+              <w:bottom w:w="70" w:type="dxa"/>
+              <w:end w:w="80" w:type="dxa"/>
+            </w:tcMar>
+            <w:vAlign w:val="top"/>
+          </w:tcPr>
+          <w:p>
+            <w:pPr>
+              <w:spacing w:after="0" w:line="240" w:lineRule="auto"/>
+            </w:pPr>
+            <w:r>
+              <w:rPr>
+                <w:sz w:val="15"/>
+              </w:rPr>
+              <w:t>PASS</w:t>
+            </w:r>
+          </w:p>
+        </w:tc>
+      </w:tr>
+      <w:tr>
+        <w:trPr>
+          <w:cantSplit/>
+        </w:trPr>
+        <w:tc>
+          <w:tcPr>
+            <w:tcW w:type="dxa" w:w="1134"/>
+            <w:tcMar>
+              <w:top w:w="70" w:type="dxa"/>
+              <w:start w:w="80" w:type="dxa"/>
+              <w:bottom w:w="70" w:type="dxa"/>
+              <w:end w:w="80" w:type="dxa"/>
+            </w:tcMar>
+            <w:vAlign w:val="top"/>
+          </w:tcPr>
+          <w:p>
+            <w:pPr>
+              <w:spacing w:after="0" w:line="240" w:lineRule="auto"/>
+            </w:pPr>
+            <w:r>
+              <w:rPr>
+                <w:sz w:val="15"/>
+              </w:rPr>
+              <w:t>C35</w:t>
+            </w:r>
+          </w:p>
+        </w:tc>
+        <w:tc>
+          <w:tcPr>
+            <w:tcW w:type="dxa" w:w="6520"/>
+            <w:tcMar>
+              <w:top w:w="70" w:type="dxa"/>
+              <w:start w:w="80" w:type="dxa"/>
+              <w:bottom w:w="70" w:type="dxa"/>
+              <w:end w:w="80" w:type="dxa"/>
+            </w:tcMar>
+            <w:vAlign w:val="top"/>
+          </w:tcPr>
+          <w:p>
+            <w:pPr>
+              <w:spacing w:after="0" w:line="240" w:lineRule="auto"/>
+            </w:pPr>
+            <w:r>
+              <w:rPr>
+                <w:sz w:val="15"/>
+              </w:rPr>
+              <w:t>Human DECIDE resolution</w:t>
+            </w:r>
+          </w:p>
+        </w:tc>
+        <w:tc>
+          <w:tcPr>
+            <w:tcW w:type="dxa" w:w="1417"/>
+            <w:tcMar>
+              <w:top w:w="70" w:type="dxa"/>
+              <w:start w:w="80" w:type="dxa"/>
+              <w:bottom w:w="70" w:type="dxa"/>
+              <w:end w:w="80" w:type="dxa"/>
+            </w:tcMar>
+            <w:vAlign w:val="top"/>
+          </w:tcPr>
+          <w:p>
+            <w:pPr>
+              <w:spacing w:after="0" w:line="240" w:lineRule="auto"/>
+            </w:pPr>
+            <w:r>
+              <w:rPr>
+                <w:sz w:val="15"/>
+              </w:rPr>
+              <w:t>PASS</w:t>
+            </w:r>
+          </w:p>
+        </w:tc>
+      </w:tr>
+      <w:tr>
+        <w:trPr>
+          <w:cantSplit/>
+        </w:trPr>
+        <w:tc>
+          <w:tcPr>
+            <w:tcW w:type="dxa" w:w="1134"/>
+            <w:tcMar>
+              <w:top w:w="70" w:type="dxa"/>
+              <w:start w:w="80" w:type="dxa"/>
+              <w:bottom w:w="70" w:type="dxa"/>
+              <w:end w:w="80" w:type="dxa"/>
+            </w:tcMar>
+            <w:vAlign w:val="top"/>
+          </w:tcPr>
+          <w:p>
+            <w:pPr>
+              <w:spacing w:after="0" w:line="240" w:lineRule="auto"/>
+            </w:pPr>
+            <w:r>
+              <w:rPr>
+                <w:sz w:val="15"/>
+              </w:rPr>
+              <w:t>C36</w:t>
+            </w:r>
+          </w:p>
+        </w:tc>
+        <w:tc>
+          <w:tcPr>
+            <w:tcW w:type="dxa" w:w="6520"/>
+            <w:tcMar>
+              <w:top w:w="70" w:type="dxa"/>
+              <w:start w:w="80" w:type="dxa"/>
+              <w:bottom w:w="70" w:type="dxa"/>
+              <w:end w:w="80" w:type="dxa"/>
+            </w:tcMar>
+            <w:vAlign w:val="top"/>
+          </w:tcPr>
+          <w:p>
+            <w:pPr>
+              <w:spacing w:after="0" w:line="240" w:lineRule="auto"/>
+            </w:pPr>
+            <w:r>
+              <w:rPr>
+                <w:sz w:val="15"/>
+              </w:rPr>
+              <w:t>Action target/template constraint enforcement</w:t>
+            </w:r>
+          </w:p>
+        </w:tc>
+        <w:tc>
+          <w:tcPr>
+            <w:tcW w:type="dxa" w:w="1417"/>
+            <w:tcMar>
+              <w:top w:w="70" w:type="dxa"/>
+              <w:start w:w="80" w:type="dxa"/>
+              <w:bottom w:w="70" w:type="dxa"/>
+              <w:end w:w="80" w:type="dxa"/>
+            </w:tcMar>
+            <w:vAlign w:val="top"/>
+          </w:tcPr>
+          <w:p>
+            <w:pPr>
+              <w:spacing w:after="0" w:line="240" w:lineRule="auto"/>
+            </w:pPr>
+            <w:r>
+              <w:rPr>
+                <w:sz w:val="15"/>
+              </w:rPr>
+              <w:t>PASS</w:t>
+            </w:r>
+          </w:p>
+        </w:tc>
+      </w:tr>
+    </w:tbl>
+    <w:p>
+      <w:pPr>
+        <w:spacing w:after="20"/>
+      </w:pPr>
+    </w:p>
+    <w:p>
+      <w:pPr>
+        <w:spacing w:after="100" w:line="269" w:lineRule="auto"/>
+        <w:ind w:firstLine="312"/>
+      </w:pPr>
+      <w:r>
+        <w:t>The candidate checks specifically target cross-stage propagation, analytical-output contracts, action-grant lifecycle and scope, human-decision transitions, effective-action authorization, and malformed numeric or policy assertions. They remain intentionally separate from the normative suite until the next specification-hardening cycle.</w:t>
+      </w:r>
+    </w:p>
+    <w:p>
+      <w:pPr>
+        <w:pStyle w:val="Heading1"/>
+        <w:keepNext/>
+        <w:spacing w:before="240" w:after="80"/>
+      </w:pPr>
+      <w:r>
+        <w:t>D.5 Deterministic Runtime Benchmark</w:t>
+      </w:r>
+    </w:p>
+    <w:p>
+      <w:pPr>
+        <w:spacing w:after="100" w:line="269" w:lineRule="auto"/>
+        <w:ind w:firstLine="312"/>
+      </w:pPr>
+      <w:r>
+        <w:t>The benchmark measures deterministic governance-engine overhead only. It excludes retrieval, model inference, network latency, connector I/O, token generation, external persistence, human-workflow latency, and execution of real actions. Smaller workloads use 20 measured runs after warmup; the largest 5,000-object and 150-rule workloads use 12 measured runs. Median and interquartile range (IQR) are reported.</w:t>
+      </w:r>
+    </w:p>
+    <w:tbl>
+      <w:tblPr>
+        <w:tblStyle w:val="TableGrid"/>
+        <w:tblW w:type="auto" w:w="0"/>
+        <w:jc w:val="center"/>
+        <w:tblLook w:firstColumn="1" w:firstRow="1" w:lastColumn="0" w:lastRow="0" w:noHBand="0" w:noVBand="1" w:val="04A0"/>
+      </w:tblPr>
+      <w:tblGrid>
+        <w:gridCol w:w="1894"/>
+        <w:gridCol w:w="1894"/>
+        <w:gridCol w:w="1894"/>
+        <w:gridCol w:w="1894"/>
+        <w:gridCol w:w="1894"/>
+      </w:tblGrid>
+      <w:tr>
+        <w:trPr>
+          <w:tblHeader w:val="true"/>
+          <w:tblHeader w:val="true"/>
+        </w:trPr>
+        <w:tc>
+          <w:tcPr>
+            <w:tcW w:type="dxa" w:w="1814"/>
+            <w:shd w:fill="E7E6E6"/>
+            <w:tcMar>
+              <w:top w:w="70" w:type="dxa"/>
+              <w:start w:w="80" w:type="dxa"/>
+              <w:bottom w:w="70" w:type="dxa"/>
+              <w:end w:w="80" w:type="dxa"/>
+            </w:tcMar>
+            <w:vAlign w:val="center"/>
+          </w:tcPr>
+          <w:p>
+            <w:pPr>
+              <w:spacing w:after="0"/>
+            </w:pPr>
             <w:r>
               <w:rPr>
                 <w:b/>
@@ -1501,11 +4143,20 @@
         </w:tc>
         <w:tc>
           <w:tcPr>
-            <w:tcW w:type="dxa" w:w="2068"/>
-            <w:shd w:fill="EDEDED"/>
+            <w:tcW w:type="dxa" w:w="1814"/>
+            <w:shd w:fill="E7E6E6"/>
+            <w:tcMar>
+              <w:top w:w="70" w:type="dxa"/>
+              <w:start w:w="80" w:type="dxa"/>
+              <w:bottom w:w="70" w:type="dxa"/>
+              <w:end w:w="80" w:type="dxa"/>
+            </w:tcMar>
             <w:vAlign w:val="center"/>
           </w:tcPr>
           <w:p>
+            <w:pPr>
+              <w:spacing w:after="0"/>
+            </w:pPr>
             <w:r>
               <w:rPr>
                 <w:b/>
@@ -1517,11 +4168,20 @@
         </w:tc>
         <w:tc>
           <w:tcPr>
-            <w:tcW w:type="dxa" w:w="2068"/>
-            <w:shd w:fill="EDEDED"/>
+            <w:tcW w:type="dxa" w:w="1814"/>
+            <w:shd w:fill="E7E6E6"/>
+            <w:tcMar>
+              <w:top w:w="70" w:type="dxa"/>
+              <w:start w:w="80" w:type="dxa"/>
+              <w:bottom w:w="70" w:type="dxa"/>
+              <w:end w:w="80" w:type="dxa"/>
+            </w:tcMar>
             <w:vAlign w:val="center"/>
           </w:tcPr>
           <w:p>
+            <w:pPr>
+              <w:spacing w:after="0"/>
+            </w:pPr>
             <w:r>
               <w:rPr>
                 <w:b/>
@@ -1533,11 +4193,20 @@
         </w:tc>
         <w:tc>
           <w:tcPr>
-            <w:tcW w:type="dxa" w:w="2068"/>
-            <w:shd w:fill="EDEDED"/>
+            <w:tcW w:type="dxa" w:w="1814"/>
+            <w:shd w:fill="E7E6E6"/>
+            <w:tcMar>
+              <w:top w:w="70" w:type="dxa"/>
+              <w:start w:w="80" w:type="dxa"/>
+              <w:bottom w:w="70" w:type="dxa"/>
+              <w:end w:w="80" w:type="dxa"/>
+            </w:tcMar>
             <w:vAlign w:val="center"/>
           </w:tcPr>
           <w:p>
+            <w:pPr>
+              <w:spacing w:after="0"/>
+            </w:pPr>
             <w:r>
               <w:rPr>
                 <w:b/>
@@ -1549,11 +4218,20 @@
         </w:tc>
         <w:tc>
           <w:tcPr>
-            <w:tcW w:type="dxa" w:w="2068"/>
-            <w:shd w:fill="EDEDED"/>
+            <w:tcW w:type="dxa" w:w="1814"/>
+            <w:shd w:fill="E7E6E6"/>
+            <w:tcMar>
+              <w:top w:w="70" w:type="dxa"/>
+              <w:start w:w="80" w:type="dxa"/>
+              <w:bottom w:w="70" w:type="dxa"/>
+              <w:end w:w="80" w:type="dxa"/>
+            </w:tcMar>
             <w:vAlign w:val="center"/>
           </w:tcPr>
           <w:p>
+            <w:pPr>
+              <w:spacing w:after="0"/>
+            </w:pPr>
             <w:r>
               <w:rPr>
                 <w:b/>
@@ -1565,228 +4243,480 @@
         </w:tc>
       </w:tr>
       <w:tr>
+        <w:trPr>
+          <w:cantSplit/>
+        </w:trPr>
         <w:tc>
           <w:tcPr>
-            <w:tcW w:type="dxa" w:w="2068"/>
-            <w:vAlign w:val="center"/>
+            <w:tcW w:type="dxa" w:w="1814"/>
+            <w:tcMar>
+              <w:top w:w="70" w:type="dxa"/>
+              <w:start w:w="80" w:type="dxa"/>
+              <w:bottom w:w="70" w:type="dxa"/>
+              <w:end w:w="80" w:type="dxa"/>
+            </w:tcMar>
+            <w:vAlign w:val="top"/>
           </w:tcPr>
           <w:p>
+            <w:pPr>
+              <w:spacing w:after="0" w:line="240" w:lineRule="auto"/>
+            </w:pPr>
             <w:r>
+              <w:rPr>
+                <w:sz w:val="16"/>
+              </w:rPr>
               <w:t>10</w:t>
             </w:r>
           </w:p>
         </w:tc>
         <w:tc>
           <w:tcPr>
-            <w:tcW w:type="dxa" w:w="2068"/>
-            <w:vAlign w:val="center"/>
+            <w:tcW w:type="dxa" w:w="1814"/>
+            <w:tcMar>
+              <w:top w:w="70" w:type="dxa"/>
+              <w:start w:w="80" w:type="dxa"/>
+              <w:bottom w:w="70" w:type="dxa"/>
+              <w:end w:w="80" w:type="dxa"/>
+            </w:tcMar>
+            <w:vAlign w:val="top"/>
           </w:tcPr>
           <w:p>
+            <w:pPr>
+              <w:spacing w:after="0" w:line="240" w:lineRule="auto"/>
+            </w:pPr>
             <w:r>
+              <w:rPr>
+                <w:sz w:val="16"/>
+              </w:rPr>
               <w:t>10</w:t>
             </w:r>
           </w:p>
         </w:tc>
         <w:tc>
           <w:tcPr>
-            <w:tcW w:type="dxa" w:w="2068"/>
-            <w:vAlign w:val="center"/>
+            <w:tcW w:type="dxa" w:w="1814"/>
+            <w:tcMar>
+              <w:top w:w="70" w:type="dxa"/>
+              <w:start w:w="80" w:type="dxa"/>
+              <w:bottom w:w="70" w:type="dxa"/>
+              <w:end w:w="80" w:type="dxa"/>
+            </w:tcMar>
+            <w:vAlign w:val="top"/>
           </w:tcPr>
           <w:p>
+            <w:pPr>
+              <w:spacing w:after="0" w:line="240" w:lineRule="auto"/>
+            </w:pPr>
             <w:r>
+              <w:rPr>
+                <w:sz w:val="16"/>
+              </w:rPr>
               <w:t>20</w:t>
             </w:r>
           </w:p>
         </w:tc>
         <w:tc>
           <w:tcPr>
-            <w:tcW w:type="dxa" w:w="2068"/>
-            <w:vAlign w:val="center"/>
+            <w:tcW w:type="dxa" w:w="1814"/>
+            <w:tcMar>
+              <w:top w:w="70" w:type="dxa"/>
+              <w:start w:w="80" w:type="dxa"/>
+              <w:bottom w:w="70" w:type="dxa"/>
+              <w:end w:w="80" w:type="dxa"/>
+            </w:tcMar>
+            <w:vAlign w:val="top"/>
           </w:tcPr>
           <w:p>
+            <w:pPr>
+              <w:spacing w:after="0" w:line="240" w:lineRule="auto"/>
+            </w:pPr>
             <w:r>
+              <w:rPr>
+                <w:sz w:val="16"/>
+              </w:rPr>
               <w:t>0.60</w:t>
             </w:r>
           </w:p>
         </w:tc>
         <w:tc>
           <w:tcPr>
-            <w:tcW w:type="dxa" w:w="2068"/>
-            <w:vAlign w:val="center"/>
+            <w:tcW w:type="dxa" w:w="1814"/>
+            <w:tcMar>
+              <w:top w:w="70" w:type="dxa"/>
+              <w:start w:w="80" w:type="dxa"/>
+              <w:bottom w:w="70" w:type="dxa"/>
+              <w:end w:w="80" w:type="dxa"/>
+            </w:tcMar>
+            <w:vAlign w:val="top"/>
           </w:tcPr>
           <w:p>
+            <w:pPr>
+              <w:spacing w:after="0" w:line="240" w:lineRule="auto"/>
+            </w:pPr>
             <w:r>
+              <w:rPr>
+                <w:sz w:val="16"/>
+              </w:rPr>
               <w:t>0.02</w:t>
             </w:r>
           </w:p>
         </w:tc>
       </w:tr>
       <w:tr>
+        <w:trPr>
+          <w:cantSplit/>
+        </w:trPr>
         <w:tc>
           <w:tcPr>
-            <w:tcW w:type="dxa" w:w="2068"/>
-            <w:vAlign w:val="center"/>
+            <w:tcW w:type="dxa" w:w="1814"/>
+            <w:tcMar>
+              <w:top w:w="70" w:type="dxa"/>
+              <w:start w:w="80" w:type="dxa"/>
+              <w:bottom w:w="70" w:type="dxa"/>
+              <w:end w:w="80" w:type="dxa"/>
+            </w:tcMar>
+            <w:vAlign w:val="top"/>
           </w:tcPr>
           <w:p>
+            <w:pPr>
+              <w:spacing w:after="0" w:line="240" w:lineRule="auto"/>
+            </w:pPr>
             <w:r>
+              <w:rPr>
+                <w:sz w:val="16"/>
+              </w:rPr>
               <w:t>100</w:t>
             </w:r>
           </w:p>
         </w:tc>
         <w:tc>
           <w:tcPr>
-            <w:tcW w:type="dxa" w:w="2068"/>
-            <w:vAlign w:val="center"/>
+            <w:tcW w:type="dxa" w:w="1814"/>
+            <w:tcMar>
+              <w:top w:w="70" w:type="dxa"/>
+              <w:start w:w="80" w:type="dxa"/>
+              <w:bottom w:w="70" w:type="dxa"/>
+              <w:end w:w="80" w:type="dxa"/>
+            </w:tcMar>
+            <w:vAlign w:val="top"/>
           </w:tcPr>
           <w:p>
+            <w:pPr>
+              <w:spacing w:after="0" w:line="240" w:lineRule="auto"/>
+            </w:pPr>
             <w:r>
+              <w:rPr>
+                <w:sz w:val="16"/>
+              </w:rPr>
               <w:t>10</w:t>
             </w:r>
           </w:p>
         </w:tc>
         <w:tc>
           <w:tcPr>
-            <w:tcW w:type="dxa" w:w="2068"/>
-            <w:vAlign w:val="center"/>
+            <w:tcW w:type="dxa" w:w="1814"/>
+            <w:tcMar>
+              <w:top w:w="70" w:type="dxa"/>
+              <w:start w:w="80" w:type="dxa"/>
+              <w:bottom w:w="70" w:type="dxa"/>
+              <w:end w:w="80" w:type="dxa"/>
+            </w:tcMar>
+            <w:vAlign w:val="top"/>
           </w:tcPr>
           <w:p>
+            <w:pPr>
+              <w:spacing w:after="0" w:line="240" w:lineRule="auto"/>
+            </w:pPr>
             <w:r>
+              <w:rPr>
+                <w:sz w:val="16"/>
+              </w:rPr>
               <w:t>20</w:t>
             </w:r>
           </w:p>
         </w:tc>
         <w:tc>
           <w:tcPr>
-            <w:tcW w:type="dxa" w:w="2068"/>
-            <w:vAlign w:val="center"/>
+            <w:tcW w:type="dxa" w:w="1814"/>
+            <w:tcMar>
+              <w:top w:w="70" w:type="dxa"/>
+              <w:start w:w="80" w:type="dxa"/>
+              <w:bottom w:w="70" w:type="dxa"/>
+              <w:end w:w="80" w:type="dxa"/>
+            </w:tcMar>
+            <w:vAlign w:val="top"/>
           </w:tcPr>
           <w:p>
+            <w:pPr>
+              <w:spacing w:after="0" w:line="240" w:lineRule="auto"/>
+            </w:pPr>
             <w:r>
+              <w:rPr>
+                <w:sz w:val="16"/>
+              </w:rPr>
               <w:t>4.79</w:t>
             </w:r>
           </w:p>
         </w:tc>
         <w:tc>
           <w:tcPr>
-            <w:tcW w:type="dxa" w:w="2068"/>
-            <w:vAlign w:val="center"/>
+            <w:tcW w:type="dxa" w:w="1814"/>
+            <w:tcMar>
+              <w:top w:w="70" w:type="dxa"/>
+              <w:start w:w="80" w:type="dxa"/>
+              <w:bottom w:w="70" w:type="dxa"/>
+              <w:end w:w="80" w:type="dxa"/>
+            </w:tcMar>
+            <w:vAlign w:val="top"/>
           </w:tcPr>
           <w:p>
+            <w:pPr>
+              <w:spacing w:after="0" w:line="240" w:lineRule="auto"/>
+            </w:pPr>
             <w:r>
+              <w:rPr>
+                <w:sz w:val="16"/>
+              </w:rPr>
               <w:t>0.16</w:t>
             </w:r>
           </w:p>
         </w:tc>
       </w:tr>
       <w:tr>
+        <w:trPr>
+          <w:cantSplit/>
+        </w:trPr>
         <w:tc>
           <w:tcPr>
-            <w:tcW w:type="dxa" w:w="2068"/>
-            <w:vAlign w:val="center"/>
+            <w:tcW w:type="dxa" w:w="1814"/>
+            <w:tcMar>
+              <w:top w:w="70" w:type="dxa"/>
+              <w:start w:w="80" w:type="dxa"/>
+              <w:bottom w:w="70" w:type="dxa"/>
+              <w:end w:w="80" w:type="dxa"/>
+            </w:tcMar>
+            <w:vAlign w:val="top"/>
           </w:tcPr>
           <w:p>
+            <w:pPr>
+              <w:spacing w:after="0" w:line="240" w:lineRule="auto"/>
+            </w:pPr>
             <w:r>
-              <w:t>1000</w:t>
+              <w:rPr>
+                <w:sz w:val="16"/>
+              </w:rPr>
+              <w:t>1,000</w:t>
             </w:r>
           </w:p>
         </w:tc>
         <w:tc>
           <w:tcPr>
-            <w:tcW w:type="dxa" w:w="2068"/>
-            <w:vAlign w:val="center"/>
+            <w:tcW w:type="dxa" w:w="1814"/>
+            <w:tcMar>
+              <w:top w:w="70" w:type="dxa"/>
+              <w:start w:w="80" w:type="dxa"/>
+              <w:bottom w:w="70" w:type="dxa"/>
+              <w:end w:w="80" w:type="dxa"/>
+            </w:tcMar>
+            <w:vAlign w:val="top"/>
           </w:tcPr>
           <w:p>
+            <w:pPr>
+              <w:spacing w:after="0" w:line="240" w:lineRule="auto"/>
+            </w:pPr>
             <w:r>
+              <w:rPr>
+                <w:sz w:val="16"/>
+              </w:rPr>
               <w:t>10</w:t>
             </w:r>
           </w:p>
         </w:tc>
         <w:tc>
           <w:tcPr>
-            <w:tcW w:type="dxa" w:w="2068"/>
-            <w:vAlign w:val="center"/>
+            <w:tcW w:type="dxa" w:w="1814"/>
+            <w:tcMar>
+              <w:top w:w="70" w:type="dxa"/>
+              <w:start w:w="80" w:type="dxa"/>
+              <w:bottom w:w="70" w:type="dxa"/>
+              <w:end w:w="80" w:type="dxa"/>
+            </w:tcMar>
+            <w:vAlign w:val="top"/>
           </w:tcPr>
           <w:p>
+            <w:pPr>
+              <w:spacing w:after="0" w:line="240" w:lineRule="auto"/>
+            </w:pPr>
             <w:r>
+              <w:rPr>
+                <w:sz w:val="16"/>
+              </w:rPr>
               <w:t>20</w:t>
             </w:r>
           </w:p>
         </w:tc>
         <w:tc>
           <w:tcPr>
-            <w:tcW w:type="dxa" w:w="2068"/>
-            <w:vAlign w:val="center"/>
+            <w:tcW w:type="dxa" w:w="1814"/>
+            <w:tcMar>
+              <w:top w:w="70" w:type="dxa"/>
+              <w:start w:w="80" w:type="dxa"/>
+              <w:bottom w:w="70" w:type="dxa"/>
+              <w:end w:w="80" w:type="dxa"/>
+            </w:tcMar>
+            <w:vAlign w:val="top"/>
           </w:tcPr>
           <w:p>
+            <w:pPr>
+              <w:spacing w:after="0" w:line="240" w:lineRule="auto"/>
+            </w:pPr>
             <w:r>
+              <w:rPr>
+                <w:sz w:val="16"/>
+              </w:rPr>
               <w:t>48.35</w:t>
             </w:r>
           </w:p>
         </w:tc>
         <w:tc>
           <w:tcPr>
-            <w:tcW w:type="dxa" w:w="2068"/>
-            <w:vAlign w:val="center"/>
+            <w:tcW w:type="dxa" w:w="1814"/>
+            <w:tcMar>
+              <w:top w:w="70" w:type="dxa"/>
+              <w:start w:w="80" w:type="dxa"/>
+              <w:bottom w:w="70" w:type="dxa"/>
+              <w:end w:w="80" w:type="dxa"/>
+            </w:tcMar>
+            <w:vAlign w:val="top"/>
           </w:tcPr>
           <w:p>
+            <w:pPr>
+              <w:spacing w:after="0" w:line="240" w:lineRule="auto"/>
+            </w:pPr>
             <w:r>
+              <w:rPr>
+                <w:sz w:val="16"/>
+              </w:rPr>
               <w:t>2.31</w:t>
             </w:r>
           </w:p>
         </w:tc>
       </w:tr>
       <w:tr>
+        <w:trPr>
+          <w:cantSplit/>
+        </w:trPr>
         <w:tc>
           <w:tcPr>
-            <w:tcW w:type="dxa" w:w="2068"/>
-            <w:vAlign w:val="center"/>
+            <w:tcW w:type="dxa" w:w="1814"/>
+            <w:tcMar>
+              <w:top w:w="70" w:type="dxa"/>
+              <w:start w:w="80" w:type="dxa"/>
+              <w:bottom w:w="70" w:type="dxa"/>
+              <w:end w:w="80" w:type="dxa"/>
+            </w:tcMar>
+            <w:vAlign w:val="top"/>
           </w:tcPr>
           <w:p>
+            <w:pPr>
+              <w:spacing w:after="0" w:line="240" w:lineRule="auto"/>
+            </w:pPr>
             <w:r>
-              <w:t>5000</w:t>
+              <w:rPr>
+                <w:sz w:val="16"/>
+              </w:rPr>
+              <w:t>5,000</w:t>
             </w:r>
           </w:p>
         </w:tc>
         <w:tc>
           <w:tcPr>
-            <w:tcW w:type="dxa" w:w="2068"/>
-            <w:vAlign w:val="center"/>
+            <w:tcW w:type="dxa" w:w="1814"/>
+            <w:tcMar>
+              <w:top w:w="70" w:type="dxa"/>
+              <w:start w:w="80" w:type="dxa"/>
+              <w:bottom w:w="70" w:type="dxa"/>
+              <w:end w:w="80" w:type="dxa"/>
+            </w:tcMar>
+            <w:vAlign w:val="top"/>
           </w:tcPr>
           <w:p>
+            <w:pPr>
+              <w:spacing w:after="0" w:line="240" w:lineRule="auto"/>
+            </w:pPr>
             <w:r>
+              <w:rPr>
+                <w:sz w:val="16"/>
+              </w:rPr>
               <w:t>10</w:t>
             </w:r>
           </w:p>
         </w:tc>
         <w:tc>
           <w:tcPr>
-            <w:tcW w:type="dxa" w:w="2068"/>
-            <w:vAlign w:val="center"/>
+            <w:tcW w:type="dxa" w:w="1814"/>
+            <w:tcMar>
+              <w:top w:w="70" w:type="dxa"/>
+              <w:start w:w="80" w:type="dxa"/>
+              <w:bottom w:w="70" w:type="dxa"/>
+              <w:end w:w="80" w:type="dxa"/>
+            </w:tcMar>
+            <w:vAlign w:val="top"/>
           </w:tcPr>
           <w:p>
+            <w:pPr>
+              <w:spacing w:after="0" w:line="240" w:lineRule="auto"/>
+            </w:pPr>
             <w:r>
+              <w:rPr>
+                <w:sz w:val="16"/>
+              </w:rPr>
               <w:t>12</w:t>
             </w:r>
           </w:p>
         </w:tc>
         <w:tc>
           <w:tcPr>
-            <w:tcW w:type="dxa" w:w="2068"/>
-            <w:vAlign w:val="center"/>
+            <w:tcW w:type="dxa" w:w="1814"/>
+            <w:tcMar>
+              <w:top w:w="70" w:type="dxa"/>
+              <w:start w:w="80" w:type="dxa"/>
+              <w:bottom w:w="70" w:type="dxa"/>
+              <w:end w:w="80" w:type="dxa"/>
+            </w:tcMar>
+            <w:vAlign w:val="top"/>
           </w:tcPr>
           <w:p>
+            <w:pPr>
+              <w:spacing w:after="0" w:line="240" w:lineRule="auto"/>
+            </w:pPr>
             <w:r>
+              <w:rPr>
+                <w:sz w:val="16"/>
+              </w:rPr>
               <w:t>227.29</w:t>
             </w:r>
           </w:p>
         </w:tc>
         <w:tc>
           <w:tcPr>
-            <w:tcW w:type="dxa" w:w="2068"/>
-            <w:vAlign w:val="center"/>
+            <w:tcW w:type="dxa" w:w="1814"/>
+            <w:tcMar>
+              <w:top w:w="70" w:type="dxa"/>
+              <w:start w:w="80" w:type="dxa"/>
+              <w:bottom w:w="70" w:type="dxa"/>
+              <w:end w:w="80" w:type="dxa"/>
+            </w:tcMar>
+            <w:vAlign w:val="top"/>
           </w:tcPr>
           <w:p>
+            <w:pPr>
+              <w:spacing w:after="0" w:line="240" w:lineRule="auto"/>
+            </w:pPr>
             <w:r>
+              <w:rPr>
+                <w:sz w:val="16"/>
+              </w:rPr>
               <w:t>12.03</w:t>
             </w:r>
           </w:p>
@@ -1794,53 +4724,27 @@
       </w:tr>
     </w:tbl>
     <w:p>
-      <w:r/>
+      <w:pPr>
+        <w:spacing w:after="20"/>
+      </w:pPr>
     </w:p>
     <w:p>
       <w:pPr>
         <w:jc w:val="center"/>
       </w:pPr>
-      <w:r>
-        <w:drawing>
-          <wp:inline xmlns:a="http://schemas.openxmlformats.org/drawingml/2006/main" xmlns:pic="http://schemas.openxmlformats.org/drawingml/2006/picture">
-            <wp:extent cx="5074920" cy="2864874"/>
-            <wp:docPr id="1" name="Picture 1"/>
-            <wp:cNvGraphicFramePr>
-              <a:graphicFrameLocks noChangeAspect="1"/>
-            </wp:cNvGraphicFramePr>
-            <a:graphic>
-              <a:graphicData uri="http://schemas.openxmlformats.org/drawingml/2006/picture">
-                <pic:pic>
-                  <pic:nvPicPr>
-                    <pic:cNvPr id="0" name="image.png"/>
-                    <pic:cNvPicPr/>
-                  </pic:nvPicPr>
-                  <pic:blipFill>
-                    <a:blip r:embed="rId9"/>
-                    <a:stretch>
-                      <a:fillRect/>
-                    </a:stretch>
-                  </pic:blipFill>
-                  <pic:spPr>
-                    <a:xfrm>
-                      <a:off x="0" y="0"/>
-                      <a:ext cx="5074920" cy="2864874"/>
-                    </a:xfrm>
-                    <a:prstGeom prst="rect"/>
-                  </pic:spPr>
-                </pic:pic>
-              </a:graphicData>
-            </a:graphic>
-          </wp:inline>
-        </w:drawing>
-      </w:r>
+      <w:r/>
     </w:p>
     <w:p>
       <w:pPr>
+        <w:spacing w:after="160"/>
         <w:jc w:val="center"/>
       </w:pPr>
       <w:r>
-        <w:t>Fig. D-1. Object-scaling benchmark.</w:t>
+        <w:rPr>
+          <w:i/>
+          <w:sz w:val="18"/>
+        </w:rPr>
+        <w:t>Fig. D-1. Object-scaling benchmark for the deterministic reference evaluator.</w:t>
       </w:r>
     </w:p>
     <w:tbl>
@@ -1851,23 +4755,33 @@
         <w:tblLook w:firstColumn="1" w:firstRow="1" w:lastColumn="0" w:lastRow="0" w:noHBand="0" w:noVBand="1" w:val="04A0"/>
       </w:tblPr>
       <w:tblGrid>
-        <w:gridCol w:w="2068"/>
-        <w:gridCol w:w="2068"/>
-        <w:gridCol w:w="2068"/>
-        <w:gridCol w:w="2068"/>
-        <w:gridCol w:w="2068"/>
+        <w:gridCol w:w="1894"/>
+        <w:gridCol w:w="1894"/>
+        <w:gridCol w:w="1894"/>
+        <w:gridCol w:w="1894"/>
+        <w:gridCol w:w="1894"/>
       </w:tblGrid>
       <w:tr>
         <w:trPr>
           <w:tblHeader w:val="true"/>
+          <w:tblHeader w:val="true"/>
         </w:trPr>
         <w:tc>
           <w:tcPr>
-            <w:tcW w:type="dxa" w:w="2068"/>
-            <w:shd w:fill="EDEDED"/>
+            <w:tcW w:type="dxa" w:w="1814"/>
+            <w:shd w:fill="E7E6E6"/>
+            <w:tcMar>
+              <w:top w:w="70" w:type="dxa"/>
+              <w:start w:w="80" w:type="dxa"/>
+              <w:bottom w:w="70" w:type="dxa"/>
+              <w:end w:w="80" w:type="dxa"/>
+            </w:tcMar>
             <w:vAlign w:val="center"/>
           </w:tcPr>
           <w:p>
+            <w:pPr>
+              <w:spacing w:after="0"/>
+            </w:pPr>
             <w:r>
               <w:rPr>
                 <w:b/>
@@ -1879,11 +4793,20 @@
         </w:tc>
         <w:tc>
           <w:tcPr>
-            <w:tcW w:type="dxa" w:w="2068"/>
-            <w:shd w:fill="EDEDED"/>
+            <w:tcW w:type="dxa" w:w="1814"/>
+            <w:shd w:fill="E7E6E6"/>
+            <w:tcMar>
+              <w:top w:w="70" w:type="dxa"/>
+              <w:start w:w="80" w:type="dxa"/>
+              <w:bottom w:w="70" w:type="dxa"/>
+              <w:end w:w="80" w:type="dxa"/>
+            </w:tcMar>
             <w:vAlign w:val="center"/>
           </w:tcPr>
           <w:p>
+            <w:pPr>
+              <w:spacing w:after="0"/>
+            </w:pPr>
             <w:r>
               <w:rPr>
                 <w:b/>
@@ -1895,11 +4818,20 @@
         </w:tc>
         <w:tc>
           <w:tcPr>
-            <w:tcW w:type="dxa" w:w="2068"/>
-            <w:shd w:fill="EDEDED"/>
+            <w:tcW w:type="dxa" w:w="1814"/>
+            <w:shd w:fill="E7E6E6"/>
+            <w:tcMar>
+              <w:top w:w="70" w:type="dxa"/>
+              <w:start w:w="80" w:type="dxa"/>
+              <w:bottom w:w="70" w:type="dxa"/>
+              <w:end w:w="80" w:type="dxa"/>
+            </w:tcMar>
             <w:vAlign w:val="center"/>
           </w:tcPr>
           <w:p>
+            <w:pPr>
+              <w:spacing w:after="0"/>
+            </w:pPr>
             <w:r>
               <w:rPr>
                 <w:b/>
@@ -1911,11 +4843,20 @@
         </w:tc>
         <w:tc>
           <w:tcPr>
-            <w:tcW w:type="dxa" w:w="2068"/>
-            <w:shd w:fill="EDEDED"/>
+            <w:tcW w:type="dxa" w:w="1814"/>
+            <w:shd w:fill="E7E6E6"/>
+            <w:tcMar>
+              <w:top w:w="70" w:type="dxa"/>
+              <w:start w:w="80" w:type="dxa"/>
+              <w:bottom w:w="70" w:type="dxa"/>
+              <w:end w:w="80" w:type="dxa"/>
+            </w:tcMar>
             <w:vAlign w:val="center"/>
           </w:tcPr>
           <w:p>
+            <w:pPr>
+              <w:spacing w:after="0"/>
+            </w:pPr>
             <w:r>
               <w:rPr>
                 <w:b/>
@@ -1927,11 +4868,20 @@
         </w:tc>
         <w:tc>
           <w:tcPr>
-            <w:tcW w:type="dxa" w:w="2068"/>
-            <w:shd w:fill="EDEDED"/>
+            <w:tcW w:type="dxa" w:w="1814"/>
+            <w:shd w:fill="E7E6E6"/>
+            <w:tcMar>
+              <w:top w:w="70" w:type="dxa"/>
+              <w:start w:w="80" w:type="dxa"/>
+              <w:bottom w:w="70" w:type="dxa"/>
+              <w:end w:w="80" w:type="dxa"/>
+            </w:tcMar>
             <w:vAlign w:val="center"/>
           </w:tcPr>
           <w:p>
+            <w:pPr>
+              <w:spacing w:after="0"/>
+            </w:pPr>
             <w:r>
               <w:rPr>
                 <w:b/>
@@ -1943,285 +4893,600 @@
         </w:tc>
       </w:tr>
       <w:tr>
+        <w:trPr>
+          <w:cantSplit/>
+        </w:trPr>
         <w:tc>
           <w:tcPr>
-            <w:tcW w:type="dxa" w:w="2068"/>
-            <w:vAlign w:val="center"/>
+            <w:tcW w:type="dxa" w:w="1814"/>
+            <w:tcMar>
+              <w:top w:w="70" w:type="dxa"/>
+              <w:start w:w="80" w:type="dxa"/>
+              <w:bottom w:w="70" w:type="dxa"/>
+              <w:end w:w="80" w:type="dxa"/>
+            </w:tcMar>
+            <w:vAlign w:val="top"/>
           </w:tcPr>
           <w:p>
+            <w:pPr>
+              <w:spacing w:after="0" w:line="240" w:lineRule="auto"/>
+            </w:pPr>
             <w:r>
-              <w:t>1000</w:t>
+              <w:rPr>
+                <w:sz w:val="16"/>
+              </w:rPr>
+              <w:t>1,000</w:t>
             </w:r>
           </w:p>
         </w:tc>
         <w:tc>
           <w:tcPr>
-            <w:tcW w:type="dxa" w:w="2068"/>
-            <w:vAlign w:val="center"/>
+            <w:tcW w:type="dxa" w:w="1814"/>
+            <w:tcMar>
+              <w:top w:w="70" w:type="dxa"/>
+              <w:start w:w="80" w:type="dxa"/>
+              <w:bottom w:w="70" w:type="dxa"/>
+              <w:end w:w="80" w:type="dxa"/>
+            </w:tcMar>
+            <w:vAlign w:val="top"/>
           </w:tcPr>
           <w:p>
+            <w:pPr>
+              <w:spacing w:after="0" w:line="240" w:lineRule="auto"/>
+            </w:pPr>
             <w:r>
+              <w:rPr>
+                <w:sz w:val="16"/>
+              </w:rPr>
               <w:t>0</w:t>
             </w:r>
           </w:p>
         </w:tc>
         <w:tc>
           <w:tcPr>
-            <w:tcW w:type="dxa" w:w="2068"/>
-            <w:vAlign w:val="center"/>
+            <w:tcW w:type="dxa" w:w="1814"/>
+            <w:tcMar>
+              <w:top w:w="70" w:type="dxa"/>
+              <w:start w:w="80" w:type="dxa"/>
+              <w:bottom w:w="70" w:type="dxa"/>
+              <w:end w:w="80" w:type="dxa"/>
+            </w:tcMar>
+            <w:vAlign w:val="top"/>
           </w:tcPr>
           <w:p>
+            <w:pPr>
+              <w:spacing w:after="0" w:line="240" w:lineRule="auto"/>
+            </w:pPr>
             <w:r>
+              <w:rPr>
+                <w:sz w:val="16"/>
+              </w:rPr>
               <w:t>20</w:t>
             </w:r>
           </w:p>
         </w:tc>
         <w:tc>
           <w:tcPr>
-            <w:tcW w:type="dxa" w:w="2068"/>
-            <w:vAlign w:val="center"/>
+            <w:tcW w:type="dxa" w:w="1814"/>
+            <w:tcMar>
+              <w:top w:w="70" w:type="dxa"/>
+              <w:start w:w="80" w:type="dxa"/>
+              <w:bottom w:w="70" w:type="dxa"/>
+              <w:end w:w="80" w:type="dxa"/>
+            </w:tcMar>
+            <w:vAlign w:val="top"/>
           </w:tcPr>
           <w:p>
+            <w:pPr>
+              <w:spacing w:after="0" w:line="240" w:lineRule="auto"/>
+            </w:pPr>
             <w:r>
+              <w:rPr>
+                <w:sz w:val="16"/>
+              </w:rPr>
               <w:t>36.10</w:t>
             </w:r>
           </w:p>
         </w:tc>
         <w:tc>
           <w:tcPr>
-            <w:tcW w:type="dxa" w:w="2068"/>
-            <w:vAlign w:val="center"/>
+            <w:tcW w:type="dxa" w:w="1814"/>
+            <w:tcMar>
+              <w:top w:w="70" w:type="dxa"/>
+              <w:start w:w="80" w:type="dxa"/>
+              <w:bottom w:w="70" w:type="dxa"/>
+              <w:end w:w="80" w:type="dxa"/>
+            </w:tcMar>
+            <w:vAlign w:val="top"/>
           </w:tcPr>
           <w:p>
+            <w:pPr>
+              <w:spacing w:after="0" w:line="240" w:lineRule="auto"/>
+            </w:pPr>
             <w:r>
+              <w:rPr>
+                <w:sz w:val="16"/>
+              </w:rPr>
               <w:t>0.85</w:t>
             </w:r>
           </w:p>
         </w:tc>
       </w:tr>
       <w:tr>
+        <w:trPr>
+          <w:cantSplit/>
+        </w:trPr>
         <w:tc>
           <w:tcPr>
-            <w:tcW w:type="dxa" w:w="2068"/>
-            <w:vAlign w:val="center"/>
+            <w:tcW w:type="dxa" w:w="1814"/>
+            <w:tcMar>
+              <w:top w:w="70" w:type="dxa"/>
+              <w:start w:w="80" w:type="dxa"/>
+              <w:bottom w:w="70" w:type="dxa"/>
+              <w:end w:w="80" w:type="dxa"/>
+            </w:tcMar>
+            <w:vAlign w:val="top"/>
           </w:tcPr>
           <w:p>
+            <w:pPr>
+              <w:spacing w:after="0" w:line="240" w:lineRule="auto"/>
+            </w:pPr>
             <w:r>
-              <w:t>1000</w:t>
+              <w:rPr>
+                <w:sz w:val="16"/>
+              </w:rPr>
+              <w:t>1,000</w:t>
             </w:r>
           </w:p>
         </w:tc>
         <w:tc>
           <w:tcPr>
-            <w:tcW w:type="dxa" w:w="2068"/>
-            <w:vAlign w:val="center"/>
+            <w:tcW w:type="dxa" w:w="1814"/>
+            <w:tcMar>
+              <w:top w:w="70" w:type="dxa"/>
+              <w:start w:w="80" w:type="dxa"/>
+              <w:bottom w:w="70" w:type="dxa"/>
+              <w:end w:w="80" w:type="dxa"/>
+            </w:tcMar>
+            <w:vAlign w:val="top"/>
           </w:tcPr>
           <w:p>
+            <w:pPr>
+              <w:spacing w:after="0" w:line="240" w:lineRule="auto"/>
+            </w:pPr>
             <w:r>
+              <w:rPr>
+                <w:sz w:val="16"/>
+              </w:rPr>
               <w:t>5</w:t>
             </w:r>
           </w:p>
         </w:tc>
         <w:tc>
           <w:tcPr>
-            <w:tcW w:type="dxa" w:w="2068"/>
-            <w:vAlign w:val="center"/>
+            <w:tcW w:type="dxa" w:w="1814"/>
+            <w:tcMar>
+              <w:top w:w="70" w:type="dxa"/>
+              <w:start w:w="80" w:type="dxa"/>
+              <w:bottom w:w="70" w:type="dxa"/>
+              <w:end w:w="80" w:type="dxa"/>
+            </w:tcMar>
+            <w:vAlign w:val="top"/>
           </w:tcPr>
           <w:p>
+            <w:pPr>
+              <w:spacing w:after="0" w:line="240" w:lineRule="auto"/>
+            </w:pPr>
             <w:r>
+              <w:rPr>
+                <w:sz w:val="16"/>
+              </w:rPr>
               <w:t>20</w:t>
             </w:r>
           </w:p>
         </w:tc>
         <w:tc>
           <w:tcPr>
-            <w:tcW w:type="dxa" w:w="2068"/>
-            <w:vAlign w:val="center"/>
+            <w:tcW w:type="dxa" w:w="1814"/>
+            <w:tcMar>
+              <w:top w:w="70" w:type="dxa"/>
+              <w:start w:w="80" w:type="dxa"/>
+              <w:bottom w:w="70" w:type="dxa"/>
+              <w:end w:w="80" w:type="dxa"/>
+            </w:tcMar>
+            <w:vAlign w:val="top"/>
           </w:tcPr>
           <w:p>
+            <w:pPr>
+              <w:spacing w:after="0" w:line="240" w:lineRule="auto"/>
+            </w:pPr>
             <w:r>
+              <w:rPr>
+                <w:sz w:val="16"/>
+              </w:rPr>
               <w:t>42.46</w:t>
             </w:r>
           </w:p>
         </w:tc>
         <w:tc>
           <w:tcPr>
-            <w:tcW w:type="dxa" w:w="2068"/>
-            <w:vAlign w:val="center"/>
+            <w:tcW w:type="dxa" w:w="1814"/>
+            <w:tcMar>
+              <w:top w:w="70" w:type="dxa"/>
+              <w:start w:w="80" w:type="dxa"/>
+              <w:bottom w:w="70" w:type="dxa"/>
+              <w:end w:w="80" w:type="dxa"/>
+            </w:tcMar>
+            <w:vAlign w:val="top"/>
           </w:tcPr>
           <w:p>
+            <w:pPr>
+              <w:spacing w:after="0" w:line="240" w:lineRule="auto"/>
+            </w:pPr>
             <w:r>
+              <w:rPr>
+                <w:sz w:val="16"/>
+              </w:rPr>
               <w:t>1.79</w:t>
             </w:r>
           </w:p>
         </w:tc>
       </w:tr>
       <w:tr>
+        <w:trPr>
+          <w:cantSplit/>
+        </w:trPr>
         <w:tc>
           <w:tcPr>
-            <w:tcW w:type="dxa" w:w="2068"/>
-            <w:vAlign w:val="center"/>
+            <w:tcW w:type="dxa" w:w="1814"/>
+            <w:tcMar>
+              <w:top w:w="70" w:type="dxa"/>
+              <w:start w:w="80" w:type="dxa"/>
+              <w:bottom w:w="70" w:type="dxa"/>
+              <w:end w:w="80" w:type="dxa"/>
+            </w:tcMar>
+            <w:vAlign w:val="top"/>
           </w:tcPr>
           <w:p>
+            <w:pPr>
+              <w:spacing w:after="0" w:line="240" w:lineRule="auto"/>
+            </w:pPr>
             <w:r>
-              <w:t>1000</w:t>
+              <w:rPr>
+                <w:sz w:val="16"/>
+              </w:rPr>
+              <w:t>1,000</w:t>
             </w:r>
           </w:p>
         </w:tc>
         <w:tc>
           <w:tcPr>
-            <w:tcW w:type="dxa" w:w="2068"/>
-            <w:vAlign w:val="center"/>
+            <w:tcW w:type="dxa" w:w="1814"/>
+            <w:tcMar>
+              <w:top w:w="70" w:type="dxa"/>
+              <w:start w:w="80" w:type="dxa"/>
+              <w:bottom w:w="70" w:type="dxa"/>
+              <w:end w:w="80" w:type="dxa"/>
+            </w:tcMar>
+            <w:vAlign w:val="top"/>
           </w:tcPr>
           <w:p>
+            <w:pPr>
+              <w:spacing w:after="0" w:line="240" w:lineRule="auto"/>
+            </w:pPr>
             <w:r>
+              <w:rPr>
+                <w:sz w:val="16"/>
+              </w:rPr>
               <w:t>25</w:t>
             </w:r>
           </w:p>
         </w:tc>
         <w:tc>
           <w:tcPr>
-            <w:tcW w:type="dxa" w:w="2068"/>
-            <w:vAlign w:val="center"/>
+            <w:tcW w:type="dxa" w:w="1814"/>
+            <w:tcMar>
+              <w:top w:w="70" w:type="dxa"/>
+              <w:start w:w="80" w:type="dxa"/>
+              <w:bottom w:w="70" w:type="dxa"/>
+              <w:end w:w="80" w:type="dxa"/>
+            </w:tcMar>
+            <w:vAlign w:val="top"/>
           </w:tcPr>
           <w:p>
+            <w:pPr>
+              <w:spacing w:after="0" w:line="240" w:lineRule="auto"/>
+            </w:pPr>
             <w:r>
+              <w:rPr>
+                <w:sz w:val="16"/>
+              </w:rPr>
               <w:t>20</w:t>
             </w:r>
           </w:p>
         </w:tc>
         <w:tc>
           <w:tcPr>
-            <w:tcW w:type="dxa" w:w="2068"/>
-            <w:vAlign w:val="center"/>
+            <w:tcW w:type="dxa" w:w="1814"/>
+            <w:tcMar>
+              <w:top w:w="70" w:type="dxa"/>
+              <w:start w:w="80" w:type="dxa"/>
+              <w:bottom w:w="70" w:type="dxa"/>
+              <w:end w:w="80" w:type="dxa"/>
+            </w:tcMar>
+            <w:vAlign w:val="top"/>
           </w:tcPr>
           <w:p>
+            <w:pPr>
+              <w:spacing w:after="0" w:line="240" w:lineRule="auto"/>
+            </w:pPr>
             <w:r>
+              <w:rPr>
+                <w:sz w:val="16"/>
+              </w:rPr>
               <w:t>64.85</w:t>
             </w:r>
           </w:p>
         </w:tc>
         <w:tc>
           <w:tcPr>
-            <w:tcW w:type="dxa" w:w="2068"/>
-            <w:vAlign w:val="center"/>
+            <w:tcW w:type="dxa" w:w="1814"/>
+            <w:tcMar>
+              <w:top w:w="70" w:type="dxa"/>
+              <w:start w:w="80" w:type="dxa"/>
+              <w:bottom w:w="70" w:type="dxa"/>
+              <w:end w:w="80" w:type="dxa"/>
+            </w:tcMar>
+            <w:vAlign w:val="top"/>
           </w:tcPr>
           <w:p>
+            <w:pPr>
+              <w:spacing w:after="0" w:line="240" w:lineRule="auto"/>
+            </w:pPr>
             <w:r>
+              <w:rPr>
+                <w:sz w:val="16"/>
+              </w:rPr>
               <w:t>2.61</w:t>
             </w:r>
           </w:p>
         </w:tc>
       </w:tr>
       <w:tr>
+        <w:trPr>
+          <w:cantSplit/>
+        </w:trPr>
         <w:tc>
           <w:tcPr>
-            <w:tcW w:type="dxa" w:w="2068"/>
-            <w:vAlign w:val="center"/>
+            <w:tcW w:type="dxa" w:w="1814"/>
+            <w:tcMar>
+              <w:top w:w="70" w:type="dxa"/>
+              <w:start w:w="80" w:type="dxa"/>
+              <w:bottom w:w="70" w:type="dxa"/>
+              <w:end w:w="80" w:type="dxa"/>
+            </w:tcMar>
+            <w:vAlign w:val="top"/>
           </w:tcPr>
           <w:p>
+            <w:pPr>
+              <w:spacing w:after="0" w:line="240" w:lineRule="auto"/>
+            </w:pPr>
             <w:r>
-              <w:t>1000</w:t>
+              <w:rPr>
+                <w:sz w:val="16"/>
+              </w:rPr>
+              <w:t>1,000</w:t>
             </w:r>
           </w:p>
         </w:tc>
         <w:tc>
           <w:tcPr>
-            <w:tcW w:type="dxa" w:w="2068"/>
-            <w:vAlign w:val="center"/>
+            <w:tcW w:type="dxa" w:w="1814"/>
+            <w:tcMar>
+              <w:top w:w="70" w:type="dxa"/>
+              <w:start w:w="80" w:type="dxa"/>
+              <w:bottom w:w="70" w:type="dxa"/>
+              <w:end w:w="80" w:type="dxa"/>
+            </w:tcMar>
+            <w:vAlign w:val="top"/>
           </w:tcPr>
           <w:p>
+            <w:pPr>
+              <w:spacing w:after="0" w:line="240" w:lineRule="auto"/>
+            </w:pPr>
             <w:r>
+              <w:rPr>
+                <w:sz w:val="16"/>
+              </w:rPr>
               <w:t>100</w:t>
             </w:r>
           </w:p>
         </w:tc>
         <w:tc>
           <w:tcPr>
-            <w:tcW w:type="dxa" w:w="2068"/>
-            <w:vAlign w:val="center"/>
+            <w:tcW w:type="dxa" w:w="1814"/>
+            <w:tcMar>
+              <w:top w:w="70" w:type="dxa"/>
+              <w:start w:w="80" w:type="dxa"/>
+              <w:bottom w:w="70" w:type="dxa"/>
+              <w:end w:w="80" w:type="dxa"/>
+            </w:tcMar>
+            <w:vAlign w:val="top"/>
           </w:tcPr>
           <w:p>
+            <w:pPr>
+              <w:spacing w:after="0" w:line="240" w:lineRule="auto"/>
+            </w:pPr>
             <w:r>
+              <w:rPr>
+                <w:sz w:val="16"/>
+              </w:rPr>
               <w:t>20</w:t>
             </w:r>
           </w:p>
         </w:tc>
         <w:tc>
           <w:tcPr>
-            <w:tcW w:type="dxa" w:w="2068"/>
-            <w:vAlign w:val="center"/>
+            <w:tcW w:type="dxa" w:w="1814"/>
+            <w:tcMar>
+              <w:top w:w="70" w:type="dxa"/>
+              <w:start w:w="80" w:type="dxa"/>
+              <w:bottom w:w="70" w:type="dxa"/>
+              <w:end w:w="80" w:type="dxa"/>
+            </w:tcMar>
+            <w:vAlign w:val="top"/>
           </w:tcPr>
           <w:p>
+            <w:pPr>
+              <w:spacing w:after="0" w:line="240" w:lineRule="auto"/>
+            </w:pPr>
             <w:r>
+              <w:rPr>
+                <w:sz w:val="16"/>
+              </w:rPr>
               <w:t>155.75</w:t>
             </w:r>
           </w:p>
         </w:tc>
         <w:tc>
           <w:tcPr>
-            <w:tcW w:type="dxa" w:w="2068"/>
-            <w:vAlign w:val="center"/>
+            <w:tcW w:type="dxa" w:w="1814"/>
+            <w:tcMar>
+              <w:top w:w="70" w:type="dxa"/>
+              <w:start w:w="80" w:type="dxa"/>
+              <w:bottom w:w="70" w:type="dxa"/>
+              <w:end w:w="80" w:type="dxa"/>
+            </w:tcMar>
+            <w:vAlign w:val="top"/>
           </w:tcPr>
           <w:p>
+            <w:pPr>
+              <w:spacing w:after="0" w:line="240" w:lineRule="auto"/>
+            </w:pPr>
             <w:r>
+              <w:rPr>
+                <w:sz w:val="16"/>
+              </w:rPr>
               <w:t>31.22</w:t>
             </w:r>
           </w:p>
         </w:tc>
       </w:tr>
       <w:tr>
+        <w:trPr>
+          <w:cantSplit/>
+        </w:trPr>
         <w:tc>
           <w:tcPr>
-            <w:tcW w:type="dxa" w:w="2068"/>
-            <w:vAlign w:val="center"/>
+            <w:tcW w:type="dxa" w:w="1814"/>
+            <w:tcMar>
+              <w:top w:w="70" w:type="dxa"/>
+              <w:start w:w="80" w:type="dxa"/>
+              <w:bottom w:w="70" w:type="dxa"/>
+              <w:end w:w="80" w:type="dxa"/>
+            </w:tcMar>
+            <w:vAlign w:val="top"/>
           </w:tcPr>
           <w:p>
+            <w:pPr>
+              <w:spacing w:after="0" w:line="240" w:lineRule="auto"/>
+            </w:pPr>
             <w:r>
-              <w:t>1000</w:t>
+              <w:rPr>
+                <w:sz w:val="16"/>
+              </w:rPr>
+              <w:t>1,000</w:t>
             </w:r>
           </w:p>
         </w:tc>
         <w:tc>
           <w:tcPr>
-            <w:tcW w:type="dxa" w:w="2068"/>
-            <w:vAlign w:val="center"/>
+            <w:tcW w:type="dxa" w:w="1814"/>
+            <w:tcMar>
+              <w:top w:w="70" w:type="dxa"/>
+              <w:start w:w="80" w:type="dxa"/>
+              <w:bottom w:w="70" w:type="dxa"/>
+              <w:end w:w="80" w:type="dxa"/>
+            </w:tcMar>
+            <w:vAlign w:val="top"/>
           </w:tcPr>
           <w:p>
+            <w:pPr>
+              <w:spacing w:after="0" w:line="240" w:lineRule="auto"/>
+            </w:pPr>
             <w:r>
+              <w:rPr>
+                <w:sz w:val="16"/>
+              </w:rPr>
               <w:t>150</w:t>
             </w:r>
           </w:p>
         </w:tc>
         <w:tc>
           <w:tcPr>
-            <w:tcW w:type="dxa" w:w="2068"/>
-            <w:vAlign w:val="center"/>
+            <w:tcW w:type="dxa" w:w="1814"/>
+            <w:tcMar>
+              <w:top w:w="70" w:type="dxa"/>
+              <w:start w:w="80" w:type="dxa"/>
+              <w:bottom w:w="70" w:type="dxa"/>
+              <w:end w:w="80" w:type="dxa"/>
+            </w:tcMar>
+            <w:vAlign w:val="top"/>
           </w:tcPr>
           <w:p>
+            <w:pPr>
+              <w:spacing w:after="0" w:line="240" w:lineRule="auto"/>
+            </w:pPr>
             <w:r>
+              <w:rPr>
+                <w:sz w:val="16"/>
+              </w:rPr>
               <w:t>12</w:t>
             </w:r>
           </w:p>
         </w:tc>
         <w:tc>
           <w:tcPr>
-            <w:tcW w:type="dxa" w:w="2068"/>
-            <w:vAlign w:val="center"/>
+            <w:tcW w:type="dxa" w:w="1814"/>
+            <w:tcMar>
+              <w:top w:w="70" w:type="dxa"/>
+              <w:start w:w="80" w:type="dxa"/>
+              <w:bottom w:w="70" w:type="dxa"/>
+              <w:end w:w="80" w:type="dxa"/>
+            </w:tcMar>
+            <w:vAlign w:val="top"/>
           </w:tcPr>
           <w:p>
+            <w:pPr>
+              <w:spacing w:after="0" w:line="240" w:lineRule="auto"/>
+            </w:pPr>
             <w:r>
+              <w:rPr>
+                <w:sz w:val="16"/>
+              </w:rPr>
               <w:t>218.54</w:t>
             </w:r>
           </w:p>
         </w:tc>
         <w:tc>
           <w:tcPr>
-            <w:tcW w:type="dxa" w:w="2068"/>
-            <w:vAlign w:val="center"/>
+            <w:tcW w:type="dxa" w:w="1814"/>
+            <w:tcMar>
+              <w:top w:w="70" w:type="dxa"/>
+              <w:start w:w="80" w:type="dxa"/>
+              <w:bottom w:w="70" w:type="dxa"/>
+              <w:end w:w="80" w:type="dxa"/>
+            </w:tcMar>
+            <w:vAlign w:val="top"/>
           </w:tcPr>
           <w:p>
+            <w:pPr>
+              <w:spacing w:after="0" w:line="240" w:lineRule="auto"/>
+            </w:pPr>
             <w:r>
+              <w:rPr>
+                <w:sz w:val="16"/>
+              </w:rPr>
               <w:t>93.80</w:t>
             </w:r>
           </w:p>
@@ -2229,66 +5494,46 @@
       </w:tr>
     </w:tbl>
     <w:p>
-      <w:r/>
+      <w:pPr>
+        <w:spacing w:after="20"/>
+      </w:pPr>
     </w:p>
     <w:p>
       <w:pPr>
         <w:jc w:val="center"/>
       </w:pPr>
-      <w:r>
-        <w:drawing>
-          <wp:inline xmlns:a="http://schemas.openxmlformats.org/drawingml/2006/main" xmlns:pic="http://schemas.openxmlformats.org/drawingml/2006/picture">
-            <wp:extent cx="5074920" cy="2864874"/>
-            <wp:docPr id="2" name="Picture 2"/>
-            <wp:cNvGraphicFramePr>
-              <a:graphicFrameLocks noChangeAspect="1"/>
-            </wp:cNvGraphicFramePr>
-            <a:graphic>
-              <a:graphicData uri="http://schemas.openxmlformats.org/drawingml/2006/picture">
-                <pic:pic>
-                  <pic:nvPicPr>
-                    <pic:cNvPr id="0" name="image.png"/>
-                    <pic:cNvPicPr/>
-                  </pic:nvPicPr>
-                  <pic:blipFill>
-                    <a:blip r:embed="rId10"/>
-                    <a:stretch>
-                      <a:fillRect/>
-                    </a:stretch>
-                  </pic:blipFill>
-                  <pic:spPr>
-                    <a:xfrm>
-                      <a:off x="0" y="0"/>
-                      <a:ext cx="5074920" cy="2864874"/>
-                    </a:xfrm>
-                    <a:prstGeom prst="rect"/>
-                  </pic:spPr>
-                </pic:pic>
-              </a:graphicData>
-            </a:graphic>
-          </wp:inline>
-        </w:drawing>
-      </w:r>
+      <w:r/>
     </w:p>
     <w:p>
       <w:pPr>
+        <w:spacing w:after="160"/>
         <w:jc w:val="center"/>
       </w:pPr>
       <w:r>
-        <w:t>Fig. D-2. Rule-scaling benchmark.</w:t>
+        <w:rPr>
+          <w:i/>
+          <w:sz w:val="18"/>
+        </w:rPr>
+        <w:t>Fig. D-2. Rule-scaling benchmark for the deterministic reference evaluator.</w:t>
       </w:r>
     </w:p>
     <w:p>
       <w:pPr>
         <w:pStyle w:val="Heading1"/>
+        <w:keepNext/>
+        <w:spacing w:before="240" w:after="80"/>
       </w:pPr>
       <w:r>
-        <w:t>D.6 THREE-STAGE PIPELINE BENCHMARK</w:t>
+        <w:t>D.6 Three-Stage Pipeline Benchmark</w:t>
       </w:r>
     </w:p>
     <w:p>
+      <w:pPr>
+        <w:spacing w:after="100" w:line="269" w:lineRule="auto"/>
+        <w:ind w:firstLine="312"/>
+      </w:pPr>
       <w:r>
-        <w:t>A second microbenchmark executes the three-stage reference pipeline over 1,000 objects for INFORM, DECIDE, and ACT routing. The benchmark stops at the governance decision and does not execute an external human workflow or API action. It is a warmed single-process microbenchmark and is reported with median/IQR only.</w:t>
+        <w:t>A second microbenchmark executes the three-stage reference pipeline over 1,000 objects for INFORM, DECIDE, and ACT routing. The benchmark stops at the governance decision and does not execute a human workflow or external action. The similar medians therefore characterize consequence-routing overhead only, not equivalent end-to-end operational latency.</w:t>
       </w:r>
     </w:p>
     <w:tbl>
@@ -2299,23 +5544,33 @@
         <w:tblLook w:firstColumn="1" w:firstRow="1" w:lastColumn="0" w:lastRow="0" w:noHBand="0" w:noVBand="1" w:val="04A0"/>
       </w:tblPr>
       <w:tblGrid>
-        <w:gridCol w:w="2068"/>
-        <w:gridCol w:w="2068"/>
-        <w:gridCol w:w="2068"/>
-        <w:gridCol w:w="2068"/>
-        <w:gridCol w:w="2068"/>
+        <w:gridCol w:w="1894"/>
+        <w:gridCol w:w="1894"/>
+        <w:gridCol w:w="1894"/>
+        <w:gridCol w:w="1894"/>
+        <w:gridCol w:w="1894"/>
       </w:tblGrid>
       <w:tr>
         <w:trPr>
           <w:tblHeader w:val="true"/>
+          <w:tblHeader w:val="true"/>
         </w:trPr>
         <w:tc>
           <w:tcPr>
-            <w:tcW w:type="dxa" w:w="2068"/>
-            <w:shd w:fill="EDEDED"/>
+            <w:tcW w:type="dxa" w:w="1814"/>
+            <w:shd w:fill="E7E6E6"/>
+            <w:tcMar>
+              <w:top w:w="70" w:type="dxa"/>
+              <w:start w:w="80" w:type="dxa"/>
+              <w:bottom w:w="70" w:type="dxa"/>
+              <w:end w:w="80" w:type="dxa"/>
+            </w:tcMar>
             <w:vAlign w:val="center"/>
           </w:tcPr>
           <w:p>
+            <w:pPr>
+              <w:spacing w:after="0"/>
+            </w:pPr>
             <w:r>
               <w:rPr>
                 <w:b/>
@@ -2327,11 +5582,20 @@
         </w:tc>
         <w:tc>
           <w:tcPr>
-            <w:tcW w:type="dxa" w:w="2068"/>
-            <w:shd w:fill="EDEDED"/>
+            <w:tcW w:type="dxa" w:w="1814"/>
+            <w:shd w:fill="E7E6E6"/>
+            <w:tcMar>
+              <w:top w:w="70" w:type="dxa"/>
+              <w:start w:w="80" w:type="dxa"/>
+              <w:bottom w:w="70" w:type="dxa"/>
+              <w:end w:w="80" w:type="dxa"/>
+            </w:tcMar>
             <w:vAlign w:val="center"/>
           </w:tcPr>
           <w:p>
+            <w:pPr>
+              <w:spacing w:after="0"/>
+            </w:pPr>
             <w:r>
               <w:rPr>
                 <w:b/>
@@ -2343,11 +5607,20 @@
         </w:tc>
         <w:tc>
           <w:tcPr>
-            <w:tcW w:type="dxa" w:w="2068"/>
-            <w:shd w:fill="EDEDED"/>
+            <w:tcW w:type="dxa" w:w="1814"/>
+            <w:shd w:fill="E7E6E6"/>
+            <w:tcMar>
+              <w:top w:w="70" w:type="dxa"/>
+              <w:start w:w="80" w:type="dxa"/>
+              <w:bottom w:w="70" w:type="dxa"/>
+              <w:end w:w="80" w:type="dxa"/>
+            </w:tcMar>
             <w:vAlign w:val="center"/>
           </w:tcPr>
           <w:p>
+            <w:pPr>
+              <w:spacing w:after="0"/>
+            </w:pPr>
             <w:r>
               <w:rPr>
                 <w:b/>
@@ -2359,11 +5632,20 @@
         </w:tc>
         <w:tc>
           <w:tcPr>
-            <w:tcW w:type="dxa" w:w="2068"/>
-            <w:shd w:fill="EDEDED"/>
+            <w:tcW w:type="dxa" w:w="1814"/>
+            <w:shd w:fill="E7E6E6"/>
+            <w:tcMar>
+              <w:top w:w="70" w:type="dxa"/>
+              <w:start w:w="80" w:type="dxa"/>
+              <w:bottom w:w="70" w:type="dxa"/>
+              <w:end w:w="80" w:type="dxa"/>
+            </w:tcMar>
             <w:vAlign w:val="center"/>
           </w:tcPr>
           <w:p>
+            <w:pPr>
+              <w:spacing w:after="0"/>
+            </w:pPr>
             <w:r>
               <w:rPr>
                 <w:b/>
@@ -2375,11 +5657,20 @@
         </w:tc>
         <w:tc>
           <w:tcPr>
-            <w:tcW w:type="dxa" w:w="2068"/>
-            <w:shd w:fill="EDEDED"/>
+            <w:tcW w:type="dxa" w:w="1814"/>
+            <w:shd w:fill="E7E6E6"/>
+            <w:tcMar>
+              <w:top w:w="70" w:type="dxa"/>
+              <w:start w:w="80" w:type="dxa"/>
+              <w:bottom w:w="70" w:type="dxa"/>
+              <w:end w:w="80" w:type="dxa"/>
+            </w:tcMar>
             <w:vAlign w:val="center"/>
           </w:tcPr>
           <w:p>
+            <w:pPr>
+              <w:spacing w:after="0"/>
+            </w:pPr>
             <w:r>
               <w:rPr>
                 <w:b/>
@@ -2391,12 +5682,24 @@
         </w:tc>
       </w:tr>
       <w:tr>
+        <w:trPr>
+          <w:cantSplit/>
+        </w:trPr>
         <w:tc>
           <w:tcPr>
-            <w:tcW w:type="dxa" w:w="2068"/>
-            <w:vAlign w:val="center"/>
+            <w:tcW w:type="dxa" w:w="1814"/>
+            <w:tcMar>
+              <w:top w:w="70" w:type="dxa"/>
+              <w:start w:w="80" w:type="dxa"/>
+              <w:bottom w:w="70" w:type="dxa"/>
+              <w:end w:w="80" w:type="dxa"/>
+            </w:tcMar>
+            <w:vAlign w:val="top"/>
           </w:tcPr>
           <w:p>
+            <w:pPr>
+              <w:spacing w:after="0" w:line="240" w:lineRule="auto"/>
+            </w:pPr>
             <w:r>
               <w:rPr>
                 <w:sz w:val="16"/>
@@ -2407,56 +5710,116 @@
         </w:tc>
         <w:tc>
           <w:tcPr>
-            <w:tcW w:type="dxa" w:w="2068"/>
-            <w:vAlign w:val="center"/>
+            <w:tcW w:type="dxa" w:w="1814"/>
+            <w:tcMar>
+              <w:top w:w="70" w:type="dxa"/>
+              <w:start w:w="80" w:type="dxa"/>
+              <w:bottom w:w="70" w:type="dxa"/>
+              <w:end w:w="80" w:type="dxa"/>
+            </w:tcMar>
+            <w:vAlign w:val="top"/>
           </w:tcPr>
           <w:p>
+            <w:pPr>
+              <w:spacing w:after="0" w:line="240" w:lineRule="auto"/>
+            </w:pPr>
             <w:r>
-              <w:t>1000</w:t>
+              <w:rPr>
+                <w:sz w:val="16"/>
+              </w:rPr>
+              <w:t>1,000</w:t>
             </w:r>
           </w:p>
         </w:tc>
         <w:tc>
           <w:tcPr>
-            <w:tcW w:type="dxa" w:w="2068"/>
-            <w:vAlign w:val="center"/>
+            <w:tcW w:type="dxa" w:w="1814"/>
+            <w:tcMar>
+              <w:top w:w="70" w:type="dxa"/>
+              <w:start w:w="80" w:type="dxa"/>
+              <w:bottom w:w="70" w:type="dxa"/>
+              <w:end w:w="80" w:type="dxa"/>
+            </w:tcMar>
+            <w:vAlign w:val="top"/>
           </w:tcPr>
           <w:p>
+            <w:pPr>
+              <w:spacing w:after="0" w:line="240" w:lineRule="auto"/>
+            </w:pPr>
             <w:r>
+              <w:rPr>
+                <w:sz w:val="16"/>
+              </w:rPr>
               <w:t>20</w:t>
             </w:r>
           </w:p>
         </w:tc>
         <w:tc>
           <w:tcPr>
-            <w:tcW w:type="dxa" w:w="2068"/>
-            <w:vAlign w:val="center"/>
+            <w:tcW w:type="dxa" w:w="1814"/>
+            <w:tcMar>
+              <w:top w:w="70" w:type="dxa"/>
+              <w:start w:w="80" w:type="dxa"/>
+              <w:bottom w:w="70" w:type="dxa"/>
+              <w:end w:w="80" w:type="dxa"/>
+            </w:tcMar>
+            <w:vAlign w:val="top"/>
           </w:tcPr>
           <w:p>
+            <w:pPr>
+              <w:spacing w:after="0" w:line="240" w:lineRule="auto"/>
+            </w:pPr>
             <w:r>
+              <w:rPr>
+                <w:sz w:val="16"/>
+              </w:rPr>
               <w:t>55.74</w:t>
             </w:r>
           </w:p>
         </w:tc>
         <w:tc>
           <w:tcPr>
-            <w:tcW w:type="dxa" w:w="2068"/>
-            <w:vAlign w:val="center"/>
+            <w:tcW w:type="dxa" w:w="1814"/>
+            <w:tcMar>
+              <w:top w:w="70" w:type="dxa"/>
+              <w:start w:w="80" w:type="dxa"/>
+              <w:bottom w:w="70" w:type="dxa"/>
+              <w:end w:w="80" w:type="dxa"/>
+            </w:tcMar>
+            <w:vAlign w:val="top"/>
           </w:tcPr>
           <w:p>
+            <w:pPr>
+              <w:spacing w:after="0" w:line="240" w:lineRule="auto"/>
+            </w:pPr>
             <w:r>
+              <w:rPr>
+                <w:sz w:val="16"/>
+              </w:rPr>
               <w:t>3.00</w:t>
             </w:r>
           </w:p>
         </w:tc>
       </w:tr>
       <w:tr>
+        <w:trPr>
+          <w:cantSplit/>
+        </w:trPr>
         <w:tc>
           <w:tcPr>
-            <w:tcW w:type="dxa" w:w="2068"/>
-            <w:vAlign w:val="center"/>
+            <w:tcW w:type="dxa" w:w="1814"/>
+            <w:tcMar>
+              <w:top w:w="70" w:type="dxa"/>
+              <w:start w:w="80" w:type="dxa"/>
+              <w:bottom w:w="70" w:type="dxa"/>
+              <w:end w:w="80" w:type="dxa"/>
+            </w:tcMar>
+            <w:vAlign w:val="top"/>
           </w:tcPr>
           <w:p>
+            <w:pPr>
+              <w:spacing w:after="0" w:line="240" w:lineRule="auto"/>
+            </w:pPr>
             <w:r>
               <w:rPr>
                 <w:sz w:val="16"/>
@@ -2467,56 +5830,116 @@
         </w:tc>
         <w:tc>
           <w:tcPr>
-            <w:tcW w:type="dxa" w:w="2068"/>
-            <w:vAlign w:val="center"/>
+            <w:tcW w:type="dxa" w:w="1814"/>
+            <w:tcMar>
+              <w:top w:w="70" w:type="dxa"/>
+              <w:start w:w="80" w:type="dxa"/>
+              <w:bottom w:w="70" w:type="dxa"/>
+              <w:end w:w="80" w:type="dxa"/>
+            </w:tcMar>
+            <w:vAlign w:val="top"/>
           </w:tcPr>
           <w:p>
+            <w:pPr>
+              <w:spacing w:after="0" w:line="240" w:lineRule="auto"/>
+            </w:pPr>
             <w:r>
-              <w:t>1000</w:t>
+              <w:rPr>
+                <w:sz w:val="16"/>
+              </w:rPr>
+              <w:t>1,000</w:t>
             </w:r>
           </w:p>
         </w:tc>
         <w:tc>
           <w:tcPr>
-            <w:tcW w:type="dxa" w:w="2068"/>
-            <w:vAlign w:val="center"/>
+            <w:tcW w:type="dxa" w:w="1814"/>
+            <w:tcMar>
+              <w:top w:w="70" w:type="dxa"/>
+              <w:start w:w="80" w:type="dxa"/>
+              <w:bottom w:w="70" w:type="dxa"/>
+              <w:end w:w="80" w:type="dxa"/>
+            </w:tcMar>
+            <w:vAlign w:val="top"/>
           </w:tcPr>
           <w:p>
+            <w:pPr>
+              <w:spacing w:after="0" w:line="240" w:lineRule="auto"/>
+            </w:pPr>
             <w:r>
+              <w:rPr>
+                <w:sz w:val="16"/>
+              </w:rPr>
               <w:t>20</w:t>
             </w:r>
           </w:p>
         </w:tc>
         <w:tc>
           <w:tcPr>
-            <w:tcW w:type="dxa" w:w="2068"/>
-            <w:vAlign w:val="center"/>
+            <w:tcW w:type="dxa" w:w="1814"/>
+            <w:tcMar>
+              <w:top w:w="70" w:type="dxa"/>
+              <w:start w:w="80" w:type="dxa"/>
+              <w:bottom w:w="70" w:type="dxa"/>
+              <w:end w:w="80" w:type="dxa"/>
+            </w:tcMar>
+            <w:vAlign w:val="top"/>
           </w:tcPr>
           <w:p>
+            <w:pPr>
+              <w:spacing w:after="0" w:line="240" w:lineRule="auto"/>
+            </w:pPr>
             <w:r>
+              <w:rPr>
+                <w:sz w:val="16"/>
+              </w:rPr>
               <w:t>57.59</w:t>
             </w:r>
           </w:p>
         </w:tc>
         <w:tc>
           <w:tcPr>
-            <w:tcW w:type="dxa" w:w="2068"/>
-            <w:vAlign w:val="center"/>
+            <w:tcW w:type="dxa" w:w="1814"/>
+            <w:tcMar>
+              <w:top w:w="70" w:type="dxa"/>
+              <w:start w:w="80" w:type="dxa"/>
+              <w:bottom w:w="70" w:type="dxa"/>
+              <w:end w:w="80" w:type="dxa"/>
+            </w:tcMar>
+            <w:vAlign w:val="top"/>
           </w:tcPr>
           <w:p>
+            <w:pPr>
+              <w:spacing w:after="0" w:line="240" w:lineRule="auto"/>
+            </w:pPr>
             <w:r>
+              <w:rPr>
+                <w:sz w:val="16"/>
+              </w:rPr>
               <w:t>7.24</w:t>
             </w:r>
           </w:p>
         </w:tc>
       </w:tr>
       <w:tr>
+        <w:trPr>
+          <w:cantSplit/>
+        </w:trPr>
         <w:tc>
           <w:tcPr>
-            <w:tcW w:type="dxa" w:w="2068"/>
-            <w:vAlign w:val="center"/>
+            <w:tcW w:type="dxa" w:w="1814"/>
+            <w:tcMar>
+              <w:top w:w="70" w:type="dxa"/>
+              <w:start w:w="80" w:type="dxa"/>
+              <w:bottom w:w="70" w:type="dxa"/>
+              <w:end w:w="80" w:type="dxa"/>
+            </w:tcMar>
+            <w:vAlign w:val="top"/>
           </w:tcPr>
           <w:p>
+            <w:pPr>
+              <w:spacing w:after="0" w:line="240" w:lineRule="auto"/>
+            </w:pPr>
             <w:r>
               <w:rPr>
                 <w:sz w:val="16"/>
@@ -2527,44 +5950,92 @@
         </w:tc>
         <w:tc>
           <w:tcPr>
-            <w:tcW w:type="dxa" w:w="2068"/>
-            <w:vAlign w:val="center"/>
+            <w:tcW w:type="dxa" w:w="1814"/>
+            <w:tcMar>
+              <w:top w:w="70" w:type="dxa"/>
+              <w:start w:w="80" w:type="dxa"/>
+              <w:bottom w:w="70" w:type="dxa"/>
+              <w:end w:w="80" w:type="dxa"/>
+            </w:tcMar>
+            <w:vAlign w:val="top"/>
           </w:tcPr>
           <w:p>
+            <w:pPr>
+              <w:spacing w:after="0" w:line="240" w:lineRule="auto"/>
+            </w:pPr>
             <w:r>
-              <w:t>1000</w:t>
+              <w:rPr>
+                <w:sz w:val="16"/>
+              </w:rPr>
+              <w:t>1,000</w:t>
             </w:r>
           </w:p>
         </w:tc>
         <w:tc>
           <w:tcPr>
-            <w:tcW w:type="dxa" w:w="2068"/>
-            <w:vAlign w:val="center"/>
+            <w:tcW w:type="dxa" w:w="1814"/>
+            <w:tcMar>
+              <w:top w:w="70" w:type="dxa"/>
+              <w:start w:w="80" w:type="dxa"/>
+              <w:bottom w:w="70" w:type="dxa"/>
+              <w:end w:w="80" w:type="dxa"/>
+            </w:tcMar>
+            <w:vAlign w:val="top"/>
           </w:tcPr>
           <w:p>
+            <w:pPr>
+              <w:spacing w:after="0" w:line="240" w:lineRule="auto"/>
+            </w:pPr>
             <w:r>
+              <w:rPr>
+                <w:sz w:val="16"/>
+              </w:rPr>
               <w:t>20</w:t>
             </w:r>
           </w:p>
         </w:tc>
         <w:tc>
           <w:tcPr>
-            <w:tcW w:type="dxa" w:w="2068"/>
-            <w:vAlign w:val="center"/>
+            <w:tcW w:type="dxa" w:w="1814"/>
+            <w:tcMar>
+              <w:top w:w="70" w:type="dxa"/>
+              <w:start w:w="80" w:type="dxa"/>
+              <w:bottom w:w="70" w:type="dxa"/>
+              <w:end w:w="80" w:type="dxa"/>
+            </w:tcMar>
+            <w:vAlign w:val="top"/>
           </w:tcPr>
           <w:p>
+            <w:pPr>
+              <w:spacing w:after="0" w:line="240" w:lineRule="auto"/>
+            </w:pPr>
             <w:r>
+              <w:rPr>
+                <w:sz w:val="16"/>
+              </w:rPr>
               <w:t>55.07</w:t>
             </w:r>
           </w:p>
         </w:tc>
         <w:tc>
           <w:tcPr>
-            <w:tcW w:type="dxa" w:w="2068"/>
-            <w:vAlign w:val="center"/>
+            <w:tcW w:type="dxa" w:w="1814"/>
+            <w:tcMar>
+              <w:top w:w="70" w:type="dxa"/>
+              <w:start w:w="80" w:type="dxa"/>
+              <w:bottom w:w="70" w:type="dxa"/>
+              <w:end w:w="80" w:type="dxa"/>
+            </w:tcMar>
+            <w:vAlign w:val="top"/>
           </w:tcPr>
           <w:p>
+            <w:pPr>
+              <w:spacing w:after="0" w:line="240" w:lineRule="auto"/>
+            </w:pPr>
             <w:r>
+              <w:rPr>
+                <w:sz w:val="16"/>
+              </w:rPr>
               <w:t>3.11</w:t>
             </w:r>
           </w:p>
@@ -2572,20 +6043,38 @@
       </w:tr>
     </w:tbl>
     <w:p>
+      <w:pPr>
+        <w:spacing w:after="20"/>
+      </w:pPr>
+    </w:p>
+    <w:p>
+      <w:pPr>
+        <w:pStyle w:val="Heading1"/>
+        <w:keepNext/>
+        <w:spacing w:before="240" w:after="80"/>
+      </w:pPr>
       <w:r>
-        <w:t>The three dispositions have similar governance-decision cost in this reference implementation because object-policy evaluation dominates the measured workload. This should not be interpreted as evidence that real-world human review or machine action has equivalent end-to-end latency.</w:t>
+        <w:t>D.7 Reproducibility</w:t>
       </w:r>
     </w:p>
     <w:p>
       <w:pPr>
-        <w:pStyle w:val="Heading1"/>
+        <w:spacing w:after="100" w:line="269" w:lineRule="auto"/>
       </w:pPr>
       <w:r>
-        <w:t>D.7 REPRODUCIBILITY</w:t>
+        <w:t>The public repository contains the fixtures and benchmark harness. Representative commands are:</w:t>
       </w:r>
     </w:p>
     <w:p>
+      <w:pPr>
+        <w:spacing w:after="140" w:line="240" w:lineRule="auto"/>
+        <w:ind w:left="283" w:right="283"/>
+      </w:pPr>
       <w:r>
+        <w:rPr>
+          <w:rFonts w:ascii="Liberation Mono" w:hAnsi="Liberation Mono"/>
+          <w:sz w:val="17"/>
+        </w:rPr>
         <w:t>python -m pip install -e .</w:t>
         <w:br/>
         <w:t>adgl validate examples/regulatory_product_claim_review/policy.yaml</w:t>
@@ -2604,20 +6093,63 @@
     <w:p>
       <w:pPr>
         <w:pStyle w:val="Heading1"/>
+        <w:keepNext/>
+        <w:spacing w:before="240" w:after="80"/>
       </w:pPr>
       <w:r>
-        <w:t>D.8 INTERPRETATION LIMITS</w:t>
+        <w:t>D.8 Interpretation and Validity Limits</w:t>
+      </w:r>
+    </w:p>
+    <w:p>
+      <w:pPr>
+        <w:spacing w:after="100" w:line="269" w:lineRule="auto"/>
+        <w:ind w:firstLine="312"/>
+      </w:pPr>
+      <w:r>
+        <w:t>The reference implementation demonstrates executability, regression behavior, and internal conformance against declared fixtures. It does not establish production safety, sectoral completeness, or independent interoperability. C15 uses a mini-interpreter distributed within the same research project and is therefore not third-party validation. The performance numbers are microbenchmarks of policy evaluation, not service-level objectives.</w:t>
+      </w:r>
+    </w:p>
+    <w:p>
+      <w:pPr>
+        <w:spacing w:after="100" w:line="269" w:lineRule="auto"/>
+        <w:ind w:firstLine="312"/>
+      </w:pPr>
+      <w:r>
+        <w:t>Production use would require authenticated identity and governance assertions, trusted policy distribution, durable and atomic quota consumption, secure secret management, persistent/tamper-evident audit, external enforcement of network/sandbox/region controls, robust connector boundaries, and transactional action execution. The reference in-process max_calls accounting is demonstrative rather than a distributed quota service.</w:t>
+      </w:r>
+    </w:p>
+    <w:p>
+      <w:pPr>
+        <w:spacing w:after="100" w:line="269" w:lineRule="auto"/>
+        <w:ind w:firstLine="312"/>
+      </w:pPr>
+      <w:r>
+        <w:t>The strongest next evaluation steps are an independent implementation, cross-implementation test vectors, live provider/tool integrations, adversarial tests for poisoned retrieval and prompt injection, identity and grant spoofing, policy replay/staleness, and action-execution failure, together with domain-specific evaluations of whether Profiles preserve the intended semantics.</w:t>
+      </w:r>
+    </w:p>
+    <w:p>
+      <w:pPr>
+        <w:pStyle w:val="Heading1"/>
+      </w:pPr>
+      <w:r>
+        <w:t>D.9 REVISED EVALUATION SCOPE</w:t>
       </w:r>
     </w:p>
     <w:p>
       <w:r>
-        <w:t>The reference implementation demonstrates executability and internal conformance, not production readiness. C15 uses an independent mini-interpreter bundled in the same research project; it is not third-party validation. Production deployment requires stronger identity, enforcement, persistence, policy distribution, tamper resistance, observability, and security engineering. Analysis/consequence semantics, stage-qualified transformations, and pipeline-native model routing remain working-draft or future work.</w:t>
+        <w:t>The public Toolkit 0.5.3 reports 20 software tests, 25 published normative checks (C01-C25), and 11 candidate execution-integrity checks (C26-C36). All were reproduced in the reviewed package. The GitHub release materials also report successful execution of all eight cases in the public Hugging Face Space. These results demonstrate executable producer-authored fixtures and reproducible internal consistency, not independent semantic validation or production effectiveness.</w:t>
+      </w:r>
+    </w:p>
+    <w:p>
+      <w:r>
+        <w:t>The unpublished proprietary KEE 0.4 MVP was reviewed as a second producer-authored artifact environment. Its 28 tests and embedded Toolkit 0.5.0 baseline’s 25 checks were reproduced. KEE’s adversarial development supplied negative cases that motivated C26-C36. KEE is not public reproducibility evidence, an independent implementation, or the normative definition of ADGL.</w:t>
       </w:r>
     </w:p>
     <w:sectPr>
-      <w:footerReference w:type="default" r:id="rId11"/>
-      <w:pgSz w:w="12240" w:h="15840"/>
-      <w:pgMar w:top="893" w:right="950" w:bottom="893" w:left="950" w:header="720" w:footer="720" w:gutter="0"/>
+      <w:headerReference w:type="default" r:id="rId9"/>
+      <w:footerReference w:type="default" r:id="rId10"/>
+      <w:pgSz w:w="11906" w:h="16838"/>
+      <w:pgMar w:top="1162" w:right="1219" w:bottom="1049" w:left="1219" w:header="454" w:footer="425" w:gutter="0"/>
       <w:cols w:space="720"/>
       <w:docGrid w:linePitch="360"/>
     </w:sectPr>
@@ -2630,17 +6162,38 @@
   <w:p>
     <w:pPr>
       <w:pStyle w:val="Footer"/>
+      <w:jc w:val="right"/>
+    </w:pPr>
+    <w:r>
+      <w:rPr>
+        <w:rFonts w:ascii="Arial" w:hAnsi="Arial"/>
+        <w:color w:val="5A5A5A"/>
+        <w:sz w:val="16"/>
+      </w:rPr>
+      <w:t xml:space="preserve">GBSN Research | Research Release 0.4.3 | </w:t>
+    </w:r>
+    <w:r/>
+  </w:p>
+</w:ftr>
+</file>
+
+<file path=word/header1.xml><?xml version="1.0" encoding="utf-8"?>
+<w:hdr xmlns:m="http://schemas.openxmlformats.org/officeDocument/2006/math" xmlns:mc="http://schemas.openxmlformats.org/markup-compatibility/2006" xmlns:mo="http://schemas.microsoft.com/office/mac/office/2008/main" xmlns:mv="urn:schemas-microsoft-com:mac:vml" xmlns:o="urn:schemas-microsoft-com:office:office" xmlns:r="http://schemas.openxmlformats.org/officeDocument/2006/relationships" xmlns:v="urn:schemas-microsoft-com:vml" xmlns:w10="urn:schemas-microsoft-com:office:word" xmlns:w14="http://schemas.microsoft.com/office/word/2010/wordml" xmlns:w="http://schemas.openxmlformats.org/wordprocessingml/2006/main" xmlns:wne="http://schemas.microsoft.com/office/word/2006/wordml" xmlns:wp14="http://schemas.microsoft.com/office/word/2010/wordprocessingDrawing" xmlns:wp="http://schemas.openxmlformats.org/drawingml/2006/wordprocessingDrawing" xmlns:wpc="http://schemas.microsoft.com/office/word/2010/wordprocessingCanvas" xmlns:wpg="http://schemas.microsoft.com/office/word/2010/wordprocessingGroup" xmlns:wpi="http://schemas.microsoft.com/office/word/2010/wordprocessingInk" xmlns:wps="http://schemas.microsoft.com/office/word/2010/wordprocessingShape" mc:Ignorable="w14 wp14">
+  <w:p>
+    <w:pPr>
+      <w:pStyle w:val="Header"/>
       <w:jc w:val="center"/>
     </w:pPr>
     <w:r>
       <w:rPr>
-        <w:rFonts w:ascii="Times New Roman" w:hAnsi="Times New Roman"/>
+        <w:rFonts w:ascii="Arial" w:hAnsi="Arial"/>
+        <w:color w:val="5A5A5A"/>
         <w:sz w:val="16"/>
       </w:rPr>
-      <w:t>ADGL Appendix D | Reference Toolkit 0.5.0 | GBSN Research</w:t>
+      <w:t>ADGL Appendix D - Academic Preprint v1.1</w:t>
     </w:r>
   </w:p>
-</w:ftr>
+</w:hdr>
 </file>
 
 <file path=word/numbering.xml><?xml version="1.0" encoding="utf-8"?>
@@ -3007,8 +6560,8 @@
     <w:qFormat/>
     <w:rsid w:val="00FC693F"/>
     <w:rPr>
-      <w:rFonts w:ascii="Times New Roman" w:hAnsi="Times New Roman"/>
-      <w:sz w:val="19"/>
+      <w:rFonts w:ascii="Times New Roman" w:hAnsi="Times New Roman" w:eastAsia="Times New Roman"/>
+      <w:sz w:val="21"/>
     </w:rPr>
   </w:style>
   <w:style w:type="paragraph" w:styleId="Header">
@@ -3070,11 +6623,11 @@
       <w:outlineLvl w:val="0"/>
     </w:pPr>
     <w:rPr>
-      <w:rFonts w:asciiTheme="majorHAnsi" w:eastAsiaTheme="majorEastAsia" w:hAnsiTheme="majorHAnsi" w:cstheme="majorBidi" w:ascii="Times New Roman" w:hAnsi="Times New Roman"/>
+      <w:rFonts w:asciiTheme="majorHAnsi" w:eastAsiaTheme="majorEastAsia" w:hAnsiTheme="majorHAnsi" w:cstheme="majorBidi" w:ascii="Arial" w:hAnsi="Arial" w:eastAsia="Arial"/>
       <w:b/>
       <w:bCs/>
-      <w:color w:val="365F91" w:themeColor="accent1" w:themeShade="BF"/>
-      <w:sz w:val="22"/>
+      <w:color w:val="000000"/>
+      <w:sz w:val="27"/>
       <w:szCs w:val="28"/>
     </w:rPr>
   </w:style>
@@ -3094,11 +6647,11 @@
       <w:outlineLvl w:val="1"/>
     </w:pPr>
     <w:rPr>
-      <w:rFonts w:asciiTheme="majorHAnsi" w:eastAsiaTheme="majorEastAsia" w:hAnsiTheme="majorHAnsi" w:cstheme="majorBidi" w:ascii="Times New Roman" w:hAnsi="Times New Roman"/>
+      <w:rFonts w:asciiTheme="majorHAnsi" w:eastAsiaTheme="majorEastAsia" w:hAnsiTheme="majorHAnsi" w:cstheme="majorBidi" w:ascii="Arial" w:hAnsi="Arial" w:eastAsia="Arial"/>
       <w:b/>
       <w:bCs/>
-      <w:color w:val="4F81BD" w:themeColor="accent1"/>
-      <w:sz w:val="20"/>
+      <w:color w:val="000000"/>
+      <w:sz w:val="23"/>
       <w:szCs w:val="26"/>
     </w:rPr>
   </w:style>
@@ -3118,11 +6671,11 @@
       <w:outlineLvl w:val="2"/>
     </w:pPr>
     <w:rPr>
-      <w:rFonts w:asciiTheme="majorHAnsi" w:eastAsiaTheme="majorEastAsia" w:hAnsiTheme="majorHAnsi" w:cstheme="majorBidi" w:ascii="Times New Roman" w:hAnsi="Times New Roman"/>
+      <w:rFonts w:asciiTheme="majorHAnsi" w:eastAsiaTheme="majorEastAsia" w:hAnsiTheme="majorHAnsi" w:cstheme="majorBidi" w:ascii="Arial" w:hAnsi="Arial" w:eastAsia="Arial"/>
       <w:b/>
       <w:bCs/>
-      <w:color w:val="4F81BD" w:themeColor="accent1"/>
-      <w:sz w:val="19"/>
+      <w:color w:val="000000"/>
+      <w:sz w:val="21"/>
     </w:rPr>
   </w:style>
   <w:style w:type="paragraph" w:styleId="Heading4">
@@ -3360,12 +6913,11 @@
       <w:contextualSpacing/>
     </w:pPr>
     <w:rPr>
-      <w:rFonts w:asciiTheme="majorHAnsi" w:eastAsiaTheme="majorEastAsia" w:hAnsiTheme="majorHAnsi" w:cstheme="majorBidi" w:ascii="Times New Roman" w:hAnsi="Times New Roman"/>
-      <w:b/>
+      <w:rFonts w:asciiTheme="majorHAnsi" w:eastAsiaTheme="majorEastAsia" w:hAnsiTheme="majorHAnsi" w:cstheme="majorBidi"/>
       <w:color w:val="17365D" w:themeColor="text2" w:themeShade="BF"/>
       <w:spacing w:val="5"/>
       <w:kern w:val="28"/>
-      <w:sz w:val="36"/>
+      <w:sz w:val="52"/>
       <w:szCs w:val="52"/>
     </w:rPr>
   </w:style>
